--- a/memoria_p1.docx
+++ b/memoria_p1.docx
@@ -4,7 +4,7 @@
   <w:body>
     <w:p>
       <w:pPr>
-        <w:pStyle w:val="672"/>
+        <w:pStyle w:val="897"/>
         <w:pBdr/>
         <w:spacing/>
         <w:ind/>
@@ -16,9 +16,6 @@
           <w:szCs w:val="24"/>
         </w:rPr>
       </w:pPr>
-      <w:r/>
-      <w:r/>
-      <w:r/>
       <w:r>
         <w:rPr>
           <w:rFonts w:ascii="Adwaita Sans" w:hAnsi="Adwaita Sans"/>
@@ -38,10 +35,19 @@
           <w:szCs w:val="24"/>
         </w:rPr>
       </w:r>
+      <w:r>
+        <w:rPr>
+          <w:rFonts w:ascii="Adwaita Sans" w:hAnsi="Adwaita Sans"/>
+          <w:b w:val="0"/>
+          <w:bCs w:val="0"/>
+          <w:sz w:val="24"/>
+          <w:szCs w:val="24"/>
+        </w:rPr>
+      </w:r>
     </w:p>
     <w:p>
       <w:pPr>
-        <w:pStyle w:val="668"/>
+        <w:pStyle w:val="893"/>
         <w:pBdr/>
         <w:spacing/>
         <w:ind/>
@@ -153,16 +159,6 @@
           <w:szCs w:val="24"/>
         </w:rPr>
       </w:r>
-      <w:r/>
-      <w:r>
-        <w:rPr>
-          <w:rFonts w:ascii="Adwaita Sans" w:hAnsi="Adwaita Sans"/>
-          <w:b w:val="0"/>
-          <w:bCs w:val="0"/>
-          <w:sz w:val="24"/>
-          <w:szCs w:val="24"/>
-        </w:rPr>
-      </w:r>
       <w:r>
         <w:rPr>
           <w:rFonts w:ascii="Adwaita Sans" w:hAnsi="Adwaita Sans"/>
@@ -175,7 +171,7 @@
     </w:p>
     <w:p>
       <w:pPr>
-        <w:pStyle w:val="668"/>
+        <w:pStyle w:val="893"/>
         <w:pBdr/>
         <w:spacing/>
         <w:ind/>
@@ -187,7 +183,6 @@
           <w:szCs w:val="24"/>
         </w:rPr>
       </w:pPr>
-      <w:r/>
       <w:r>
         <w:rPr>
           <w:rFonts w:ascii="Adwaita Sans" w:hAnsi="Adwaita Sans"/>
@@ -287,7 +282,6 @@
           <w:bCs w:val="0"/>
           <w:sz w:val="24"/>
           <w:szCs w:val="24"/>
-          <w:vertAlign w:val="superscript"/>
         </w:rPr>
       </w:r>
       <w:r>
@@ -302,7 +296,7 @@
     </w:p>
     <w:p>
       <w:pPr>
-        <w:pStyle w:val="668"/>
+        <w:pStyle w:val="893"/>
         <w:pBdr/>
         <w:spacing/>
         <w:ind/>
@@ -323,7 +317,6 @@
           <w:szCs w:val="24"/>
         </w:rPr>
       </w:r>
-      <w:r/>
       <w:r>
         <w:rPr>
           <w:rFonts w:ascii="Adwaita Sans" w:hAnsi="Adwaita Sans"/>
@@ -345,7 +338,7 @@
     </w:p>
     <w:p>
       <w:pPr>
-        <w:pStyle w:val="668"/>
+        <w:pStyle w:val="893"/>
         <w:pBdr/>
         <w:spacing/>
         <w:ind/>
@@ -357,6 +350,15 @@
           <w:szCs w:val="24"/>
         </w:rPr>
       </w:pPr>
+      <w:r>
+        <w:rPr>
+          <w:rFonts w:ascii="Adwaita Sans" w:hAnsi="Adwaita Sans"/>
+          <w:b w:val="0"/>
+          <w:bCs w:val="0"/>
+          <w:sz w:val="24"/>
+          <w:szCs w:val="24"/>
+        </w:rPr>
+      </w:r>
       <w:r>
         <w:rPr>
           <w:rFonts w:ascii="Adwaita Sans" w:hAnsi="Adwaita Sans"/>
@@ -378,7 +380,7 @@
     </w:p>
     <w:p>
       <w:pPr>
-        <w:pStyle w:val="668"/>
+        <w:pStyle w:val="893"/>
         <w:pBdr/>
         <w:spacing/>
         <w:ind/>
@@ -390,6 +392,15 @@
           <w:szCs w:val="24"/>
         </w:rPr>
       </w:pPr>
+      <w:r>
+        <w:rPr>
+          <w:rFonts w:ascii="Adwaita Sans" w:hAnsi="Adwaita Sans"/>
+          <w:b w:val="0"/>
+          <w:bCs w:val="0"/>
+          <w:sz w:val="24"/>
+          <w:szCs w:val="24"/>
+        </w:rPr>
+      </w:r>
       <w:r>
         <w:rPr>
           <w:rFonts w:ascii="Adwaita Sans" w:hAnsi="Adwaita Sans"/>
@@ -411,7 +422,7 @@
     </w:p>
     <w:p>
       <w:pPr>
-        <w:pStyle w:val="668"/>
+        <w:pStyle w:val="893"/>
         <w:pBdr/>
         <w:spacing/>
         <w:ind/>
@@ -514,10 +525,19 @@
           <w:szCs w:val="24"/>
         </w:rPr>
       </w:r>
+      <w:r>
+        <w:rPr>
+          <w:rFonts w:ascii="Adwaita Sans" w:hAnsi="Adwaita Sans"/>
+          <w:b w:val="0"/>
+          <w:bCs w:val="0"/>
+          <w:sz w:val="24"/>
+          <w:szCs w:val="24"/>
+        </w:rPr>
+      </w:r>
     </w:p>
     <w:p>
       <w:pPr>
-        <w:pStyle w:val="668"/>
+        <w:pStyle w:val="893"/>
         <w:pBdr/>
         <w:spacing/>
         <w:ind/>
@@ -620,13 +640,7 @@
           <w:szCs w:val="24"/>
         </w:rPr>
       </w:r>
-    </w:p>
-    <w:p>
-      <w:pPr>
-        <w:pStyle w:val="668"/>
-        <w:pBdr/>
-        <w:spacing/>
-        <w:ind/>
+      <w:r>
         <w:rPr>
           <w:rFonts w:ascii="Adwaita Sans" w:hAnsi="Adwaita Sans"/>
           <w:b w:val="0"/>
@@ -634,7 +648,31 @@
           <w:sz w:val="24"/>
           <w:szCs w:val="24"/>
         </w:rPr>
-      </w:pPr>
+      </w:r>
+    </w:p>
+    <w:p>
+      <w:pPr>
+        <w:pStyle w:val="893"/>
+        <w:pBdr/>
+        <w:spacing/>
+        <w:ind/>
+        <w:rPr>
+          <w:rFonts w:ascii="Adwaita Sans" w:hAnsi="Adwaita Sans"/>
+          <w:b w:val="0"/>
+          <w:bCs w:val="0"/>
+          <w:sz w:val="24"/>
+          <w:szCs w:val="24"/>
+        </w:rPr>
+      </w:pPr>
+      <w:r>
+        <w:rPr>
+          <w:rFonts w:ascii="Adwaita Sans" w:hAnsi="Adwaita Sans"/>
+          <w:b w:val="0"/>
+          <w:bCs w:val="0"/>
+          <w:sz w:val="24"/>
+          <w:szCs w:val="24"/>
+        </w:rPr>
+      </w:r>
       <w:r>
         <w:rPr>
           <w:rFonts w:ascii="Adwaita Sans" w:hAnsi="Adwaita Sans"/>
@@ -656,7 +694,7 @@
     </w:p>
     <w:p>
       <w:pPr>
-        <w:pStyle w:val="668"/>
+        <w:pStyle w:val="893"/>
         <w:pBdr/>
         <w:spacing/>
         <w:ind/>
@@ -668,6 +706,15 @@
           <w:szCs w:val="24"/>
         </w:rPr>
       </w:pPr>
+      <w:r>
+        <w:rPr>
+          <w:rFonts w:ascii="Adwaita Sans" w:hAnsi="Adwaita Sans"/>
+          <w:b w:val="0"/>
+          <w:bCs w:val="0"/>
+          <w:sz w:val="24"/>
+          <w:szCs w:val="24"/>
+        </w:rPr>
+      </w:r>
       <w:r>
         <w:rPr>
           <w:rFonts w:ascii="Adwaita Sans" w:hAnsi="Adwaita Sans"/>
@@ -689,7 +736,7 @@
     </w:p>
     <w:p>
       <w:pPr>
-        <w:pStyle w:val="668"/>
+        <w:pStyle w:val="893"/>
         <w:pBdr/>
         <w:spacing/>
         <w:ind/>
@@ -701,6 +748,15 @@
           <w:szCs w:val="24"/>
         </w:rPr>
       </w:pPr>
+      <w:r>
+        <w:rPr>
+          <w:rFonts w:ascii="Adwaita Sans" w:hAnsi="Adwaita Sans"/>
+          <w:b w:val="0"/>
+          <w:bCs w:val="0"/>
+          <w:sz w:val="24"/>
+          <w:szCs w:val="24"/>
+        </w:rPr>
+      </w:r>
       <w:r>
         <w:rPr>
           <w:rFonts w:ascii="Adwaita Sans" w:hAnsi="Adwaita Sans"/>
@@ -722,7 +778,7 @@
     </w:p>
     <w:p>
       <w:pPr>
-        <w:pStyle w:val="668"/>
+        <w:pStyle w:val="893"/>
         <w:pBdr/>
         <w:spacing/>
         <w:ind/>
@@ -734,6 +790,15 @@
           <w:szCs w:val="24"/>
         </w:rPr>
       </w:pPr>
+      <w:r>
+        <w:rPr>
+          <w:rFonts w:ascii="Adwaita Sans" w:hAnsi="Adwaita Sans"/>
+          <w:b w:val="0"/>
+          <w:bCs w:val="0"/>
+          <w:sz w:val="24"/>
+          <w:szCs w:val="24"/>
+        </w:rPr>
+      </w:r>
       <w:r>
         <w:rPr>
           <w:rFonts w:ascii="Adwaita Sans" w:hAnsi="Adwaita Sans"/>
@@ -755,7 +820,7 @@
     </w:p>
     <w:p>
       <w:pPr>
-        <w:pStyle w:val="668"/>
+        <w:pStyle w:val="893"/>
         <w:pBdr/>
         <w:spacing/>
         <w:ind/>
@@ -767,6 +832,15 @@
           <w:szCs w:val="24"/>
         </w:rPr>
       </w:pPr>
+      <w:r>
+        <w:rPr>
+          <w:rFonts w:ascii="Adwaita Sans" w:hAnsi="Adwaita Sans"/>
+          <w:b w:val="0"/>
+          <w:bCs w:val="0"/>
+          <w:sz w:val="24"/>
+          <w:szCs w:val="24"/>
+        </w:rPr>
+      </w:r>
       <w:r>
         <w:rPr>
           <w:rFonts w:ascii="Adwaita Sans" w:hAnsi="Adwaita Sans"/>
@@ -788,7 +862,7 @@
     </w:p>
     <w:p>
       <w:pPr>
-        <w:pStyle w:val="668"/>
+        <w:pStyle w:val="893"/>
         <w:pBdr/>
         <w:spacing/>
         <w:ind/>
@@ -800,6 +874,15 @@
           <w:szCs w:val="24"/>
         </w:rPr>
       </w:pPr>
+      <w:r>
+        <w:rPr>
+          <w:rFonts w:ascii="Adwaita Sans" w:hAnsi="Adwaita Sans"/>
+          <w:b w:val="0"/>
+          <w:bCs w:val="0"/>
+          <w:sz w:val="24"/>
+          <w:szCs w:val="24"/>
+        </w:rPr>
+      </w:r>
       <w:r>
         <w:rPr>
           <w:rFonts w:ascii="Adwaita Sans" w:hAnsi="Adwaita Sans"/>
@@ -821,7 +904,7 @@
     </w:p>
     <w:p>
       <w:pPr>
-        <w:pStyle w:val="668"/>
+        <w:pStyle w:val="893"/>
         <w:pBdr/>
         <w:spacing/>
         <w:ind/>
@@ -833,6 +916,15 @@
           <w:szCs w:val="24"/>
         </w:rPr>
       </w:pPr>
+      <w:r>
+        <w:rPr>
+          <w:rFonts w:ascii="Adwaita Sans" w:hAnsi="Adwaita Sans"/>
+          <w:b w:val="0"/>
+          <w:bCs w:val="0"/>
+          <w:sz w:val="24"/>
+          <w:szCs w:val="24"/>
+        </w:rPr>
+      </w:r>
       <w:r>
         <w:rPr>
           <w:rFonts w:ascii="Adwaita Sans" w:hAnsi="Adwaita Sans"/>
@@ -854,7 +946,7 @@
     </w:p>
     <w:p>
       <w:pPr>
-        <w:pStyle w:val="668"/>
+        <w:pStyle w:val="893"/>
         <w:pBdr/>
         <w:spacing/>
         <w:ind/>
@@ -866,6 +958,15 @@
           <w:szCs w:val="24"/>
         </w:rPr>
       </w:pPr>
+      <w:r>
+        <w:rPr>
+          <w:rFonts w:ascii="Adwaita Sans" w:hAnsi="Adwaita Sans"/>
+          <w:b w:val="0"/>
+          <w:bCs w:val="0"/>
+          <w:sz w:val="24"/>
+          <w:szCs w:val="24"/>
+        </w:rPr>
+      </w:r>
       <w:r>
         <w:rPr>
           <w:rFonts w:ascii="Adwaita Sans" w:hAnsi="Adwaita Sans"/>
@@ -887,7 +988,7 @@
     </w:p>
     <w:p>
       <w:pPr>
-        <w:pStyle w:val="668"/>
+        <w:pStyle w:val="893"/>
         <w:pBdr/>
         <w:spacing/>
         <w:ind/>
@@ -899,6 +1000,15 @@
           <w:szCs w:val="24"/>
         </w:rPr>
       </w:pPr>
+      <w:r>
+        <w:rPr>
+          <w:rFonts w:ascii="Adwaita Sans" w:hAnsi="Adwaita Sans"/>
+          <w:b w:val="0"/>
+          <w:bCs w:val="0"/>
+          <w:sz w:val="24"/>
+          <w:szCs w:val="24"/>
+        </w:rPr>
+      </w:r>
       <w:r>
         <w:rPr>
           <w:rFonts w:ascii="Adwaita Sans" w:hAnsi="Adwaita Sans"/>
@@ -920,7 +1030,7 @@
     </w:p>
     <w:p>
       <w:pPr>
-        <w:pStyle w:val="668"/>
+        <w:pStyle w:val="893"/>
         <w:pBdr/>
         <w:spacing/>
         <w:ind/>
@@ -932,6 +1042,15 @@
           <w:szCs w:val="24"/>
         </w:rPr>
       </w:pPr>
+      <w:r>
+        <w:rPr>
+          <w:rFonts w:ascii="Adwaita Sans" w:hAnsi="Adwaita Sans"/>
+          <w:b w:val="0"/>
+          <w:bCs w:val="0"/>
+          <w:sz w:val="24"/>
+          <w:szCs w:val="24"/>
+        </w:rPr>
+      </w:r>
       <w:r>
         <w:rPr>
           <w:rFonts w:ascii="Adwaita Sans" w:hAnsi="Adwaita Sans"/>
@@ -953,7 +1072,7 @@
     </w:p>
     <w:p>
       <w:pPr>
-        <w:pStyle w:val="668"/>
+        <w:pStyle w:val="893"/>
         <w:pBdr/>
         <w:spacing/>
         <w:ind/>
@@ -1065,28 +1184,10 @@
           <w:szCs w:val="24"/>
         </w:rPr>
       </w:r>
-      <w:r>
-        <w:rPr>
-          <w:rFonts w:ascii="Adwaita Sans" w:hAnsi="Adwaita Sans"/>
-          <w:b w:val="0"/>
-          <w:bCs w:val="0"/>
-          <w:sz w:val="24"/>
-          <w:szCs w:val="24"/>
-        </w:rPr>
-      </w:r>
-      <w:r>
-        <w:rPr>
-          <w:rFonts w:ascii="Adwaita Sans" w:hAnsi="Adwaita Sans"/>
-          <w:b w:val="0"/>
-          <w:bCs w:val="0"/>
-          <w:sz w:val="24"/>
-          <w:szCs w:val="24"/>
-        </w:rPr>
-      </w:r>
     </w:p>
     <w:p>
       <w:pPr>
-        <w:pStyle w:val="668"/>
+        <w:pStyle w:val="893"/>
         <w:pBdr/>
         <w:spacing/>
         <w:ind/>
@@ -1207,95 +1308,7 @@
     </w:p>
     <w:p>
       <w:pPr>
-        <w:pStyle w:val="668"/>
-        <w:pBdr/>
-        <w:spacing/>
-        <w:ind/>
-        <w:rPr>
-          <w:rFonts w:ascii="Adwaita Sans" w:hAnsi="Adwaita Sans"/>
-          <w:b w:val="0"/>
-          <w:bCs w:val="0"/>
-          <w:sz w:val="24"/>
-          <w:szCs w:val="24"/>
-        </w:rPr>
-      </w:pPr>
-      <w:r>
-        <w:rPr>
-          <w:rFonts w:ascii="Adwaita Sans" w:hAnsi="Adwaita Sans"/>
-          <w:b w:val="0"/>
-          <w:bCs w:val="0"/>
-          <w:sz w:val="24"/>
-          <w:szCs w:val="24"/>
-        </w:rPr>
-      </w:r>
-      <w:r/>
-      <w:r>
-        <w:rPr>
-          <w:rFonts w:ascii="Adwaita Sans" w:hAnsi="Adwaita Sans"/>
-          <w:b w:val="0"/>
-          <w:bCs w:val="0"/>
-          <w:sz w:val="24"/>
-          <w:szCs w:val="24"/>
-        </w:rPr>
-      </w:r>
-      <w:r>
-        <w:rPr>
-          <w:rFonts w:ascii="Adwaita Sans" w:hAnsi="Adwaita Sans"/>
-          <w:b w:val="0"/>
-          <w:bCs w:val="0"/>
-          <w:sz w:val="24"/>
-          <w:szCs w:val="24"/>
-        </w:rPr>
-      </w:r>
-    </w:p>
-    <w:p>
-      <w:pPr>
-        <w:pStyle w:val="668"/>
-        <w:pBdr/>
-        <w:spacing/>
-        <w:ind/>
-        <w:rPr>
-          <w:rFonts w:ascii="Adwaita Sans" w:hAnsi="Adwaita Sans"/>
-          <w:b w:val="0"/>
-          <w:bCs w:val="0"/>
-          <w:sz w:val="24"/>
-          <w:szCs w:val="24"/>
-        </w:rPr>
-      </w:pPr>
-      <w:r>
-        <w:rPr>
-          <w:rFonts w:ascii="Adwaita Sans" w:hAnsi="Adwaita Sans"/>
-          <w:b w:val="0"/>
-          <w:bCs w:val="0"/>
-          <w:sz w:val="24"/>
-          <w:szCs w:val="24"/>
-        </w:rPr>
-      </w:r>
-      <w:r/>
-      <w:r/>
-      <w:r/>
-      <w:r>
-        <w:rPr>
-          <w:rFonts w:ascii="Adwaita Sans" w:hAnsi="Adwaita Sans"/>
-          <w:b w:val="0"/>
-          <w:bCs w:val="0"/>
-          <w:sz w:val="24"/>
-          <w:szCs w:val="24"/>
-        </w:rPr>
-      </w:r>
-      <w:r>
-        <w:rPr>
-          <w:rFonts w:ascii="Adwaita Sans" w:hAnsi="Adwaita Sans"/>
-          <w:b w:val="0"/>
-          <w:bCs w:val="0"/>
-          <w:sz w:val="24"/>
-          <w:szCs w:val="24"/>
-        </w:rPr>
-      </w:r>
-    </w:p>
-    <w:p>
-      <w:pPr>
-        <w:pStyle w:val="668"/>
+        <w:pStyle w:val="893"/>
         <w:pBdr/>
         <w:spacing/>
         <w:ind/>
@@ -1337,7 +1350,7 @@
     </w:p>
     <w:p>
       <w:pPr>
-        <w:pStyle w:val="668"/>
+        <w:pStyle w:val="893"/>
         <w:pBdr/>
         <w:spacing/>
         <w:ind/>
@@ -1379,7 +1392,7 @@
     </w:p>
     <w:p>
       <w:pPr>
-        <w:pStyle w:val="668"/>
+        <w:pStyle w:val="893"/>
         <w:pBdr/>
         <w:spacing/>
         <w:ind/>
@@ -1391,16 +1404,6 @@
           <w:szCs w:val="24"/>
         </w:rPr>
       </w:pPr>
-      <w:r>
-        <w:rPr>
-          <w:rFonts w:ascii="Adwaita Sans" w:hAnsi="Adwaita Sans"/>
-          <w:b w:val="0"/>
-          <w:bCs w:val="0"/>
-          <w:sz w:val="24"/>
-          <w:szCs w:val="24"/>
-        </w:rPr>
-      </w:r>
-      <w:r/>
       <w:r>
         <w:rPr>
           <w:rFonts w:ascii="Adwaita Sans" w:hAnsi="Adwaita Sans"/>
@@ -1431,7 +1434,7 @@
     </w:p>
     <w:p>
       <w:pPr>
-        <w:pStyle w:val="668"/>
+        <w:pStyle w:val="893"/>
         <w:pBdr/>
         <w:spacing/>
         <w:ind/>
@@ -1443,63 +1446,6 @@
           <w:szCs w:val="24"/>
         </w:rPr>
       </w:pPr>
-      <w:r>
-        <w:rPr>
-          <w:rFonts w:ascii="Adwaita Sans" w:hAnsi="Adwaita Sans"/>
-          <w:b w:val="0"/>
-          <w:bCs w:val="0"/>
-          <w:sz w:val="24"/>
-          <w:szCs w:val="24"/>
-        </w:rPr>
-      </w:r>
-      <w:r/>
-      <w:r>
-        <w:rPr>
-          <w:rFonts w:ascii="Adwaita Sans" w:hAnsi="Adwaita Sans"/>
-          <w:b w:val="0"/>
-          <w:bCs w:val="0"/>
-          <w:sz w:val="24"/>
-          <w:szCs w:val="24"/>
-        </w:rPr>
-      </w:r>
-      <w:r/>
-      <w:r>
-        <w:rPr>
-          <w:rFonts w:ascii="Adwaita Sans" w:hAnsi="Adwaita Sans"/>
-          <w:b w:val="0"/>
-          <w:bCs w:val="0"/>
-          <w:sz w:val="24"/>
-          <w:szCs w:val="24"/>
-        </w:rPr>
-      </w:r>
-      <w:r/>
-      <w:r>
-        <w:rPr>
-          <w:rFonts w:ascii="Adwaita Sans" w:hAnsi="Adwaita Sans"/>
-          <w:b w:val="0"/>
-          <w:bCs w:val="0"/>
-          <w:sz w:val="24"/>
-          <w:szCs w:val="24"/>
-        </w:rPr>
-      </w:r>
-      <w:r>
-        <w:rPr>
-          <w:rFonts w:ascii="Adwaita Sans" w:hAnsi="Adwaita Sans"/>
-          <w:b w:val="0"/>
-          <w:bCs w:val="0"/>
-          <w:sz w:val="24"/>
-          <w:szCs w:val="24"/>
-        </w:rPr>
-      </w:r>
-      <w:r>
-        <w:rPr>
-          <w:rFonts w:ascii="Adwaita Sans" w:hAnsi="Adwaita Sans"/>
-          <w:b w:val="0"/>
-          <w:bCs w:val="0"/>
-          <w:sz w:val="24"/>
-          <w:szCs w:val="24"/>
-        </w:rPr>
-      </w:r>
       <w:r>
         <w:rPr>
           <w:rFonts w:ascii="Adwaita Sans" w:hAnsi="Adwaita Sans"/>
@@ -1530,7 +1476,7 @@
     </w:p>
     <w:p>
       <w:pPr>
-        <w:pStyle w:val="668"/>
+        <w:pStyle w:val="893"/>
         <w:pBdr/>
         <w:spacing/>
         <w:ind/>
@@ -1572,7 +1518,7 @@
     </w:p>
     <w:p>
       <w:pPr>
-        <w:pStyle w:val="668"/>
+        <w:pStyle w:val="893"/>
         <w:pBdr/>
         <w:spacing/>
         <w:ind/>
@@ -1582,6 +1528,86 @@
           <w:bCs w:val="0"/>
           <w:sz w:val="24"/>
           <w:szCs w:val="24"/>
+        </w:rPr>
+      </w:pPr>
+      <w:r>
+        <w:rPr>
+          <w:rFonts w:ascii="Adwaita Sans" w:hAnsi="Adwaita Sans"/>
+          <w:b w:val="0"/>
+          <w:bCs w:val="0"/>
+          <w:sz w:val="24"/>
+          <w:szCs w:val="24"/>
+        </w:rPr>
+      </w:r>
+      <w:r>
+        <w:rPr>
+          <w:rFonts w:ascii="Adwaita Sans" w:hAnsi="Adwaita Sans"/>
+          <w:b w:val="0"/>
+          <w:bCs w:val="0"/>
+          <w:sz w:val="24"/>
+          <w:szCs w:val="24"/>
+        </w:rPr>
+      </w:r>
+      <w:r>
+        <w:rPr>
+          <w:rFonts w:ascii="Adwaita Sans" w:hAnsi="Adwaita Sans"/>
+          <w:b w:val="0"/>
+          <w:bCs w:val="0"/>
+          <w:sz w:val="24"/>
+          <w:szCs w:val="24"/>
+        </w:rPr>
+      </w:r>
+    </w:p>
+    <w:p>
+      <w:pPr>
+        <w:pStyle w:val="893"/>
+        <w:pBdr/>
+        <w:spacing/>
+        <w:ind/>
+        <w:rPr>
+          <w:rFonts w:ascii="Adwaita Sans" w:hAnsi="Adwaita Sans"/>
+          <w:b w:val="0"/>
+          <w:bCs w:val="0"/>
+          <w:sz w:val="24"/>
+          <w:szCs w:val="24"/>
+        </w:rPr>
+      </w:pPr>
+      <w:r>
+        <w:rPr>
+          <w:rFonts w:ascii="Adwaita Sans" w:hAnsi="Adwaita Sans"/>
+          <w:b w:val="0"/>
+          <w:bCs w:val="0"/>
+          <w:sz w:val="24"/>
+          <w:szCs w:val="24"/>
+        </w:rPr>
+      </w:r>
+      <w:r>
+        <w:rPr>
+          <w:rFonts w:ascii="Adwaita Sans" w:hAnsi="Adwaita Sans"/>
+          <w:b w:val="0"/>
+          <w:bCs w:val="0"/>
+          <w:sz w:val="24"/>
+          <w:szCs w:val="24"/>
+        </w:rPr>
+      </w:r>
+      <w:r>
+        <w:rPr>
+          <w:rFonts w:ascii="Adwaita Sans" w:hAnsi="Adwaita Sans"/>
+          <w:b w:val="0"/>
+          <w:bCs w:val="0"/>
+          <w:sz w:val="24"/>
+          <w:szCs w:val="24"/>
+        </w:rPr>
+      </w:r>
+    </w:p>
+    <w:p>
+      <w:pPr>
+        <w:pStyle w:val="893"/>
+        <w:pBdr/>
+        <w:spacing/>
+        <w:ind/>
+        <w:rPr>
+          <w:highlight w:val="none"/>
         </w:rPr>
       </w:pPr>
       <w:r>
@@ -1606,7 +1632,7 @@
                   <a:graphicData uri="http://schemas.openxmlformats.org/drawingml/2006/picture">
                     <pic:pic xmlns:pic="http://schemas.openxmlformats.org/drawingml/2006/picture">
                       <pic:nvPicPr>
-                        <pic:cNvPr id="1444539281" name=""/>
+                        <pic:cNvPr id="614075527" name=""/>
                         <pic:cNvPicPr>
                           <a:picLocks noChangeAspect="1"/>
                         </pic:cNvPicPr>
@@ -1619,7 +1645,7 @@
                       <pic:spPr bwMode="auto">
                         <a:xfrm>
                           <a:off x="0" y="0"/>
-                          <a:ext cx="5610224" cy="3781424"/>
+                          <a:ext cx="5610223" cy="3781423"/>
                         </a:xfrm>
                         <a:prstGeom prst="rect">
                           <a:avLst/>
@@ -1665,13 +1691,1236 @@
           <w:lang w:val="es-ES"/>
         </w:rPr>
       </w:r>
+      <w:r/>
       <w:r>
         <w:rPr>
-          <w:rFonts w:ascii="Adwaita Sans" w:hAnsi="Adwaita Sans"/>
-          <w:b w:val="0"/>
-          <w:bCs w:val="0"/>
-          <w:sz w:val="24"/>
-          <w:szCs w:val="24"/>
+          <w:highlight w:val="none"/>
+        </w:rPr>
+      </w:r>
+    </w:p>
+    <w:p>
+      <w:pPr>
+        <w:pStyle w:val="893"/>
+        <w:pBdr/>
+        <w:spacing/>
+        <w:ind/>
+        <w:rPr>
+          <w:highlight w:val="none"/>
+          <w:lang w:val="es-ES"/>
+        </w:rPr>
+      </w:pPr>
+      <w:r>
+        <w:rPr>
+          <w:highlight w:val="none"/>
+          <w:lang w:val="es-ES"/>
+        </w:rPr>
+        <w:t xml:space="preserve">Lectura en base de datos neon:</w:t>
+        <w:br/>
+      </w:r>
+      <w:r>
+        <mc:AlternateContent>
+          <mc:Choice Requires="wpg">
+            <w:drawing>
+              <wp:inline xmlns:wp="http://schemas.openxmlformats.org/drawingml/2006/wordprocessingDrawing" distT="0" distB="0" distL="0" distR="0">
+                <wp:extent cx="6332220" cy="4971413"/>
+                <wp:effectExtent l="0" t="0" r="0" b="0"/>
+                <wp:docPr id="8" name=""/>
+                <wp:cNvGraphicFramePr>
+                  <a:graphicFrameLocks xmlns:a="http://schemas.openxmlformats.org/drawingml/2006/main" noChangeAspect="1"/>
+                </wp:cNvGraphicFramePr>
+                <a:graphic xmlns:a="http://schemas.openxmlformats.org/drawingml/2006/main">
+                  <a:graphicData uri="http://schemas.openxmlformats.org/drawingml/2006/picture">
+                    <pic:pic xmlns:pic="http://schemas.openxmlformats.org/drawingml/2006/picture">
+                      <pic:nvPicPr>
+                        <pic:cNvPr id="1284349776" name=""/>
+                        <pic:cNvPicPr>
+                          <a:picLocks noChangeAspect="1"/>
+                        </pic:cNvPicPr>
+                        <pic:nvPr/>
+                      </pic:nvPicPr>
+                      <pic:blipFill rotWithShape="1">
+                        <a:blip r:embed="rId16"/>
+                        <a:stretch/>
+                      </pic:blipFill>
+                      <pic:spPr bwMode="auto">
+                        <a:xfrm>
+                          <a:off x="0" y="0"/>
+                          <a:ext cx="6332220" cy="4971413"/>
+                        </a:xfrm>
+                        <a:prstGeom prst="rect">
+                          <a:avLst/>
+                        </a:prstGeom>
+                      </pic:spPr>
+                    </pic:pic>
+                  </a:graphicData>
+                </a:graphic>
+              </wp:inline>
+            </w:drawing>
+          </mc:Choice>
+          <mc:Fallback>
+            <w:pict>
+              <v:shapetype id="_x0000_t75" coordsize="21600,21600" o:spt="75" o:preferrelative="t" path="m@4@5l@4@11@9@11@9@5xe" filled="f" stroked="f">
+                <v:stroke joinstyle="miter"/>
+                <v:formulas>
+                  <v:f eqn="if lineDrawn pixelLineWidth 0"/>
+                  <v:f eqn="sum @0 1 0"/>
+                  <v:f eqn="sum 0 0 @1"/>
+                  <v:f eqn="prod @2 1 2"/>
+                  <v:f eqn="prod @3 21600 pixelWidth"/>
+                  <v:f eqn="prod @3 21600 pixelHeight"/>
+                  <v:f eqn="sum @0 0 1"/>
+                  <v:f eqn="prod @6 1 2"/>
+                  <v:f eqn="prod @7 21600 pixelWidth"/>
+                  <v:f eqn="sum @8 21600 0"/>
+                  <v:f eqn="prod @7 21600 pixelHeight"/>
+                  <v:f eqn="sum @10 21600 0"/>
+                </v:formulas>
+                <v:path o:extrusionok="f" gradientshapeok="t" o:connecttype="rect"/>
+                <o:lock v:ext="edit" aspectratio="t"/>
+              </v:shapetype>
+              <v:shape id="_x0000_i7" o:spid="_x0000_s7" type="#_x0000_t75" style="width:498.60pt;height:391.45pt;mso-wrap-distance-left:0.00pt;mso-wrap-distance-top:0.00pt;mso-wrap-distance-right:0.00pt;mso-wrap-distance-bottom:0.00pt;z-index:1;" stroked="false">
+                <v:imagedata r:id="rId16" o:title=""/>
+                <o:lock v:ext="edit" rotation="t"/>
+              </v:shape>
+            </w:pict>
+          </mc:Fallback>
+        </mc:AlternateContent>
+      </w:r>
+      <w:r>
+        <w:rPr>
+          <w:highlight w:val="none"/>
+          <w:lang w:val="es-ES"/>
+        </w:rPr>
+      </w:r>
+      <w:r>
+        <w:rPr>
+          <w:highlight w:val="none"/>
+        </w:rPr>
+      </w:r>
+    </w:p>
+    <w:p>
+      <w:pPr>
+        <w:pStyle w:val="893"/>
+        <w:pBdr/>
+        <w:spacing/>
+        <w:ind/>
+        <w:rPr>
+          <w:highlight w:val="none"/>
+        </w:rPr>
+      </w:pPr>
+      <w:r>
+        <w:rPr>
+          <w:highlight w:val="none"/>
+          <w:lang w:val="es-ES"/>
+        </w:rPr>
+      </w:r>
+      <w:r>
+        <w:rPr>
+          <w:highlight w:val="none"/>
+          <w:lang w:val="es-ES"/>
+        </w:rPr>
+      </w:r>
+      <w:r>
+        <w:rPr>
+          <w:highlight w:val="none"/>
+          <w:lang w:val="es-ES"/>
+        </w:rPr>
+      </w:r>
+    </w:p>
+    <w:p>
+      <w:pPr>
+        <w:pStyle w:val="893"/>
+        <w:pBdr/>
+        <w:spacing/>
+        <w:ind/>
+        <w:rPr>
+          <w:highlight w:val="none"/>
+          <w:lang w:val="es-ES"/>
+        </w:rPr>
+      </w:pPr>
+      <w:r>
+        <w:rPr>
+          <w:highlight w:val="none"/>
+          <w:lang w:val="es-ES"/>
+        </w:rPr>
+      </w:r>
+      <w:r>
+        <w:rPr>
+          <w:highlight w:val="none"/>
+          <w:lang w:val="es-ES"/>
+        </w:rPr>
+        <w:t xml:space="preserve">El tiempo se dispara drásticamente a unos 32.02 s. Esto supone ser unas 50 veces más lento que el caso local. La razón técnica es el RTT, ya que al realizar 1000 consultas individuales una a una</w:t>
+      </w:r>
+      <w:r>
+        <w:rPr>
+          <w:highlight w:val="none"/>
+          <w:lang w:val="es-ES"/>
+        </w:rPr>
+        <w:t xml:space="preserve">, estamos obligando al sistema a realizar 1000 viajes </w:t>
+      </w:r>
+      <w:r>
+        <w:rPr>
+          <w:highlight w:val="none"/>
+          <w:lang w:val="es-ES"/>
+        </w:rPr>
+        <w:t xml:space="preserve">de ida y vuelta por internet. Incluso con una latencia baja, el acumulado penaliza enormemente el rendimiento.</w:t>
+      </w:r>
+      <w:r/>
+      <w:r>
+        <w:rPr>
+          <w:highlight w:val="none"/>
+          <w:lang w:val="es-ES"/>
+        </w:rPr>
+      </w:r>
+    </w:p>
+    <w:p>
+      <w:pPr>
+        <w:pStyle w:val="893"/>
+        <w:pBdr/>
+        <w:spacing/>
+        <w:ind/>
+        <w:rPr>
+          <w:highlight w:val="none"/>
+          <w:lang w:val="es-ES"/>
+        </w:rPr>
+      </w:pPr>
+      <w:r>
+        <w:rPr>
+          <w:highlight w:val="none"/>
+          <w:lang w:val="es-ES"/>
+        </w:rPr>
+      </w:r>
+      <w:r>
+        <w:rPr>
+          <w:highlight w:val="none"/>
+          <w:lang w:val="es-ES"/>
+        </w:rPr>
+      </w:r>
+      <w:r>
+        <w:rPr>
+          <w:highlight w:val="none"/>
+          <w:lang w:val="es-ES"/>
+        </w:rPr>
+      </w:r>
+    </w:p>
+    <w:p>
+      <w:pPr>
+        <w:pStyle w:val="893"/>
+        <w:pBdr/>
+        <w:spacing/>
+        <w:ind/>
+        <w:rPr>
+          <w:highlight w:val="none"/>
+          <w:lang w:val="es-ES"/>
+        </w:rPr>
+      </w:pPr>
+      <w:r>
+        <w:rPr>
+          <w:highlight w:val="none"/>
+          <w:lang w:val="es-ES"/>
+        </w:rPr>
+      </w:r>
+      <w:r>
+        <w:rPr>
+          <w:highlight w:val="none"/>
+          <w:lang w:val="es-ES"/>
+        </w:rPr>
+      </w:r>
+      <w:r>
+        <w:rPr>
+          <w:highlight w:val="none"/>
+          <w:lang w:val="es-ES"/>
+        </w:rPr>
+      </w:r>
+    </w:p>
+    <w:p>
+      <w:pPr>
+        <w:pStyle w:val="893"/>
+        <w:pBdr/>
+        <w:spacing/>
+        <w:ind/>
+        <w:rPr>
+          <w:highlight w:val="none"/>
+          <w:lang w:val="es-ES"/>
+        </w:rPr>
+      </w:pPr>
+      <w:r>
+        <w:rPr>
+          <w:highlight w:val="none"/>
+          <w:lang w:val="es-ES"/>
+        </w:rPr>
+      </w:r>
+      <w:r>
+        <w:rPr>
+          <w:highlight w:val="none"/>
+          <w:lang w:val="es-ES"/>
+        </w:rPr>
+      </w:r>
+      <w:r>
+        <w:rPr>
+          <w:highlight w:val="none"/>
+          <w:lang w:val="es-ES"/>
+        </w:rPr>
+      </w:r>
+    </w:p>
+    <w:p>
+      <w:pPr>
+        <w:pStyle w:val="893"/>
+        <w:pBdr/>
+        <w:spacing/>
+        <w:ind/>
+        <w:rPr>
+          <w:highlight w:val="none"/>
+          <w:lang w:val="es-ES"/>
+        </w:rPr>
+      </w:pPr>
+      <w:r>
+        <w:rPr>
+          <w:highlight w:val="none"/>
+          <w:lang w:val="es-ES"/>
+        </w:rPr>
+      </w:r>
+      <w:r>
+        <w:rPr>
+          <w:highlight w:val="none"/>
+          <w:lang w:val="es-ES"/>
+        </w:rPr>
+      </w:r>
+      <w:r>
+        <w:rPr>
+          <w:highlight w:val="none"/>
+          <w:lang w:val="es-ES"/>
+        </w:rPr>
+      </w:r>
+    </w:p>
+    <w:p>
+      <w:pPr>
+        <w:pStyle w:val="893"/>
+        <w:pBdr/>
+        <w:spacing/>
+        <w:ind/>
+        <w:rPr>
+          <w:highlight w:val="none"/>
+          <w:lang w:val="es-ES"/>
+        </w:rPr>
+      </w:pPr>
+      <w:r>
+        <w:rPr>
+          <w:highlight w:val="none"/>
+          <w:lang w:val="es-ES"/>
+        </w:rPr>
+      </w:r>
+      <w:r>
+        <w:rPr>
+          <w:highlight w:val="none"/>
+          <w:lang w:val="es-ES"/>
+        </w:rPr>
+      </w:r>
+      <w:r>
+        <w:rPr>
+          <w:highlight w:val="none"/>
+          <w:lang w:val="es-ES"/>
+        </w:rPr>
+      </w:r>
+    </w:p>
+    <w:p>
+      <w:pPr>
+        <w:pStyle w:val="893"/>
+        <w:pBdr/>
+        <w:spacing/>
+        <w:ind/>
+        <w:rPr>
+          <w:highlight w:val="none"/>
+          <w:lang w:val="es-ES"/>
+        </w:rPr>
+      </w:pPr>
+      <w:r>
+        <w:rPr>
+          <w:highlight w:val="none"/>
+          <w:lang w:val="es-ES"/>
+        </w:rPr>
+      </w:r>
+      <w:r>
+        <w:rPr>
+          <w:highlight w:val="none"/>
+          <w:lang w:val="es-ES"/>
+        </w:rPr>
+      </w:r>
+      <w:r>
+        <w:rPr>
+          <w:highlight w:val="none"/>
+          <w:lang w:val="es-ES"/>
+        </w:rPr>
+      </w:r>
+    </w:p>
+    <w:p>
+      <w:pPr>
+        <w:pStyle w:val="893"/>
+        <w:pBdr/>
+        <w:spacing/>
+        <w:ind/>
+        <w:rPr>
+          <w:highlight w:val="none"/>
+          <w:lang w:val="es-ES"/>
+        </w:rPr>
+      </w:pPr>
+      <w:r>
+        <w:rPr>
+          <w:highlight w:val="none"/>
+          <w:lang w:val="es-ES"/>
+        </w:rPr>
+      </w:r>
+      <w:r>
+        <w:rPr>
+          <w:highlight w:val="none"/>
+          <w:lang w:val="es-ES"/>
+        </w:rPr>
+      </w:r>
+      <w:r>
+        <w:rPr>
+          <w:highlight w:val="none"/>
+          <w:lang w:val="es-ES"/>
+        </w:rPr>
+      </w:r>
+    </w:p>
+    <w:p>
+      <w:pPr>
+        <w:pStyle w:val="893"/>
+        <w:pBdr/>
+        <w:spacing/>
+        <w:ind/>
+        <w:rPr>
+          <w:highlight w:val="none"/>
+          <w:lang w:val="es-ES"/>
+        </w:rPr>
+      </w:pPr>
+      <w:r>
+        <w:rPr>
+          <w:highlight w:val="none"/>
+          <w:lang w:val="es-ES"/>
+        </w:rPr>
+      </w:r>
+      <w:r>
+        <mc:AlternateContent>
+          <mc:Choice Requires="wpg">
+            <w:drawing>
+              <wp:anchor xmlns:wp="http://schemas.openxmlformats.org/drawingml/2006/wordprocessingDrawing" xmlns:wp14="http://schemas.microsoft.com/office/word/2010/wordprocessingDrawing" distT="0" distB="0" distL="115200" distR="115200" simplePos="0" relativeHeight="11264" behindDoc="0" locked="0" layoutInCell="1" allowOverlap="1">
+                <wp:simplePos x="0" y="0"/>
+                <wp:positionH relativeFrom="column">
+                  <wp:posOffset>-102054</wp:posOffset>
+                </wp:positionH>
+                <wp:positionV relativeFrom="paragraph">
+                  <wp:posOffset>633821</wp:posOffset>
+                </wp:positionV>
+                <wp:extent cx="6332220" cy="5499815"/>
+                <wp:effectExtent l="0" t="0" r="0" b="0"/>
+                <wp:wrapTopAndBottom/>
+                <wp:docPr id="9" name=""/>
+                <wp:cNvGraphicFramePr>
+                  <a:graphicFrameLocks xmlns:a="http://schemas.openxmlformats.org/drawingml/2006/main" noChangeAspect="1"/>
+                </wp:cNvGraphicFramePr>
+                <a:graphic xmlns:a="http://schemas.openxmlformats.org/drawingml/2006/main">
+                  <a:graphicData uri="http://schemas.openxmlformats.org/drawingml/2006/picture">
+                    <pic:pic xmlns:pic="http://schemas.openxmlformats.org/drawingml/2006/picture">
+                      <pic:nvPicPr>
+                        <pic:cNvPr id="672229997" name=""/>
+                        <pic:cNvPicPr>
+                          <a:picLocks noChangeAspect="1"/>
+                        </pic:cNvPicPr>
+                        <pic:nvPr/>
+                      </pic:nvPicPr>
+                      <pic:blipFill rotWithShape="1">
+                        <a:blip r:embed="rId17"/>
+                        <a:stretch/>
+                      </pic:blipFill>
+                      <pic:spPr bwMode="auto">
+                        <a:xfrm>
+                          <a:off x="0" y="0"/>
+                          <a:ext cx="6332220" cy="5499815"/>
+                        </a:xfrm>
+                        <a:prstGeom prst="rect">
+                          <a:avLst/>
+                        </a:prstGeom>
+                      </pic:spPr>
+                    </pic:pic>
+                  </a:graphicData>
+                </a:graphic>
+              </wp:anchor>
+            </w:drawing>
+          </mc:Choice>
+          <mc:Fallback>
+            <w:pict>
+              <v:shapetype id="_x0000_t75" coordsize="21600,21600" o:spt="75" o:preferrelative="t" path="m@4@5l@4@11@9@11@9@5xe" filled="f" stroked="f">
+                <v:stroke joinstyle="miter"/>
+                <v:formulas>
+                  <v:f eqn="if lineDrawn pixelLineWidth 0"/>
+                  <v:f eqn="sum @0 1 0"/>
+                  <v:f eqn="sum 0 0 @1"/>
+                  <v:f eqn="prod @2 1 2"/>
+                  <v:f eqn="prod @3 21600 pixelWidth"/>
+                  <v:f eqn="prod @3 21600 pixelHeight"/>
+                  <v:f eqn="sum @0 0 1"/>
+                  <v:f eqn="prod @6 1 2"/>
+                  <v:f eqn="prod @7 21600 pixelWidth"/>
+                  <v:f eqn="sum @8 21600 0"/>
+                  <v:f eqn="prod @7 21600 pixelHeight"/>
+                  <v:f eqn="sum @10 21600 0"/>
+                </v:formulas>
+                <v:path o:extrusionok="f" gradientshapeok="t" o:connecttype="rect"/>
+                <o:lock v:ext="edit" aspectratio="t"/>
+              </v:shapetype>
+              <v:shape id="_x0000_i8" o:spid="_x0000_s8" type="#_x0000_t75" style="position:absolute;z-index:11264;o:allowoverlap:true;o:allowincell:true;mso-position-horizontal-relative:text;margin-left:-8.04pt;mso-position-horizontal:absolute;mso-position-vertical-relative:text;margin-top:49.91pt;mso-position-vertical:absolute;width:498.60pt;height:433.06pt;mso-wrap-distance-left:9.07pt;mso-wrap-distance-top:0.00pt;mso-wrap-distance-right:9.07pt;mso-wrap-distance-bottom:0.00pt;z-index:1;" stroked="false">
+                <w10:wrap type="topAndBottom"/>
+                <v:imagedata r:id="rId17" o:title=""/>
+                <o:lock v:ext="edit" rotation="t"/>
+              </v:shape>
+            </w:pict>
+          </mc:Fallback>
+        </mc:AlternateContent>
+      </w:r>
+      <w:r>
+        <w:rPr>
+          <w:highlight w:val="none"/>
+          <w:lang w:val="es-ES"/>
+        </w:rPr>
+      </w:r>
+      <w:r>
+        <w:rPr>
+          <w:highlight w:val="none"/>
+          <w:lang w:val="es-ES"/>
+        </w:rPr>
+      </w:r>
+      <w:r>
+        <w:rPr>
+          <w:highlight w:val="none"/>
+          <w:lang w:val="es-ES"/>
+        </w:rPr>
+      </w:r>
+    </w:p>
+    <w:p>
+      <w:pPr>
+        <w:pStyle w:val="893"/>
+        <w:pBdr/>
+        <w:spacing/>
+        <w:ind/>
+        <w:rPr>
+          <w:highlight w:val="none"/>
+          <w:lang w:val="es-ES"/>
+        </w:rPr>
+      </w:pPr>
+      <w:r>
+        <w:rPr>
+          <w:highlight w:val="none"/>
+          <w:lang w:val="es-ES"/>
+        </w:rPr>
+        <w:t xml:space="preserve">Lectura en base de datos en red local:</w:t>
+      </w:r>
+      <w:r>
+        <w:rPr>
+          <w:highlight w:val="none"/>
+          <w:lang w:val="es-ES"/>
+        </w:rPr>
+      </w:r>
+      <w:r>
+        <w:rPr>
+          <w:highlight w:val="none"/>
+          <w:lang w:val="es-ES"/>
+        </w:rPr>
+      </w:r>
+      <w:r>
+        <w:rPr>
+          <w:highlight w:val="none"/>
+        </w:rPr>
+      </w:r>
+      <w:r>
+        <w:rPr>
+          <w:highlight w:val="none"/>
+        </w:rPr>
+      </w:r>
+      <w:r>
+        <w:rPr>
+          <w:highlight w:val="none"/>
+        </w:rPr>
+      </w:r>
+      <w:r>
+        <w:rPr>
+          <w:highlight w:val="none"/>
+          <w:lang w:val="es-ES"/>
+        </w:rPr>
+      </w:r>
+    </w:p>
+    <w:p>
+      <w:pPr>
+        <w:pStyle w:val="893"/>
+        <w:pBdr/>
+        <w:spacing/>
+        <w:ind/>
+        <w:rPr>
+          <w:highlight w:val="none"/>
+          <w:lang w:val="es-ES" w:bidi="es-ES"/>
+        </w:rPr>
+      </w:pPr>
+      <w:r>
+        <w:rPr>
+          <w:highlight w:val="none"/>
+          <w:lang w:val="es-ES" w:bidi="es-ES"/>
+        </w:rPr>
+      </w:r>
+      <w:r>
+        <w:rPr>
+          <w:highlight w:val="none"/>
+          <w:lang w:val="es-ES" w:bidi="es-ES"/>
+        </w:rPr>
+      </w:r>
+      <w:r>
+        <w:rPr>
+          <w:highlight w:val="none"/>
+          <w:lang w:val="es-ES" w:bidi="es-ES"/>
+        </w:rPr>
+      </w:r>
+      <w:r>
+        <w:rPr>
+          <w:highlight w:val="none"/>
+          <w:lang w:val="es-ES" w:bidi="es-ES"/>
+        </w:rPr>
+      </w:r>
+    </w:p>
+    <w:p>
+      <w:pPr>
+        <w:pStyle w:val="893"/>
+        <w:pBdr/>
+        <w:spacing/>
+        <w:ind/>
+        <w:rPr>
+          <w:highlight w:val="none"/>
+          <w:lang w:val="es-ES" w:bidi="es-ES"/>
+        </w:rPr>
+      </w:pPr>
+      <w:r>
+        <w:rPr>
+          <w:highlight w:val="none"/>
+          <w:lang w:val="es-ES" w:bidi="es-ES"/>
+        </w:rPr>
+      </w:r>
+      <w:r>
+        <w:rPr>
+          <w:highlight w:val="none"/>
+          <w:lang w:val="es-ES" w:bidi="es-ES"/>
+        </w:rPr>
+        <w:t xml:space="preserve">Al estar en una red local virtualizada, la latencia es mínima. El tiempo se consume principalmente en el procesamiento de la base de datos y el tráfico TCP/IP básico.</w:t>
+      </w:r>
+      <w:r>
+        <w:rPr>
+          <w:highlight w:val="none"/>
+          <w:lang w:val="es-ES" w:bidi="es-ES"/>
+        </w:rPr>
+      </w:r>
+      <w:r>
+        <w:rPr>
+          <w:highlight w:val="none"/>
+          <w:lang w:val="es-ES" w:bidi="es-ES"/>
+        </w:rPr>
+      </w:r>
+      <w:r>
+        <w:rPr>
+          <w:highlight w:val="none"/>
+          <w:lang w:val="es-ES" w:bidi="es-ES"/>
+        </w:rPr>
+      </w:r>
+    </w:p>
+    <w:p>
+      <w:pPr>
+        <w:pStyle w:val="893"/>
+        <w:pBdr/>
+        <w:spacing/>
+        <w:ind/>
+        <w:rPr>
+          <w:highlight w:val="none"/>
+          <w:lang w:val="es-ES" w:bidi="es-ES"/>
+        </w:rPr>
+      </w:pPr>
+      <w:r>
+        <w:rPr>
+          <w:highlight w:val="none"/>
+          <w:lang w:val="es-ES" w:bidi="es-ES"/>
+        </w:rPr>
+      </w:r>
+      <w:r>
+        <w:rPr>
+          <w:highlight w:val="none"/>
+        </w:rPr>
+      </w:r>
+    </w:p>
+    <w:p>
+      <w:pPr>
+        <w:pStyle w:val="893"/>
+        <w:pBdr/>
+        <w:spacing/>
+        <w:ind/>
+        <w:rPr>
+          <w:highlight w:val="none"/>
+          <w:lang w:val="es-ES" w:bidi="es-ES"/>
+        </w:rPr>
+      </w:pPr>
+      <w:r>
+        <w:rPr>
+          <w:highlight w:val="none"/>
+          <w:lang w:val="es-ES" w:bidi="es-ES"/>
+        </w:rPr>
+        <w:t xml:space="preserve">Se</w:t>
+      </w:r>
+      <w:r>
+        <w:rPr>
+          <w:highlight w:val="none"/>
+          <w:lang w:val="es-ES" w:bidi="es-ES"/>
+        </w:rPr>
+        <w:t xml:space="preserve"> accede mediante ORM:</w:t>
+      </w:r>
+      <w:r>
+        <w:rPr>
+          <w:highlight w:val="none"/>
+        </w:rPr>
+      </w:r>
+    </w:p>
+    <w:p>
+      <w:pPr>
+        <w:pStyle w:val="893"/>
+        <w:pBdr/>
+        <w:spacing/>
+        <w:ind/>
+        <w:rPr>
+          <w:highlight w:val="none"/>
+        </w:rPr>
+      </w:pPr>
+      <w:r>
+        <w:rPr>
+          <w:highlight w:val="none"/>
+        </w:rPr>
+      </w:r>
+      <w:r>
+        <w:rPr>
+          <w:highlight w:val="none"/>
+        </w:rPr>
+      </w:r>
+      <w:r>
+        <w:rPr>
+          <w:highlight w:val="none"/>
+        </w:rPr>
+      </w:r>
+    </w:p>
+    <w:p>
+      <w:pPr>
+        <w:pStyle w:val="893"/>
+        <w:pBdr/>
+        <w:spacing/>
+        <w:ind/>
+        <w:rPr>
+          <w:highlight w:val="none"/>
+        </w:rPr>
+      </w:pPr>
+      <w:r>
+        <w:rPr>
+          <w:highlight w:val="none"/>
+        </w:rPr>
+      </w:r>
+      <w:r>
+        <w:rPr>
+          <w:highlight w:val="none"/>
+        </w:rPr>
+      </w:r>
+      <w:r>
+        <w:rPr>
+          <w:highlight w:val="none"/>
+        </w:rPr>
+      </w:r>
+    </w:p>
+    <w:p>
+      <w:pPr>
+        <w:pStyle w:val="893"/>
+        <w:pBdr/>
+        <w:tabs>
+          <w:tab w:val="left" w:leader="none" w:pos="2156"/>
+        </w:tabs>
+        <w:spacing/>
+        <w:ind/>
+        <w:rPr>
+          <w:highlight w:val="none"/>
+          <w:lang w:val="es-ES" w:bidi="es-ES"/>
+        </w:rPr>
+      </w:pPr>
+      <w:r/>
+      <w:r/>
+      <w:r>
+        <mc:AlternateContent>
+          <mc:Choice Requires="wpg">
+            <w:drawing>
+              <wp:anchor xmlns:wp="http://schemas.openxmlformats.org/drawingml/2006/wordprocessingDrawing" xmlns:wp14="http://schemas.microsoft.com/office/word/2010/wordprocessingDrawing" distT="0" distB="0" distL="115200" distR="115200" simplePos="0" relativeHeight="14336" behindDoc="0" locked="0" layoutInCell="1" allowOverlap="1">
+                <wp:simplePos x="0" y="0"/>
+                <wp:positionH relativeFrom="column">
+                  <wp:posOffset>-61232</wp:posOffset>
+                </wp:positionH>
+                <wp:positionV relativeFrom="paragraph">
+                  <wp:posOffset>-492432</wp:posOffset>
+                </wp:positionV>
+                <wp:extent cx="6332220" cy="5671024"/>
+                <wp:effectExtent l="0" t="0" r="0" b="0"/>
+                <wp:wrapTopAndBottom/>
+                <wp:docPr id="10" name=""/>
+                <wp:cNvGraphicFramePr>
+                  <a:graphicFrameLocks xmlns:a="http://schemas.openxmlformats.org/drawingml/2006/main" noChangeAspect="1"/>
+                </wp:cNvGraphicFramePr>
+                <a:graphic xmlns:a="http://schemas.openxmlformats.org/drawingml/2006/main">
+                  <a:graphicData uri="http://schemas.openxmlformats.org/drawingml/2006/picture">
+                    <pic:pic xmlns:pic="http://schemas.openxmlformats.org/drawingml/2006/picture">
+                      <pic:nvPicPr>
+                        <pic:cNvPr id="509515816" name=""/>
+                        <pic:cNvPicPr>
+                          <a:picLocks noChangeAspect="1"/>
+                        </pic:cNvPicPr>
+                        <pic:nvPr/>
+                      </pic:nvPicPr>
+                      <pic:blipFill rotWithShape="1">
+                        <a:blip r:embed="rId18"/>
+                        <a:stretch/>
+                      </pic:blipFill>
+                      <pic:spPr bwMode="auto">
+                        <a:xfrm>
+                          <a:off x="0" y="0"/>
+                          <a:ext cx="6332220" cy="5671024"/>
+                        </a:xfrm>
+                        <a:prstGeom prst="rect">
+                          <a:avLst/>
+                        </a:prstGeom>
+                      </pic:spPr>
+                    </pic:pic>
+                  </a:graphicData>
+                </a:graphic>
+              </wp:anchor>
+            </w:drawing>
+          </mc:Choice>
+          <mc:Fallback>
+            <w:pict>
+              <v:shapetype id="_x0000_t75" coordsize="21600,21600" o:spt="75" o:preferrelative="t" path="m@4@5l@4@11@9@11@9@5xe" filled="f" stroked="f">
+                <v:stroke joinstyle="miter"/>
+                <v:formulas>
+                  <v:f eqn="if lineDrawn pixelLineWidth 0"/>
+                  <v:f eqn="sum @0 1 0"/>
+                  <v:f eqn="sum 0 0 @1"/>
+                  <v:f eqn="prod @2 1 2"/>
+                  <v:f eqn="prod @3 21600 pixelWidth"/>
+                  <v:f eqn="prod @3 21600 pixelHeight"/>
+                  <v:f eqn="sum @0 0 1"/>
+                  <v:f eqn="prod @6 1 2"/>
+                  <v:f eqn="prod @7 21600 pixelWidth"/>
+                  <v:f eqn="sum @8 21600 0"/>
+                  <v:f eqn="prod @7 21600 pixelHeight"/>
+                  <v:f eqn="sum @10 21600 0"/>
+                </v:formulas>
+                <v:path o:extrusionok="f" gradientshapeok="t" o:connecttype="rect"/>
+                <o:lock v:ext="edit" aspectratio="t"/>
+              </v:shapetype>
+              <v:shape id="_x0000_i9" o:spid="_x0000_s9" type="#_x0000_t75" style="position:absolute;z-index:14336;o:allowoverlap:true;o:allowincell:true;mso-position-horizontal-relative:text;margin-left:-4.82pt;mso-position-horizontal:absolute;mso-position-vertical-relative:text;margin-top:-38.77pt;mso-position-vertical:absolute;width:498.60pt;height:446.54pt;mso-wrap-distance-left:9.07pt;mso-wrap-distance-top:0.00pt;mso-wrap-distance-right:9.07pt;mso-wrap-distance-bottom:0.00pt;z-index:1;" stroked="false">
+                <w10:wrap type="topAndBottom"/>
+                <v:imagedata r:id="rId18" o:title=""/>
+                <o:lock v:ext="edit" rotation="t"/>
+              </v:shape>
+            </w:pict>
+          </mc:Fallback>
+        </mc:AlternateContent>
+      </w:r>
+      <w:r/>
+      <w:r/>
+      <w:r/>
+      <w:r/>
+      <w:r/>
+      <w:r/>
+      <w:r>
+        <w:rPr>
+          <w:highlight w:val="none"/>
+          <w:lang w:val="es-ES" w:bidi="es-ES"/>
+        </w:rPr>
+      </w:r>
+      <w:r>
+        <w:rPr>
+          <w:highlight w:val="none"/>
+        </w:rPr>
+      </w:r>
+      <w:r>
+        <w:rPr>
+          <w:highlight w:val="none"/>
+        </w:rPr>
+      </w:r>
+    </w:p>
+    <w:p>
+      <w:pPr>
+        <w:pStyle w:val="893"/>
+        <w:pBdr/>
+        <w:spacing/>
+        <w:ind/>
+        <w:rPr>
+          <w:highlight w:val="none"/>
+          <w:lang w:val="es-ES" w:bidi="es-ES"/>
+        </w:rPr>
+      </w:pPr>
+      <w:r>
+        <w:rPr>
+          <w:highlight w:val="none"/>
+          <w:lang w:val="es-ES" w:bidi="es-ES"/>
+        </w:rPr>
+      </w:r>
+      <w:r>
+        <w:rPr>
+          <w:highlight w:val="none"/>
+          <w:lang w:val="es-ES" w:bidi="es-ES"/>
+        </w:rPr>
+        <w:t xml:space="preserve">El tiempo aumenta respecto al SQL puro a unos 0.84 s. Esto representa una sobrecarga de aproximadamente el 34%.</w:t>
+      </w:r>
+      <w:r>
+        <w:rPr>
+          <w:highlight w:val="none"/>
+        </w:rPr>
+      </w:r>
+    </w:p>
+    <w:p>
+      <w:pPr>
+        <w:pStyle w:val="893"/>
+        <w:pBdr/>
+        <w:spacing/>
+        <w:ind/>
+        <w:rPr>
+          <w:highlight w:val="none"/>
+          <w:lang w:val="es-ES" w:bidi="es-ES"/>
+        </w:rPr>
+      </w:pPr>
+      <w:r>
+        <w:rPr>
+          <w:highlight w:val="none"/>
+          <w:lang w:val="es-ES" w:bidi="es-ES"/>
+        </w:rPr>
+      </w:r>
+      <w:r>
+        <w:rPr>
+          <w:highlight w:val="none"/>
+          <w:lang w:val="es-ES" w:bidi="es-ES"/>
+        </w:rPr>
+        <w:t xml:space="preserve">Esta diferencia confirma que el ORM introduce un coste de abstracción inevitable; por cada consulta, Django debe instanciar un objeto de la clase Tarjeta y mapear los tipos de datos de la base de datos a atributos de Python. Aunque el ORM mejora la producti</w:t>
+      </w:r>
+      <w:r>
+        <w:rPr>
+          <w:highlight w:val="none"/>
+          <w:lang w:val="es-ES" w:bidi="es-ES"/>
+        </w:rPr>
+        <w:t xml:space="preserve">vidad del desarrollo, penaliza el rendimiento en operaciones masivas de lectura individual debido al consumo de CPU necesario para la gestión de estos objetos.</w:t>
+      </w:r>
+      <w:r>
+        <w:rPr>
+          <w:highlight w:val="none"/>
+          <w:lang w:val="es-ES" w:bidi="es-ES"/>
+        </w:rPr>
+        <w:br/>
+      </w:r>
+      <w:r>
+        <w:rPr>
+          <w:highlight w:val="none"/>
+        </w:rPr>
+      </w:r>
+    </w:p>
+    <w:p>
+      <w:pPr>
+        <w:pStyle w:val="893"/>
+        <w:pBdr/>
+        <w:spacing/>
+        <w:ind/>
+        <w:rPr>
+          <w:highlight w:val="none"/>
+        </w:rPr>
+      </w:pPr>
+      <w:r>
+        <w:rPr>
+          <w:highlight w:val="none"/>
+        </w:rPr>
+      </w:r>
+      <w:r>
+        <w:rPr>
+          <w:highlight w:val="none"/>
+        </w:rPr>
+      </w:r>
+      <w:r>
+        <w:rPr>
+          <w:highlight w:val="none"/>
+        </w:rPr>
+      </w:r>
+    </w:p>
+    <w:p>
+      <w:pPr>
+        <w:pStyle w:val="893"/>
+        <w:pBdr/>
+        <w:spacing/>
+        <w:ind/>
+        <w:rPr/>
+      </w:pPr>
+      <w:r>
+        <w:rPr>
+          <w:highlight w:val="none"/>
+          <w:lang w:val="es-ES" w:bidi="es-ES"/>
+        </w:rPr>
+        <w:t xml:space="preserve">Cuestión 1: Fiabilidad de las 7 repeticiones</w:t>
+      </w:r>
+      <w:r/>
+    </w:p>
+    <w:p>
+      <w:pPr>
+        <w:pStyle w:val="893"/>
+        <w:pBdr/>
+        <w:spacing/>
+        <w:ind/>
+        <w:rPr/>
+      </w:pPr>
+      <w:r>
+        <w:rPr>
+          <w:highlight w:val="none"/>
+          <w:lang w:val="es-ES" w:bidi="es-ES"/>
+        </w:rPr>
+      </w:r>
+      <w:r/>
+    </w:p>
+    <w:p>
+      <w:pPr>
+        <w:pStyle w:val="893"/>
+        <w:pBdr/>
+        <w:spacing/>
+        <w:ind/>
+        <w:rPr>
+          <w:highlight w:val="none"/>
+          <w:lang w:val="es-ES" w:bidi="es-ES"/>
+        </w:rPr>
+      </w:pPr>
+      <w:r>
+        <w:rPr>
+          <w:highlight w:val="none"/>
+          <w:lang w:val="es-ES" w:bidi="es-ES"/>
+        </w:rPr>
+        <w:t xml:space="preserve">Considerando los datos obtenidos, 7 repeticiones son suficientes para obtener una estimación fiable en entornos locales, pero resultan escasas para el entorno en la nube. En el Caso 1, la desviación estándar es mínima (σ≈0.011 s), lo que indica una variabil</w:t>
+      </w:r>
+      <w:r>
+        <w:rPr>
+          <w:highlight w:val="none"/>
+          <w:lang w:val="es-ES" w:bidi="es-ES"/>
+        </w:rPr>
+        <w:t xml:space="preserve">idad insignificante y resultados muy consistentes. Sin embargo, en el Caso 2 (Neon.tech), la desviación aumenta considerablemente (σ≈2.37 s) debido al "jitter" o fluctuaciones del tráfico de Internet. Aunque 7 muestras permiten identificar la magnitud del r</w:t>
+      </w:r>
+      <w:r>
+        <w:rPr>
+          <w:highlight w:val="none"/>
+          <w:lang w:val="es-ES" w:bidi="es-ES"/>
+        </w:rPr>
+        <w:t xml:space="preserve">etardo en la nube, se necesitaría un tamaño de muestra mayor para estabilizar la media en un entorno con tanta variabilidad de red.</w:t>
+      </w:r>
+      <w:r/>
+      <w:r>
+        <w:rPr>
+          <w:highlight w:val="none"/>
+          <w:lang w:val="es-ES" w:bidi="es-ES"/>
+        </w:rPr>
+      </w:r>
+      <w:r>
+        <w:rPr>
+          <w:highlight w:val="none"/>
+          <w:lang w:val="es-ES" w:bidi="es-ES"/>
+        </w:rPr>
+      </w:r>
+      <w:r>
+        <w:rPr>
+          <w:highlight w:val="none"/>
+        </w:rPr>
+      </w:r>
+    </w:p>
+    <w:p>
+      <w:pPr>
+        <w:pStyle w:val="893"/>
+        <w:pBdr/>
+        <w:spacing/>
+        <w:ind/>
+        <w:rPr>
+          <w:highlight w:val="none"/>
+        </w:rPr>
+      </w:pPr>
+      <w:r>
+        <w:rPr>
+          <w:highlight w:val="none"/>
+        </w:rPr>
+      </w:r>
+      <w:r>
+        <w:rPr>
+          <w:highlight w:val="none"/>
+        </w:rPr>
+      </w:r>
+      <w:r>
+        <w:rPr>
+          <w:highlight w:val="none"/>
+        </w:rPr>
+      </w:r>
+    </w:p>
+    <w:p>
+      <w:pPr>
+        <w:pStyle w:val="893"/>
+        <w:pBdr/>
+        <w:spacing/>
+        <w:ind/>
+        <w:rPr>
+          <w:highlight w:val="none"/>
+        </w:rPr>
+      </w:pPr>
+      <w:r>
+        <w:rPr>
+          <w:highlight w:val="none"/>
+        </w:rPr>
+      </w:r>
+      <w:r>
+        <w:rPr>
+          <w:highlight w:val="none"/>
+        </w:rPr>
+      </w:r>
+      <w:r>
+        <w:rPr>
+          <w:highlight w:val="none"/>
+        </w:rPr>
+      </w:r>
+    </w:p>
+    <w:p>
+      <w:pPr>
+        <w:pStyle w:val="893"/>
+        <w:pBdr/>
+        <w:spacing/>
+        <w:ind/>
+        <w:rPr>
+          <w:highlight w:val="none"/>
+          <w:lang w:val="es-ES" w:bidi="es-ES"/>
+        </w:rPr>
+      </w:pPr>
+      <w:r>
+        <w:rPr>
+          <w:highlight w:val="none"/>
+          <w:lang w:val="es-ES" w:bidi="es-ES"/>
+        </w:rPr>
+        <w:t xml:space="preserve">Ejercicio 5:</w:t>
+      </w:r>
+      <w:r>
+        <w:rPr>
+          <w:highlight w:val="none"/>
+        </w:rPr>
+      </w:r>
+    </w:p>
+    <w:p>
+      <w:pPr>
+        <w:pStyle w:val="893"/>
+        <w:pBdr/>
+        <w:spacing/>
+        <w:ind/>
+        <w:rPr>
+          <w:highlight w:val="none"/>
+        </w:rPr>
+      </w:pPr>
+      <w:r>
+        <w:rPr>
+          <w:highlight w:val="none"/>
+          <w:lang w:val="es-ES" w:bidi="es-ES"/>
+        </w:rPr>
+        <w:t xml:space="preserve">Ejecuci</w:t>
+      </w:r>
+      <w:r>
+        <w:rPr>
+          <w:highlight w:val="none"/>
+          <w:lang w:val="es-ES" w:bidi="es-ES"/>
+        </w:rPr>
+        <w:t xml:space="preserve">ón de test</w:t>
+        <w:br/>
+      </w:r>
+      <w:r>
+        <mc:AlternateContent>
+          <mc:Choice Requires="wpg">
+            <w:drawing>
+              <wp:inline xmlns:wp="http://schemas.openxmlformats.org/drawingml/2006/wordprocessingDrawing" distT="0" distB="0" distL="0" distR="0">
+                <wp:extent cx="6332220" cy="2031516"/>
+                <wp:effectExtent l="0" t="0" r="0" b="0"/>
+                <wp:docPr id="11" name=""/>
+                <wp:cNvGraphicFramePr>
+                  <a:graphicFrameLocks xmlns:a="http://schemas.openxmlformats.org/drawingml/2006/main" noChangeAspect="1"/>
+                </wp:cNvGraphicFramePr>
+                <a:graphic xmlns:a="http://schemas.openxmlformats.org/drawingml/2006/main">
+                  <a:graphicData uri="http://schemas.openxmlformats.org/drawingml/2006/picture">
+                    <pic:pic xmlns:pic="http://schemas.openxmlformats.org/drawingml/2006/picture">
+                      <pic:nvPicPr>
+                        <pic:cNvPr id="578109093" name=""/>
+                        <pic:cNvPicPr>
+                          <a:picLocks noChangeAspect="1"/>
+                        </pic:cNvPicPr>
+                        <pic:nvPr/>
+                      </pic:nvPicPr>
+                      <pic:blipFill rotWithShape="1">
+                        <a:blip r:embed="rId19"/>
+                        <a:stretch/>
+                      </pic:blipFill>
+                      <pic:spPr bwMode="auto">
+                        <a:xfrm>
+                          <a:off x="0" y="0"/>
+                          <a:ext cx="6332220" cy="2031516"/>
+                        </a:xfrm>
+                        <a:prstGeom prst="rect">
+                          <a:avLst/>
+                        </a:prstGeom>
+                      </pic:spPr>
+                    </pic:pic>
+                  </a:graphicData>
+                </a:graphic>
+              </wp:inline>
+            </w:drawing>
+          </mc:Choice>
+          <mc:Fallback>
+            <w:pict>
+              <v:shapetype id="_x0000_t75" coordsize="21600,21600" o:spt="75" o:preferrelative="t" path="m@4@5l@4@11@9@11@9@5xe" filled="f" stroked="f">
+                <v:stroke joinstyle="miter"/>
+                <v:formulas>
+                  <v:f eqn="if lineDrawn pixelLineWidth 0"/>
+                  <v:f eqn="sum @0 1 0"/>
+                  <v:f eqn="sum 0 0 @1"/>
+                  <v:f eqn="prod @2 1 2"/>
+                  <v:f eqn="prod @3 21600 pixelWidth"/>
+                  <v:f eqn="prod @3 21600 pixelHeight"/>
+                  <v:f eqn="sum @0 0 1"/>
+                  <v:f eqn="prod @6 1 2"/>
+                  <v:f eqn="prod @7 21600 pixelWidth"/>
+                  <v:f eqn="sum @8 21600 0"/>
+                  <v:f eqn="prod @7 21600 pixelHeight"/>
+                  <v:f eqn="sum @10 21600 0"/>
+                </v:formulas>
+                <v:path o:extrusionok="f" gradientshapeok="t" o:connecttype="rect"/>
+                <o:lock v:ext="edit" aspectratio="t"/>
+              </v:shapetype>
+              <v:shape id="_x0000_i10" o:spid="_x0000_s10" type="#_x0000_t75" style="width:498.60pt;height:159.96pt;mso-wrap-distance-left:0.00pt;mso-wrap-distance-top:0.00pt;mso-wrap-distance-right:0.00pt;mso-wrap-distance-bottom:0.00pt;z-index:1;" stroked="false">
+                <v:imagedata r:id="rId19" o:title=""/>
+                <o:lock v:ext="edit" rotation="t"/>
+              </v:shape>
+            </w:pict>
+          </mc:Fallback>
+        </mc:AlternateContent>
+      </w:r>
+      <w:r>
+        <w:rPr>
+          <w:highlight w:val="none"/>
+          <w:lang w:val="es-ES" w:bidi="es-ES"/>
+        </w:rPr>
+      </w:r>
+      <w:r>
+        <w:rPr>
+          <w:highlight w:val="none"/>
+          <w:lang w:val="es-ES" w:bidi="es-ES"/>
+        </w:rPr>
+      </w:r>
+      <w:r>
+        <w:rPr>
+          <w:highlight w:val="none"/>
+          <w:lang w:val="es-ES" w:bidi="es-ES"/>
         </w:rPr>
       </w:r>
     </w:p>
@@ -1697,7 +2946,6 @@
         <w:ind/>
         <w:rPr/>
       </w:pPr>
-      <w:r/>
       <w:r>
         <w:separator/>
       </w:r>
@@ -1712,7 +2960,6 @@
         <w:ind/>
         <w:rPr/>
       </w:pPr>
-      <w:r/>
       <w:r>
         <w:continuationSeparator/>
       </w:r>
@@ -1732,7 +2979,6 @@
         <w:ind/>
         <w:rPr/>
       </w:pPr>
-      <w:r/>
       <w:r>
         <w:separator/>
       </w:r>
@@ -1747,7 +2993,6 @@
         <w:ind/>
         <w:rPr/>
       </w:pPr>
-      <w:r/>
       <w:r>
         <w:continuationSeparator/>
       </w:r>
@@ -2038,7 +3283,7 @@
     <w:lsdException w:name="Bibliography" w:uiPriority="37"/>
     <w:lsdException w:name="TOC Heading" w:uiPriority="39" w:qFormat="1"/>
   </w:latentStyles>
-  <w:style w:type="table" w:styleId="11" w:default="1">
+  <w:style w:type="table" w:styleId="703" w:default="1">
     <w:name w:val="Normal Table"/>
     <w:uiPriority w:val="99"/>
     <w:semiHidden/>
@@ -2231,9 +3476,9 @@
       </w:tcPr>
     </w:tblStylePr>
   </w:style>
-  <w:style w:type="table" w:styleId="12">
+  <w:style w:type="table" w:styleId="704">
     <w:name w:val="Table Grid"/>
-    <w:basedOn w:val="11"/>
+    <w:basedOn w:val="703"/>
     <w:uiPriority w:val="59"/>
     <w:pPr>
       <w:pBdr/>
@@ -2430,9 +3675,9 @@
       </w:tcPr>
     </w:tblStylePr>
   </w:style>
-  <w:style w:type="table" w:styleId="13">
+  <w:style w:type="table" w:styleId="705">
     <w:name w:val="Table Grid Light"/>
-    <w:basedOn w:val="11"/>
+    <w:basedOn w:val="703"/>
     <w:uiPriority w:val="59"/>
     <w:pPr>
       <w:pBdr/>
@@ -2629,9 +3874,9 @@
       </w:tcPr>
     </w:tblStylePr>
   </w:style>
-  <w:style w:type="table" w:styleId="14">
+  <w:style w:type="table" w:styleId="706">
     <w:name w:val="Plain Table 1"/>
-    <w:basedOn w:val="11"/>
+    <w:basedOn w:val="703"/>
     <w:uiPriority w:val="59"/>
     <w:pPr>
       <w:pBdr/>
@@ -2854,9 +4099,9 @@
       </w:tcPr>
     </w:tblStylePr>
   </w:style>
-  <w:style w:type="table" w:styleId="15">
+  <w:style w:type="table" w:styleId="707">
     <w:name w:val="Plain Table 2"/>
-    <w:basedOn w:val="11"/>
+    <w:basedOn w:val="703"/>
     <w:uiPriority w:val="59"/>
     <w:pPr>
       <w:pBdr/>
@@ -3087,9 +4332,9 @@
       </w:tcPr>
     </w:tblStylePr>
   </w:style>
-  <w:style w:type="table" w:styleId="16">
+  <w:style w:type="table" w:styleId="708">
     <w:name w:val="Plain Table 3"/>
-    <w:basedOn w:val="11"/>
+    <w:basedOn w:val="703"/>
     <w:uiPriority w:val="99"/>
     <w:pPr>
       <w:pBdr/>
@@ -3317,9 +4562,9 @@
       </w:tcPr>
     </w:tblStylePr>
   </w:style>
-  <w:style w:type="table" w:styleId="17">
+  <w:style w:type="table" w:styleId="709">
     <w:name w:val="Plain Table 4"/>
-    <w:basedOn w:val="11"/>
+    <w:basedOn w:val="703"/>
     <w:uiPriority w:val="99"/>
     <w:pPr>
       <w:pBdr/>
@@ -3533,9 +4778,9 @@
       </w:tcPr>
     </w:tblStylePr>
   </w:style>
-  <w:style w:type="table" w:styleId="18">
+  <w:style w:type="table" w:styleId="710">
     <w:name w:val="Plain Table 5"/>
-    <w:basedOn w:val="11"/>
+    <w:basedOn w:val="703"/>
     <w:uiPriority w:val="99"/>
     <w:pPr>
       <w:pBdr/>
@@ -3766,9 +5011,9 @@
       </w:tcPr>
     </w:tblStylePr>
   </w:style>
-  <w:style w:type="table" w:styleId="19">
+  <w:style w:type="table" w:styleId="711">
     <w:name w:val="Grid Table 1 Light"/>
-    <w:basedOn w:val="11"/>
+    <w:basedOn w:val="703"/>
     <w:uiPriority w:val="99"/>
     <w:pPr>
       <w:pBdr/>
@@ -3989,9 +5234,9 @@
       </w:tcPr>
     </w:tblStylePr>
   </w:style>
-  <w:style w:type="table" w:styleId="20">
+  <w:style w:type="table" w:styleId="712">
     <w:name w:val="Grid Table 1 Light - Accent 1"/>
-    <w:basedOn w:val="11"/>
+    <w:basedOn w:val="703"/>
     <w:uiPriority w:val="99"/>
     <w:pPr>
       <w:pBdr/>
@@ -4212,9 +5457,9 @@
       </w:tcPr>
     </w:tblStylePr>
   </w:style>
-  <w:style w:type="table" w:styleId="21">
+  <w:style w:type="table" w:styleId="713">
     <w:name w:val="Grid Table 1 Light - Accent 2"/>
-    <w:basedOn w:val="11"/>
+    <w:basedOn w:val="703"/>
     <w:uiPriority w:val="99"/>
     <w:pPr>
       <w:pBdr/>
@@ -4435,9 +5680,9 @@
       </w:tcPr>
     </w:tblStylePr>
   </w:style>
-  <w:style w:type="table" w:styleId="22">
+  <w:style w:type="table" w:styleId="714">
     <w:name w:val="Grid Table 1 Light - Accent 3"/>
-    <w:basedOn w:val="11"/>
+    <w:basedOn w:val="703"/>
     <w:uiPriority w:val="99"/>
     <w:pPr>
       <w:pBdr/>
@@ -4658,9 +5903,9 @@
       </w:tcPr>
     </w:tblStylePr>
   </w:style>
-  <w:style w:type="table" w:styleId="23">
+  <w:style w:type="table" w:styleId="715">
     <w:name w:val="Grid Table 1 Light - Accent 4"/>
-    <w:basedOn w:val="11"/>
+    <w:basedOn w:val="703"/>
     <w:uiPriority w:val="99"/>
     <w:pPr>
       <w:pBdr/>
@@ -4881,9 +6126,9 @@
       </w:tcPr>
     </w:tblStylePr>
   </w:style>
-  <w:style w:type="table" w:styleId="24">
+  <w:style w:type="table" w:styleId="716">
     <w:name w:val="Grid Table 1 Light - Accent 5"/>
-    <w:basedOn w:val="11"/>
+    <w:basedOn w:val="703"/>
     <w:uiPriority w:val="99"/>
     <w:pPr>
       <w:pBdr/>
@@ -5104,9 +6349,9 @@
       </w:tcPr>
     </w:tblStylePr>
   </w:style>
-  <w:style w:type="table" w:styleId="25">
+  <w:style w:type="table" w:styleId="717">
     <w:name w:val="Grid Table 1 Light - Accent 6"/>
-    <w:basedOn w:val="11"/>
+    <w:basedOn w:val="703"/>
     <w:uiPriority w:val="99"/>
     <w:pPr>
       <w:pBdr/>
@@ -5327,9 +6572,9 @@
       </w:tcPr>
     </w:tblStylePr>
   </w:style>
-  <w:style w:type="table" w:styleId="26">
+  <w:style w:type="table" w:styleId="718">
     <w:name w:val="Grid Table 2"/>
-    <w:basedOn w:val="11"/>
+    <w:basedOn w:val="703"/>
     <w:uiPriority w:val="99"/>
     <w:pPr>
       <w:pBdr/>
@@ -5559,9 +6804,9 @@
       </w:tcPr>
     </w:tblStylePr>
   </w:style>
-  <w:style w:type="table" w:styleId="27">
+  <w:style w:type="table" w:styleId="719">
     <w:name w:val="Grid Table 2 - Accent 1"/>
-    <w:basedOn w:val="11"/>
+    <w:basedOn w:val="703"/>
     <w:uiPriority w:val="99"/>
     <w:pPr>
       <w:pBdr/>
@@ -5791,9 +7036,9 @@
       </w:tcPr>
     </w:tblStylePr>
   </w:style>
-  <w:style w:type="table" w:styleId="28">
+  <w:style w:type="table" w:styleId="720">
     <w:name w:val="Grid Table 2 - Accent 2"/>
-    <w:basedOn w:val="11"/>
+    <w:basedOn w:val="703"/>
     <w:uiPriority w:val="99"/>
     <w:pPr>
       <w:pBdr/>
@@ -6023,9 +7268,9 @@
       </w:tcPr>
     </w:tblStylePr>
   </w:style>
-  <w:style w:type="table" w:styleId="29">
+  <w:style w:type="table" w:styleId="721">
     <w:name w:val="Grid Table 2 - Accent 3"/>
-    <w:basedOn w:val="11"/>
+    <w:basedOn w:val="703"/>
     <w:uiPriority w:val="99"/>
     <w:pPr>
       <w:pBdr/>
@@ -6255,9 +7500,9 @@
       </w:tcPr>
     </w:tblStylePr>
   </w:style>
-  <w:style w:type="table" w:styleId="30">
+  <w:style w:type="table" w:styleId="722">
     <w:name w:val="Grid Table 2 - Accent 4"/>
-    <w:basedOn w:val="11"/>
+    <w:basedOn w:val="703"/>
     <w:uiPriority w:val="99"/>
     <w:pPr>
       <w:pBdr/>
@@ -6487,9 +7732,9 @@
       </w:tcPr>
     </w:tblStylePr>
   </w:style>
-  <w:style w:type="table" w:styleId="31">
+  <w:style w:type="table" w:styleId="723">
     <w:name w:val="Grid Table 2 - Accent 5"/>
-    <w:basedOn w:val="11"/>
+    <w:basedOn w:val="703"/>
     <w:uiPriority w:val="99"/>
     <w:pPr>
       <w:pBdr/>
@@ -6719,9 +7964,9 @@
       </w:tcPr>
     </w:tblStylePr>
   </w:style>
-  <w:style w:type="table" w:styleId="32">
+  <w:style w:type="table" w:styleId="724">
     <w:name w:val="Grid Table 2 - Accent 6"/>
-    <w:basedOn w:val="11"/>
+    <w:basedOn w:val="703"/>
     <w:uiPriority w:val="99"/>
     <w:pPr>
       <w:pBdr/>
@@ -6951,9 +8196,9 @@
       </w:tcPr>
     </w:tblStylePr>
   </w:style>
-  <w:style w:type="table" w:styleId="33">
+  <w:style w:type="table" w:styleId="725">
     <w:name w:val="Grid Table 3"/>
-    <w:basedOn w:val="11"/>
+    <w:basedOn w:val="703"/>
     <w:uiPriority w:val="99"/>
     <w:pPr>
       <w:pBdr/>
@@ -7052,29 +8297,6 @@
         <w:tblBorders/>
       </w:tblPr>
       <w:tcPr>
-        <w:shd w:color="ffffff"/>
-        <w:tcBorders>
-          <w:top w:val="none" w:color="000000" w:sz="4" w:space="0"/>
-          <w:left w:val="none" w:color="000000" w:sz="4" w:space="0"/>
-          <w:bottom w:val="none" w:color="000000" w:sz="4" w:space="0"/>
-          <w:right w:val="none" w:color="000000" w:sz="4" w:space="0"/>
-        </w:tcBorders>
-      </w:tcPr>
-    </w:tblStylePr>
-    <w:tblStylePr w:type="firstRow">
-      <w:rPr>
-        <w:b/>
-        <w:color w:val="404040"/>
-      </w:rPr>
-      <w:pPr>
-        <w:pBdr/>
-        <w:spacing/>
-        <w:ind/>
-      </w:pPr>
-      <w:tblPr>
-        <w:tblBorders/>
-      </w:tblPr>
-      <w:tcPr>
         <w:shd w:val="clear" w:color="ffffff"/>
         <w:tcBorders>
           <w:top w:val="none" w:color="000000" w:sz="4" w:space="0"/>
@@ -7084,30 +8306,7 @@
         </w:tcBorders>
       </w:tcPr>
     </w:tblStylePr>
-    <w:tblStylePr w:type="lastCol">
-      <w:rPr>
-        <w:i/>
-        <w:color w:val="404040"/>
-      </w:rPr>
-      <w:pPr>
-        <w:pBdr/>
-        <w:spacing/>
-        <w:ind/>
-      </w:pPr>
-      <w:tblPr>
-        <w:tblBorders/>
-      </w:tblPr>
-      <w:tcPr>
-        <w:shd w:color="ffffff"/>
-        <w:tcBorders>
-          <w:top w:val="none" w:color="000000" w:sz="4" w:space="0"/>
-          <w:left w:val="none" w:color="000000" w:sz="4" w:space="0"/>
-          <w:bottom w:val="none" w:color="000000" w:sz="4" w:space="0"/>
-          <w:right w:val="none" w:color="000000" w:sz="4" w:space="0"/>
-        </w:tcBorders>
-      </w:tcPr>
-    </w:tblStylePr>
-    <w:tblStylePr w:type="lastRow">
+    <w:tblStylePr w:type="firstRow">
       <w:rPr>
         <w:b/>
         <w:color w:val="404040"/>
@@ -7130,6 +8329,52 @@
         </w:tcBorders>
       </w:tcPr>
     </w:tblStylePr>
+    <w:tblStylePr w:type="lastCol">
+      <w:rPr>
+        <w:i/>
+        <w:color w:val="404040"/>
+      </w:rPr>
+      <w:pPr>
+        <w:pBdr/>
+        <w:spacing/>
+        <w:ind/>
+      </w:pPr>
+      <w:tblPr>
+        <w:tblBorders/>
+      </w:tblPr>
+      <w:tcPr>
+        <w:shd w:val="clear" w:color="ffffff"/>
+        <w:tcBorders>
+          <w:top w:val="none" w:color="000000" w:sz="4" w:space="0"/>
+          <w:left w:val="none" w:color="000000" w:sz="4" w:space="0"/>
+          <w:bottom w:val="none" w:color="000000" w:sz="4" w:space="0"/>
+          <w:right w:val="none" w:color="000000" w:sz="4" w:space="0"/>
+        </w:tcBorders>
+      </w:tcPr>
+    </w:tblStylePr>
+    <w:tblStylePr w:type="lastRow">
+      <w:rPr>
+        <w:b/>
+        <w:color w:val="404040"/>
+      </w:rPr>
+      <w:pPr>
+        <w:pBdr/>
+        <w:spacing/>
+        <w:ind/>
+      </w:pPr>
+      <w:tblPr>
+        <w:tblBorders/>
+      </w:tblPr>
+      <w:tcPr>
+        <w:shd w:val="clear" w:color="ffffff"/>
+        <w:tcBorders>
+          <w:top w:val="none" w:color="000000" w:sz="4" w:space="0"/>
+          <w:left w:val="none" w:color="000000" w:sz="4" w:space="0"/>
+          <w:bottom w:val="none" w:color="000000" w:sz="4" w:space="0"/>
+          <w:right w:val="none" w:color="000000" w:sz="4" w:space="0"/>
+        </w:tcBorders>
+      </w:tcPr>
+    </w:tblStylePr>
     <w:tblStylePr w:type="nwCell">
       <w:pPr>
         <w:pBdr/>
@@ -7196,9 +8441,9 @@
       </w:tcPr>
     </w:tblStylePr>
   </w:style>
-  <w:style w:type="table" w:styleId="34">
+  <w:style w:type="table" w:styleId="726">
     <w:name w:val="Grid Table 3 - Accent 1"/>
-    <w:basedOn w:val="11"/>
+    <w:basedOn w:val="703"/>
     <w:uiPriority w:val="99"/>
     <w:pPr>
       <w:pBdr/>
@@ -7297,29 +8542,6 @@
         <w:tblBorders/>
       </w:tblPr>
       <w:tcPr>
-        <w:shd w:color="ffffff"/>
-        <w:tcBorders>
-          <w:top w:val="none" w:color="000000" w:sz="4" w:space="0"/>
-          <w:left w:val="none" w:color="000000" w:sz="4" w:space="0"/>
-          <w:bottom w:val="none" w:color="000000" w:sz="4" w:space="0"/>
-          <w:right w:val="none" w:color="000000" w:sz="4" w:space="0"/>
-        </w:tcBorders>
-      </w:tcPr>
-    </w:tblStylePr>
-    <w:tblStylePr w:type="firstRow">
-      <w:rPr>
-        <w:b/>
-        <w:color w:val="404040"/>
-      </w:rPr>
-      <w:pPr>
-        <w:pBdr/>
-        <w:spacing/>
-        <w:ind/>
-      </w:pPr>
-      <w:tblPr>
-        <w:tblBorders/>
-      </w:tblPr>
-      <w:tcPr>
         <w:shd w:val="clear" w:color="ffffff"/>
         <w:tcBorders>
           <w:top w:val="none" w:color="000000" w:sz="4" w:space="0"/>
@@ -7329,30 +8551,7 @@
         </w:tcBorders>
       </w:tcPr>
     </w:tblStylePr>
-    <w:tblStylePr w:type="lastCol">
-      <w:rPr>
-        <w:i/>
-        <w:color w:val="404040"/>
-      </w:rPr>
-      <w:pPr>
-        <w:pBdr/>
-        <w:spacing/>
-        <w:ind/>
-      </w:pPr>
-      <w:tblPr>
-        <w:tblBorders/>
-      </w:tblPr>
-      <w:tcPr>
-        <w:shd w:color="ffffff"/>
-        <w:tcBorders>
-          <w:top w:val="none" w:color="000000" w:sz="4" w:space="0"/>
-          <w:left w:val="none" w:color="000000" w:sz="4" w:space="0"/>
-          <w:bottom w:val="none" w:color="000000" w:sz="4" w:space="0"/>
-          <w:right w:val="none" w:color="000000" w:sz="4" w:space="0"/>
-        </w:tcBorders>
-      </w:tcPr>
-    </w:tblStylePr>
-    <w:tblStylePr w:type="lastRow">
+    <w:tblStylePr w:type="firstRow">
       <w:rPr>
         <w:b/>
         <w:color w:val="404040"/>
@@ -7375,6 +8574,52 @@
         </w:tcBorders>
       </w:tcPr>
     </w:tblStylePr>
+    <w:tblStylePr w:type="lastCol">
+      <w:rPr>
+        <w:i/>
+        <w:color w:val="404040"/>
+      </w:rPr>
+      <w:pPr>
+        <w:pBdr/>
+        <w:spacing/>
+        <w:ind/>
+      </w:pPr>
+      <w:tblPr>
+        <w:tblBorders/>
+      </w:tblPr>
+      <w:tcPr>
+        <w:shd w:val="clear" w:color="ffffff"/>
+        <w:tcBorders>
+          <w:top w:val="none" w:color="000000" w:sz="4" w:space="0"/>
+          <w:left w:val="none" w:color="000000" w:sz="4" w:space="0"/>
+          <w:bottom w:val="none" w:color="000000" w:sz="4" w:space="0"/>
+          <w:right w:val="none" w:color="000000" w:sz="4" w:space="0"/>
+        </w:tcBorders>
+      </w:tcPr>
+    </w:tblStylePr>
+    <w:tblStylePr w:type="lastRow">
+      <w:rPr>
+        <w:b/>
+        <w:color w:val="404040"/>
+      </w:rPr>
+      <w:pPr>
+        <w:pBdr/>
+        <w:spacing/>
+        <w:ind/>
+      </w:pPr>
+      <w:tblPr>
+        <w:tblBorders/>
+      </w:tblPr>
+      <w:tcPr>
+        <w:shd w:val="clear" w:color="ffffff"/>
+        <w:tcBorders>
+          <w:top w:val="none" w:color="000000" w:sz="4" w:space="0"/>
+          <w:left w:val="none" w:color="000000" w:sz="4" w:space="0"/>
+          <w:bottom w:val="none" w:color="000000" w:sz="4" w:space="0"/>
+          <w:right w:val="none" w:color="000000" w:sz="4" w:space="0"/>
+        </w:tcBorders>
+      </w:tcPr>
+    </w:tblStylePr>
     <w:tblStylePr w:type="nwCell">
       <w:pPr>
         <w:pBdr/>
@@ -7441,9 +8686,9 @@
       </w:tcPr>
     </w:tblStylePr>
   </w:style>
-  <w:style w:type="table" w:styleId="35">
+  <w:style w:type="table" w:styleId="727">
     <w:name w:val="Grid Table 3 - Accent 2"/>
-    <w:basedOn w:val="11"/>
+    <w:basedOn w:val="703"/>
     <w:uiPriority w:val="99"/>
     <w:pPr>
       <w:pBdr/>
@@ -7542,29 +8787,6 @@
         <w:tblBorders/>
       </w:tblPr>
       <w:tcPr>
-        <w:shd w:color="ffffff"/>
-        <w:tcBorders>
-          <w:top w:val="none" w:color="000000" w:sz="4" w:space="0"/>
-          <w:left w:val="none" w:color="000000" w:sz="4" w:space="0"/>
-          <w:bottom w:val="none" w:color="000000" w:sz="4" w:space="0"/>
-          <w:right w:val="none" w:color="000000" w:sz="4" w:space="0"/>
-        </w:tcBorders>
-      </w:tcPr>
-    </w:tblStylePr>
-    <w:tblStylePr w:type="firstRow">
-      <w:rPr>
-        <w:b/>
-        <w:color w:val="404040"/>
-      </w:rPr>
-      <w:pPr>
-        <w:pBdr/>
-        <w:spacing/>
-        <w:ind/>
-      </w:pPr>
-      <w:tblPr>
-        <w:tblBorders/>
-      </w:tblPr>
-      <w:tcPr>
         <w:shd w:val="clear" w:color="ffffff"/>
         <w:tcBorders>
           <w:top w:val="none" w:color="000000" w:sz="4" w:space="0"/>
@@ -7574,30 +8796,7 @@
         </w:tcBorders>
       </w:tcPr>
     </w:tblStylePr>
-    <w:tblStylePr w:type="lastCol">
-      <w:rPr>
-        <w:i/>
-        <w:color w:val="404040"/>
-      </w:rPr>
-      <w:pPr>
-        <w:pBdr/>
-        <w:spacing/>
-        <w:ind/>
-      </w:pPr>
-      <w:tblPr>
-        <w:tblBorders/>
-      </w:tblPr>
-      <w:tcPr>
-        <w:shd w:color="ffffff"/>
-        <w:tcBorders>
-          <w:top w:val="none" w:color="000000" w:sz="4" w:space="0"/>
-          <w:left w:val="none" w:color="000000" w:sz="4" w:space="0"/>
-          <w:bottom w:val="none" w:color="000000" w:sz="4" w:space="0"/>
-          <w:right w:val="none" w:color="000000" w:sz="4" w:space="0"/>
-        </w:tcBorders>
-      </w:tcPr>
-    </w:tblStylePr>
-    <w:tblStylePr w:type="lastRow">
+    <w:tblStylePr w:type="firstRow">
       <w:rPr>
         <w:b/>
         <w:color w:val="404040"/>
@@ -7620,6 +8819,52 @@
         </w:tcBorders>
       </w:tcPr>
     </w:tblStylePr>
+    <w:tblStylePr w:type="lastCol">
+      <w:rPr>
+        <w:i/>
+        <w:color w:val="404040"/>
+      </w:rPr>
+      <w:pPr>
+        <w:pBdr/>
+        <w:spacing/>
+        <w:ind/>
+      </w:pPr>
+      <w:tblPr>
+        <w:tblBorders/>
+      </w:tblPr>
+      <w:tcPr>
+        <w:shd w:val="clear" w:color="ffffff"/>
+        <w:tcBorders>
+          <w:top w:val="none" w:color="000000" w:sz="4" w:space="0"/>
+          <w:left w:val="none" w:color="000000" w:sz="4" w:space="0"/>
+          <w:bottom w:val="none" w:color="000000" w:sz="4" w:space="0"/>
+          <w:right w:val="none" w:color="000000" w:sz="4" w:space="0"/>
+        </w:tcBorders>
+      </w:tcPr>
+    </w:tblStylePr>
+    <w:tblStylePr w:type="lastRow">
+      <w:rPr>
+        <w:b/>
+        <w:color w:val="404040"/>
+      </w:rPr>
+      <w:pPr>
+        <w:pBdr/>
+        <w:spacing/>
+        <w:ind/>
+      </w:pPr>
+      <w:tblPr>
+        <w:tblBorders/>
+      </w:tblPr>
+      <w:tcPr>
+        <w:shd w:val="clear" w:color="ffffff"/>
+        <w:tcBorders>
+          <w:top w:val="none" w:color="000000" w:sz="4" w:space="0"/>
+          <w:left w:val="none" w:color="000000" w:sz="4" w:space="0"/>
+          <w:bottom w:val="none" w:color="000000" w:sz="4" w:space="0"/>
+          <w:right w:val="none" w:color="000000" w:sz="4" w:space="0"/>
+        </w:tcBorders>
+      </w:tcPr>
+    </w:tblStylePr>
     <w:tblStylePr w:type="nwCell">
       <w:pPr>
         <w:pBdr/>
@@ -7686,9 +8931,9 @@
       </w:tcPr>
     </w:tblStylePr>
   </w:style>
-  <w:style w:type="table" w:styleId="36">
+  <w:style w:type="table" w:styleId="728">
     <w:name w:val="Grid Table 3 - Accent 3"/>
-    <w:basedOn w:val="11"/>
+    <w:basedOn w:val="703"/>
     <w:uiPriority w:val="99"/>
     <w:pPr>
       <w:pBdr/>
@@ -7787,29 +9032,6 @@
         <w:tblBorders/>
       </w:tblPr>
       <w:tcPr>
-        <w:shd w:color="ffffff"/>
-        <w:tcBorders>
-          <w:top w:val="none" w:color="000000" w:sz="4" w:space="0"/>
-          <w:left w:val="none" w:color="000000" w:sz="4" w:space="0"/>
-          <w:bottom w:val="none" w:color="000000" w:sz="4" w:space="0"/>
-          <w:right w:val="none" w:color="000000" w:sz="4" w:space="0"/>
-        </w:tcBorders>
-      </w:tcPr>
-    </w:tblStylePr>
-    <w:tblStylePr w:type="firstRow">
-      <w:rPr>
-        <w:b/>
-        <w:color w:val="404040"/>
-      </w:rPr>
-      <w:pPr>
-        <w:pBdr/>
-        <w:spacing/>
-        <w:ind/>
-      </w:pPr>
-      <w:tblPr>
-        <w:tblBorders/>
-      </w:tblPr>
-      <w:tcPr>
         <w:shd w:val="clear" w:color="ffffff"/>
         <w:tcBorders>
           <w:top w:val="none" w:color="000000" w:sz="4" w:space="0"/>
@@ -7819,30 +9041,7 @@
         </w:tcBorders>
       </w:tcPr>
     </w:tblStylePr>
-    <w:tblStylePr w:type="lastCol">
-      <w:rPr>
-        <w:i/>
-        <w:color w:val="404040"/>
-      </w:rPr>
-      <w:pPr>
-        <w:pBdr/>
-        <w:spacing/>
-        <w:ind/>
-      </w:pPr>
-      <w:tblPr>
-        <w:tblBorders/>
-      </w:tblPr>
-      <w:tcPr>
-        <w:shd w:color="ffffff"/>
-        <w:tcBorders>
-          <w:top w:val="none" w:color="000000" w:sz="4" w:space="0"/>
-          <w:left w:val="none" w:color="000000" w:sz="4" w:space="0"/>
-          <w:bottom w:val="none" w:color="000000" w:sz="4" w:space="0"/>
-          <w:right w:val="none" w:color="000000" w:sz="4" w:space="0"/>
-        </w:tcBorders>
-      </w:tcPr>
-    </w:tblStylePr>
-    <w:tblStylePr w:type="lastRow">
+    <w:tblStylePr w:type="firstRow">
       <w:rPr>
         <w:b/>
         <w:color w:val="404040"/>
@@ -7865,6 +9064,52 @@
         </w:tcBorders>
       </w:tcPr>
     </w:tblStylePr>
+    <w:tblStylePr w:type="lastCol">
+      <w:rPr>
+        <w:i/>
+        <w:color w:val="404040"/>
+      </w:rPr>
+      <w:pPr>
+        <w:pBdr/>
+        <w:spacing/>
+        <w:ind/>
+      </w:pPr>
+      <w:tblPr>
+        <w:tblBorders/>
+      </w:tblPr>
+      <w:tcPr>
+        <w:shd w:val="clear" w:color="ffffff"/>
+        <w:tcBorders>
+          <w:top w:val="none" w:color="000000" w:sz="4" w:space="0"/>
+          <w:left w:val="none" w:color="000000" w:sz="4" w:space="0"/>
+          <w:bottom w:val="none" w:color="000000" w:sz="4" w:space="0"/>
+          <w:right w:val="none" w:color="000000" w:sz="4" w:space="0"/>
+        </w:tcBorders>
+      </w:tcPr>
+    </w:tblStylePr>
+    <w:tblStylePr w:type="lastRow">
+      <w:rPr>
+        <w:b/>
+        <w:color w:val="404040"/>
+      </w:rPr>
+      <w:pPr>
+        <w:pBdr/>
+        <w:spacing/>
+        <w:ind/>
+      </w:pPr>
+      <w:tblPr>
+        <w:tblBorders/>
+      </w:tblPr>
+      <w:tcPr>
+        <w:shd w:val="clear" w:color="ffffff"/>
+        <w:tcBorders>
+          <w:top w:val="none" w:color="000000" w:sz="4" w:space="0"/>
+          <w:left w:val="none" w:color="000000" w:sz="4" w:space="0"/>
+          <w:bottom w:val="none" w:color="000000" w:sz="4" w:space="0"/>
+          <w:right w:val="none" w:color="000000" w:sz="4" w:space="0"/>
+        </w:tcBorders>
+      </w:tcPr>
+    </w:tblStylePr>
     <w:tblStylePr w:type="nwCell">
       <w:pPr>
         <w:pBdr/>
@@ -7931,9 +9176,9 @@
       </w:tcPr>
     </w:tblStylePr>
   </w:style>
-  <w:style w:type="table" w:styleId="37">
+  <w:style w:type="table" w:styleId="729">
     <w:name w:val="Grid Table 3 - Accent 4"/>
-    <w:basedOn w:val="11"/>
+    <w:basedOn w:val="703"/>
     <w:uiPriority w:val="99"/>
     <w:pPr>
       <w:pBdr/>
@@ -8032,29 +9277,6 @@
         <w:tblBorders/>
       </w:tblPr>
       <w:tcPr>
-        <w:shd w:color="ffffff"/>
-        <w:tcBorders>
-          <w:top w:val="none" w:color="000000" w:sz="4" w:space="0"/>
-          <w:left w:val="none" w:color="000000" w:sz="4" w:space="0"/>
-          <w:bottom w:val="none" w:color="000000" w:sz="4" w:space="0"/>
-          <w:right w:val="none" w:color="000000" w:sz="4" w:space="0"/>
-        </w:tcBorders>
-      </w:tcPr>
-    </w:tblStylePr>
-    <w:tblStylePr w:type="firstRow">
-      <w:rPr>
-        <w:b/>
-        <w:color w:val="404040"/>
-      </w:rPr>
-      <w:pPr>
-        <w:pBdr/>
-        <w:spacing/>
-        <w:ind/>
-      </w:pPr>
-      <w:tblPr>
-        <w:tblBorders/>
-      </w:tblPr>
-      <w:tcPr>
         <w:shd w:val="clear" w:color="ffffff"/>
         <w:tcBorders>
           <w:top w:val="none" w:color="000000" w:sz="4" w:space="0"/>
@@ -8064,30 +9286,7 @@
         </w:tcBorders>
       </w:tcPr>
     </w:tblStylePr>
-    <w:tblStylePr w:type="lastCol">
-      <w:rPr>
-        <w:i/>
-        <w:color w:val="404040"/>
-      </w:rPr>
-      <w:pPr>
-        <w:pBdr/>
-        <w:spacing/>
-        <w:ind/>
-      </w:pPr>
-      <w:tblPr>
-        <w:tblBorders/>
-      </w:tblPr>
-      <w:tcPr>
-        <w:shd w:color="ffffff"/>
-        <w:tcBorders>
-          <w:top w:val="none" w:color="000000" w:sz="4" w:space="0"/>
-          <w:left w:val="none" w:color="000000" w:sz="4" w:space="0"/>
-          <w:bottom w:val="none" w:color="000000" w:sz="4" w:space="0"/>
-          <w:right w:val="none" w:color="000000" w:sz="4" w:space="0"/>
-        </w:tcBorders>
-      </w:tcPr>
-    </w:tblStylePr>
-    <w:tblStylePr w:type="lastRow">
+    <w:tblStylePr w:type="firstRow">
       <w:rPr>
         <w:b/>
         <w:color w:val="404040"/>
@@ -8110,6 +9309,52 @@
         </w:tcBorders>
       </w:tcPr>
     </w:tblStylePr>
+    <w:tblStylePr w:type="lastCol">
+      <w:rPr>
+        <w:i/>
+        <w:color w:val="404040"/>
+      </w:rPr>
+      <w:pPr>
+        <w:pBdr/>
+        <w:spacing/>
+        <w:ind/>
+      </w:pPr>
+      <w:tblPr>
+        <w:tblBorders/>
+      </w:tblPr>
+      <w:tcPr>
+        <w:shd w:val="clear" w:color="ffffff"/>
+        <w:tcBorders>
+          <w:top w:val="none" w:color="000000" w:sz="4" w:space="0"/>
+          <w:left w:val="none" w:color="000000" w:sz="4" w:space="0"/>
+          <w:bottom w:val="none" w:color="000000" w:sz="4" w:space="0"/>
+          <w:right w:val="none" w:color="000000" w:sz="4" w:space="0"/>
+        </w:tcBorders>
+      </w:tcPr>
+    </w:tblStylePr>
+    <w:tblStylePr w:type="lastRow">
+      <w:rPr>
+        <w:b/>
+        <w:color w:val="404040"/>
+      </w:rPr>
+      <w:pPr>
+        <w:pBdr/>
+        <w:spacing/>
+        <w:ind/>
+      </w:pPr>
+      <w:tblPr>
+        <w:tblBorders/>
+      </w:tblPr>
+      <w:tcPr>
+        <w:shd w:val="clear" w:color="ffffff"/>
+        <w:tcBorders>
+          <w:top w:val="none" w:color="000000" w:sz="4" w:space="0"/>
+          <w:left w:val="none" w:color="000000" w:sz="4" w:space="0"/>
+          <w:bottom w:val="none" w:color="000000" w:sz="4" w:space="0"/>
+          <w:right w:val="none" w:color="000000" w:sz="4" w:space="0"/>
+        </w:tcBorders>
+      </w:tcPr>
+    </w:tblStylePr>
     <w:tblStylePr w:type="nwCell">
       <w:pPr>
         <w:pBdr/>
@@ -8176,9 +9421,9 @@
       </w:tcPr>
     </w:tblStylePr>
   </w:style>
-  <w:style w:type="table" w:styleId="38">
+  <w:style w:type="table" w:styleId="730">
     <w:name w:val="Grid Table 3 - Accent 5"/>
-    <w:basedOn w:val="11"/>
+    <w:basedOn w:val="703"/>
     <w:uiPriority w:val="99"/>
     <w:pPr>
       <w:pBdr/>
@@ -8277,29 +9522,6 @@
         <w:tblBorders/>
       </w:tblPr>
       <w:tcPr>
-        <w:shd w:color="ffffff"/>
-        <w:tcBorders>
-          <w:top w:val="none" w:color="000000" w:sz="4" w:space="0"/>
-          <w:left w:val="none" w:color="000000" w:sz="4" w:space="0"/>
-          <w:bottom w:val="none" w:color="000000" w:sz="4" w:space="0"/>
-          <w:right w:val="none" w:color="000000" w:sz="4" w:space="0"/>
-        </w:tcBorders>
-      </w:tcPr>
-    </w:tblStylePr>
-    <w:tblStylePr w:type="firstRow">
-      <w:rPr>
-        <w:b/>
-        <w:color w:val="404040"/>
-      </w:rPr>
-      <w:pPr>
-        <w:pBdr/>
-        <w:spacing/>
-        <w:ind/>
-      </w:pPr>
-      <w:tblPr>
-        <w:tblBorders/>
-      </w:tblPr>
-      <w:tcPr>
         <w:shd w:val="clear" w:color="ffffff"/>
         <w:tcBorders>
           <w:top w:val="none" w:color="000000" w:sz="4" w:space="0"/>
@@ -8309,30 +9531,7 @@
         </w:tcBorders>
       </w:tcPr>
     </w:tblStylePr>
-    <w:tblStylePr w:type="lastCol">
-      <w:rPr>
-        <w:i/>
-        <w:color w:val="404040"/>
-      </w:rPr>
-      <w:pPr>
-        <w:pBdr/>
-        <w:spacing/>
-        <w:ind/>
-      </w:pPr>
-      <w:tblPr>
-        <w:tblBorders/>
-      </w:tblPr>
-      <w:tcPr>
-        <w:shd w:color="ffffff"/>
-        <w:tcBorders>
-          <w:top w:val="none" w:color="000000" w:sz="4" w:space="0"/>
-          <w:left w:val="none" w:color="000000" w:sz="4" w:space="0"/>
-          <w:bottom w:val="none" w:color="000000" w:sz="4" w:space="0"/>
-          <w:right w:val="none" w:color="000000" w:sz="4" w:space="0"/>
-        </w:tcBorders>
-      </w:tcPr>
-    </w:tblStylePr>
-    <w:tblStylePr w:type="lastRow">
+    <w:tblStylePr w:type="firstRow">
       <w:rPr>
         <w:b/>
         <w:color w:val="404040"/>
@@ -8355,6 +9554,52 @@
         </w:tcBorders>
       </w:tcPr>
     </w:tblStylePr>
+    <w:tblStylePr w:type="lastCol">
+      <w:rPr>
+        <w:i/>
+        <w:color w:val="404040"/>
+      </w:rPr>
+      <w:pPr>
+        <w:pBdr/>
+        <w:spacing/>
+        <w:ind/>
+      </w:pPr>
+      <w:tblPr>
+        <w:tblBorders/>
+      </w:tblPr>
+      <w:tcPr>
+        <w:shd w:val="clear" w:color="ffffff"/>
+        <w:tcBorders>
+          <w:top w:val="none" w:color="000000" w:sz="4" w:space="0"/>
+          <w:left w:val="none" w:color="000000" w:sz="4" w:space="0"/>
+          <w:bottom w:val="none" w:color="000000" w:sz="4" w:space="0"/>
+          <w:right w:val="none" w:color="000000" w:sz="4" w:space="0"/>
+        </w:tcBorders>
+      </w:tcPr>
+    </w:tblStylePr>
+    <w:tblStylePr w:type="lastRow">
+      <w:rPr>
+        <w:b/>
+        <w:color w:val="404040"/>
+      </w:rPr>
+      <w:pPr>
+        <w:pBdr/>
+        <w:spacing/>
+        <w:ind/>
+      </w:pPr>
+      <w:tblPr>
+        <w:tblBorders/>
+      </w:tblPr>
+      <w:tcPr>
+        <w:shd w:val="clear" w:color="ffffff"/>
+        <w:tcBorders>
+          <w:top w:val="none" w:color="000000" w:sz="4" w:space="0"/>
+          <w:left w:val="none" w:color="000000" w:sz="4" w:space="0"/>
+          <w:bottom w:val="none" w:color="000000" w:sz="4" w:space="0"/>
+          <w:right w:val="none" w:color="000000" w:sz="4" w:space="0"/>
+        </w:tcBorders>
+      </w:tcPr>
+    </w:tblStylePr>
     <w:tblStylePr w:type="nwCell">
       <w:pPr>
         <w:pBdr/>
@@ -8421,9 +9666,9 @@
       </w:tcPr>
     </w:tblStylePr>
   </w:style>
-  <w:style w:type="table" w:styleId="39">
+  <w:style w:type="table" w:styleId="731">
     <w:name w:val="Grid Table 3 - Accent 6"/>
-    <w:basedOn w:val="11"/>
+    <w:basedOn w:val="703"/>
     <w:uiPriority w:val="99"/>
     <w:pPr>
       <w:pBdr/>
@@ -8522,29 +9767,6 @@
         <w:tblBorders/>
       </w:tblPr>
       <w:tcPr>
-        <w:shd w:color="ffffff"/>
-        <w:tcBorders>
-          <w:top w:val="none" w:color="000000" w:sz="4" w:space="0"/>
-          <w:left w:val="none" w:color="000000" w:sz="4" w:space="0"/>
-          <w:bottom w:val="none" w:color="000000" w:sz="4" w:space="0"/>
-          <w:right w:val="none" w:color="000000" w:sz="4" w:space="0"/>
-        </w:tcBorders>
-      </w:tcPr>
-    </w:tblStylePr>
-    <w:tblStylePr w:type="firstRow">
-      <w:rPr>
-        <w:b/>
-        <w:color w:val="404040"/>
-      </w:rPr>
-      <w:pPr>
-        <w:pBdr/>
-        <w:spacing/>
-        <w:ind/>
-      </w:pPr>
-      <w:tblPr>
-        <w:tblBorders/>
-      </w:tblPr>
-      <w:tcPr>
         <w:shd w:val="clear" w:color="ffffff"/>
         <w:tcBorders>
           <w:top w:val="none" w:color="000000" w:sz="4" w:space="0"/>
@@ -8554,30 +9776,7 @@
         </w:tcBorders>
       </w:tcPr>
     </w:tblStylePr>
-    <w:tblStylePr w:type="lastCol">
-      <w:rPr>
-        <w:i/>
-        <w:color w:val="404040"/>
-      </w:rPr>
-      <w:pPr>
-        <w:pBdr/>
-        <w:spacing/>
-        <w:ind/>
-      </w:pPr>
-      <w:tblPr>
-        <w:tblBorders/>
-      </w:tblPr>
-      <w:tcPr>
-        <w:shd w:color="ffffff"/>
-        <w:tcBorders>
-          <w:top w:val="none" w:color="000000" w:sz="4" w:space="0"/>
-          <w:left w:val="none" w:color="000000" w:sz="4" w:space="0"/>
-          <w:bottom w:val="none" w:color="000000" w:sz="4" w:space="0"/>
-          <w:right w:val="none" w:color="000000" w:sz="4" w:space="0"/>
-        </w:tcBorders>
-      </w:tcPr>
-    </w:tblStylePr>
-    <w:tblStylePr w:type="lastRow">
+    <w:tblStylePr w:type="firstRow">
       <w:rPr>
         <w:b/>
         <w:color w:val="404040"/>
@@ -8600,6 +9799,52 @@
         </w:tcBorders>
       </w:tcPr>
     </w:tblStylePr>
+    <w:tblStylePr w:type="lastCol">
+      <w:rPr>
+        <w:i/>
+        <w:color w:val="404040"/>
+      </w:rPr>
+      <w:pPr>
+        <w:pBdr/>
+        <w:spacing/>
+        <w:ind/>
+      </w:pPr>
+      <w:tblPr>
+        <w:tblBorders/>
+      </w:tblPr>
+      <w:tcPr>
+        <w:shd w:val="clear" w:color="ffffff"/>
+        <w:tcBorders>
+          <w:top w:val="none" w:color="000000" w:sz="4" w:space="0"/>
+          <w:left w:val="none" w:color="000000" w:sz="4" w:space="0"/>
+          <w:bottom w:val="none" w:color="000000" w:sz="4" w:space="0"/>
+          <w:right w:val="none" w:color="000000" w:sz="4" w:space="0"/>
+        </w:tcBorders>
+      </w:tcPr>
+    </w:tblStylePr>
+    <w:tblStylePr w:type="lastRow">
+      <w:rPr>
+        <w:b/>
+        <w:color w:val="404040"/>
+      </w:rPr>
+      <w:pPr>
+        <w:pBdr/>
+        <w:spacing/>
+        <w:ind/>
+      </w:pPr>
+      <w:tblPr>
+        <w:tblBorders/>
+      </w:tblPr>
+      <w:tcPr>
+        <w:shd w:val="clear" w:color="ffffff"/>
+        <w:tcBorders>
+          <w:top w:val="none" w:color="000000" w:sz="4" w:space="0"/>
+          <w:left w:val="none" w:color="000000" w:sz="4" w:space="0"/>
+          <w:bottom w:val="none" w:color="000000" w:sz="4" w:space="0"/>
+          <w:right w:val="none" w:color="000000" w:sz="4" w:space="0"/>
+        </w:tcBorders>
+      </w:tcPr>
+    </w:tblStylePr>
     <w:tblStylePr w:type="nwCell">
       <w:pPr>
         <w:pBdr/>
@@ -8666,9 +9911,9 @@
       </w:tcPr>
     </w:tblStylePr>
   </w:style>
-  <w:style w:type="table" w:styleId="40">
+  <w:style w:type="table" w:styleId="732">
     <w:name w:val="Grid Table 4"/>
-    <w:basedOn w:val="11"/>
+    <w:basedOn w:val="703"/>
     <w:uiPriority w:val="59"/>
     <w:pPr>
       <w:pBdr/>
@@ -8899,9 +10144,9 @@
       </w:tcPr>
     </w:tblStylePr>
   </w:style>
-  <w:style w:type="table" w:styleId="41">
+  <w:style w:type="table" w:styleId="733">
     <w:name w:val="Grid Table 4 - Accent 1"/>
-    <w:basedOn w:val="11"/>
+    <w:basedOn w:val="703"/>
     <w:uiPriority w:val="59"/>
     <w:pPr>
       <w:pBdr/>
@@ -9132,9 +10377,9 @@
       </w:tcPr>
     </w:tblStylePr>
   </w:style>
-  <w:style w:type="table" w:styleId="42">
+  <w:style w:type="table" w:styleId="734">
     <w:name w:val="Grid Table 4 - Accent 2"/>
-    <w:basedOn w:val="11"/>
+    <w:basedOn w:val="703"/>
     <w:uiPriority w:val="59"/>
     <w:pPr>
       <w:pBdr/>
@@ -9365,9 +10610,9 @@
       </w:tcPr>
     </w:tblStylePr>
   </w:style>
-  <w:style w:type="table" w:styleId="43">
+  <w:style w:type="table" w:styleId="735">
     <w:name w:val="Grid Table 4 - Accent 3"/>
-    <w:basedOn w:val="11"/>
+    <w:basedOn w:val="703"/>
     <w:uiPriority w:val="59"/>
     <w:pPr>
       <w:pBdr/>
@@ -9598,9 +10843,9 @@
       </w:tcPr>
     </w:tblStylePr>
   </w:style>
-  <w:style w:type="table" w:styleId="44">
+  <w:style w:type="table" w:styleId="736">
     <w:name w:val="Grid Table 4 - Accent 4"/>
-    <w:basedOn w:val="11"/>
+    <w:basedOn w:val="703"/>
     <w:uiPriority w:val="59"/>
     <w:pPr>
       <w:pBdr/>
@@ -9831,9 +11076,9 @@
       </w:tcPr>
     </w:tblStylePr>
   </w:style>
-  <w:style w:type="table" w:styleId="45">
+  <w:style w:type="table" w:styleId="737">
     <w:name w:val="Grid Table 4 - Accent 5"/>
-    <w:basedOn w:val="11"/>
+    <w:basedOn w:val="703"/>
     <w:uiPriority w:val="59"/>
     <w:pPr>
       <w:pBdr/>
@@ -10064,9 +11309,9 @@
       </w:tcPr>
     </w:tblStylePr>
   </w:style>
-  <w:style w:type="table" w:styleId="46">
+  <w:style w:type="table" w:styleId="738">
     <w:name w:val="Grid Table 4 - Accent 6"/>
-    <w:basedOn w:val="11"/>
+    <w:basedOn w:val="703"/>
     <w:uiPriority w:val="59"/>
     <w:pPr>
       <w:pBdr/>
@@ -10297,9 +11542,9 @@
       </w:tcPr>
     </w:tblStylePr>
   </w:style>
-  <w:style w:type="table" w:styleId="47">
+  <w:style w:type="table" w:styleId="739">
     <w:name w:val="Grid Table 5 Dark"/>
-    <w:basedOn w:val="11"/>
+    <w:basedOn w:val="703"/>
     <w:uiPriority w:val="99"/>
     <w:pPr>
       <w:pBdr/>
@@ -10525,9 +11770,9 @@
       </w:tcPr>
     </w:tblStylePr>
   </w:style>
-  <w:style w:type="table" w:styleId="48">
+  <w:style w:type="table" w:styleId="740">
     <w:name w:val="Grid Table 5 Dark- Accent 1"/>
-    <w:basedOn w:val="11"/>
+    <w:basedOn w:val="703"/>
     <w:uiPriority w:val="99"/>
     <w:pPr>
       <w:pBdr/>
@@ -10753,9 +11998,9 @@
       </w:tcPr>
     </w:tblStylePr>
   </w:style>
-  <w:style w:type="table" w:styleId="49">
+  <w:style w:type="table" w:styleId="741">
     <w:name w:val="Grid Table 5 Dark - Accent 2"/>
-    <w:basedOn w:val="11"/>
+    <w:basedOn w:val="703"/>
     <w:uiPriority w:val="99"/>
     <w:pPr>
       <w:pBdr/>
@@ -10981,9 +12226,9 @@
       </w:tcPr>
     </w:tblStylePr>
   </w:style>
-  <w:style w:type="table" w:styleId="50">
+  <w:style w:type="table" w:styleId="742">
     <w:name w:val="Grid Table 5 Dark - Accent 3"/>
-    <w:basedOn w:val="11"/>
+    <w:basedOn w:val="703"/>
     <w:uiPriority w:val="99"/>
     <w:pPr>
       <w:pBdr/>
@@ -11209,9 +12454,9 @@
       </w:tcPr>
     </w:tblStylePr>
   </w:style>
-  <w:style w:type="table" w:styleId="51">
+  <w:style w:type="table" w:styleId="743">
     <w:name w:val="Grid Table 5 Dark- Accent 4"/>
-    <w:basedOn w:val="11"/>
+    <w:basedOn w:val="703"/>
     <w:uiPriority w:val="99"/>
     <w:pPr>
       <w:pBdr/>
@@ -11437,9 +12682,9 @@
       </w:tcPr>
     </w:tblStylePr>
   </w:style>
-  <w:style w:type="table" w:styleId="52">
+  <w:style w:type="table" w:styleId="744">
     <w:name w:val="Grid Table 5 Dark - Accent 5"/>
-    <w:basedOn w:val="11"/>
+    <w:basedOn w:val="703"/>
     <w:uiPriority w:val="99"/>
     <w:pPr>
       <w:pBdr/>
@@ -11665,9 +12910,9 @@
       </w:tcPr>
     </w:tblStylePr>
   </w:style>
-  <w:style w:type="table" w:styleId="53">
+  <w:style w:type="table" w:styleId="745">
     <w:name w:val="Grid Table 5 Dark - Accent 6"/>
-    <w:basedOn w:val="11"/>
+    <w:basedOn w:val="703"/>
     <w:uiPriority w:val="99"/>
     <w:pPr>
       <w:pBdr/>
@@ -11893,9 +13138,9 @@
       </w:tcPr>
     </w:tblStylePr>
   </w:style>
-  <w:style w:type="table" w:styleId="54">
+  <w:style w:type="table" w:styleId="746">
     <w:name w:val="Grid Table 6 Colorful"/>
-    <w:basedOn w:val="11"/>
+    <w:basedOn w:val="703"/>
     <w:uiPriority w:val="99"/>
     <w:pPr>
       <w:pBdr/>
@@ -12123,9 +13368,9 @@
       </w:tcPr>
     </w:tblStylePr>
   </w:style>
-  <w:style w:type="table" w:styleId="55">
+  <w:style w:type="table" w:styleId="747">
     <w:name w:val="Grid Table 6 Colorful - Accent 1"/>
-    <w:basedOn w:val="11"/>
+    <w:basedOn w:val="703"/>
     <w:uiPriority w:val="99"/>
     <w:pPr>
       <w:pBdr/>
@@ -12353,9 +13598,9 @@
       </w:tcPr>
     </w:tblStylePr>
   </w:style>
-  <w:style w:type="table" w:styleId="56">
+  <w:style w:type="table" w:styleId="748">
     <w:name w:val="Grid Table 6 Colorful - Accent 2"/>
-    <w:basedOn w:val="11"/>
+    <w:basedOn w:val="703"/>
     <w:uiPriority w:val="99"/>
     <w:pPr>
       <w:pBdr/>
@@ -12583,9 +13828,9 @@
       </w:tcPr>
     </w:tblStylePr>
   </w:style>
-  <w:style w:type="table" w:styleId="57">
+  <w:style w:type="table" w:styleId="749">
     <w:name w:val="Grid Table 6 Colorful - Accent 3"/>
-    <w:basedOn w:val="11"/>
+    <w:basedOn w:val="703"/>
     <w:uiPriority w:val="99"/>
     <w:pPr>
       <w:pBdr/>
@@ -12813,9 +14058,9 @@
       </w:tcPr>
     </w:tblStylePr>
   </w:style>
-  <w:style w:type="table" w:styleId="58">
+  <w:style w:type="table" w:styleId="750">
     <w:name w:val="Grid Table 6 Colorful - Accent 4"/>
-    <w:basedOn w:val="11"/>
+    <w:basedOn w:val="703"/>
     <w:uiPriority w:val="99"/>
     <w:pPr>
       <w:pBdr/>
@@ -13043,9 +14288,9 @@
       </w:tcPr>
     </w:tblStylePr>
   </w:style>
-  <w:style w:type="table" w:styleId="59">
+  <w:style w:type="table" w:styleId="751">
     <w:name w:val="Grid Table 6 Colorful - Accent 5"/>
-    <w:basedOn w:val="11"/>
+    <w:basedOn w:val="703"/>
     <w:uiPriority w:val="99"/>
     <w:pPr>
       <w:pBdr/>
@@ -13273,9 +14518,9 @@
       </w:tcPr>
     </w:tblStylePr>
   </w:style>
-  <w:style w:type="table" w:styleId="60">
+  <w:style w:type="table" w:styleId="752">
     <w:name w:val="Grid Table 6 Colorful - Accent 6"/>
-    <w:basedOn w:val="11"/>
+    <w:basedOn w:val="703"/>
     <w:uiPriority w:val="99"/>
     <w:pPr>
       <w:pBdr/>
@@ -13503,9 +14748,9 @@
       </w:tcPr>
     </w:tblStylePr>
   </w:style>
-  <w:style w:type="table" w:styleId="61">
+  <w:style w:type="table" w:styleId="753">
     <w:name w:val="Grid Table 7 Colorful"/>
-    <w:basedOn w:val="11"/>
+    <w:basedOn w:val="703"/>
     <w:uiPriority w:val="99"/>
     <w:pPr>
       <w:pBdr/>
@@ -13607,11 +14852,11 @@
         <w:tblBorders/>
       </w:tblPr>
       <w:tcPr>
-        <w:shd w:color="ffffff"/>
+        <w:shd w:val="clear" w:color="ffffff"/>
         <w:tcBorders>
-          <w:top w:val="none"/>
-          <w:left w:val="none"/>
-          <w:bottom w:val="none"/>
+          <w:top w:val="none" w:color="000000" w:sz="4" w:space="0"/>
+          <w:left w:val="none" w:color="000000" w:sz="4" w:space="0"/>
+          <w:bottom w:val="none" w:color="000000" w:sz="4" w:space="0"/>
           <w:right w:val="single" w:color="000000" w:themeColor="text1" w:themeTint="80" w:sz="4" w:space="0"/>
         </w:tcBorders>
       </w:tcPr>
@@ -13634,10 +14879,10 @@
       <w:tcPr>
         <w:shd w:val="clear" w:color="ffffff" w:themeColor="light1" w:fill="ffffff" w:themeFill="light1"/>
         <w:tcBorders>
-          <w:top w:val="none"/>
-          <w:left w:val="none"/>
+          <w:top w:val="none" w:color="000000" w:sz="4" w:space="0"/>
+          <w:left w:val="none" w:color="000000" w:sz="4" w:space="0"/>
           <w:bottom w:val="single" w:color="000000" w:themeColor="text1" w:themeTint="80" w:sz="4" w:space="0"/>
-          <w:right w:val="none"/>
+          <w:right w:val="none" w:color="000000" w:sz="4" w:space="0"/>
         </w:tcBorders>
       </w:tcPr>
     </w:tblStylePr>
@@ -13657,12 +14902,12 @@
         <w:tblBorders/>
       </w:tblPr>
       <w:tcPr>
-        <w:shd w:color="ffffff"/>
+        <w:shd w:val="clear" w:color="ffffff"/>
         <w:tcBorders>
-          <w:top w:val="none"/>
+          <w:top w:val="none" w:color="000000" w:sz="4" w:space="0"/>
           <w:left w:val="single" w:color="000000" w:themeColor="text1" w:themeTint="80" w:sz="4" w:space="0"/>
-          <w:bottom w:val="none"/>
-          <w:right w:val="none"/>
+          <w:bottom w:val="none" w:color="000000" w:sz="4" w:space="0"/>
+          <w:right w:val="none" w:color="000000" w:sz="4" w:space="0"/>
         </w:tcBorders>
       </w:tcPr>
     </w:tblStylePr>
@@ -13685,9 +14930,9 @@
         <w:shd w:val="clear" w:color="ffffff" w:themeColor="light1" w:fill="ffffff" w:themeFill="light1"/>
         <w:tcBorders>
           <w:top w:val="single" w:color="000000" w:themeColor="text1" w:themeTint="80" w:sz="4" w:space="0"/>
-          <w:left w:val="none"/>
-          <w:bottom w:val="none"/>
-          <w:right w:val="none"/>
+          <w:left w:val="none" w:color="000000" w:sz="4" w:space="0"/>
+          <w:bottom w:val="none" w:color="000000" w:sz="4" w:space="0"/>
+          <w:right w:val="none" w:color="000000" w:sz="4" w:space="0"/>
         </w:tcBorders>
       </w:tcPr>
     </w:tblStylePr>
@@ -13757,9 +15002,9 @@
       </w:tcPr>
     </w:tblStylePr>
   </w:style>
-  <w:style w:type="table" w:styleId="62">
+  <w:style w:type="table" w:styleId="754">
     <w:name w:val="Grid Table 7 Colorful - Accent 1"/>
-    <w:basedOn w:val="11"/>
+    <w:basedOn w:val="703"/>
     <w:uiPriority w:val="99"/>
     <w:pPr>
       <w:pBdr/>
@@ -13861,11 +15106,11 @@
         <w:tblBorders/>
       </w:tblPr>
       <w:tcPr>
-        <w:shd w:color="ffffff"/>
+        <w:shd w:val="clear" w:color="ffffff"/>
         <w:tcBorders>
-          <w:top w:val="none"/>
-          <w:left w:val="none"/>
-          <w:bottom w:val="none"/>
+          <w:top w:val="none" w:color="000000" w:sz="4" w:space="0"/>
+          <w:left w:val="none" w:color="000000" w:sz="4" w:space="0"/>
+          <w:bottom w:val="none" w:color="000000" w:sz="4" w:space="0"/>
           <w:right w:val="single" w:color="000000" w:themeColor="accent1" w:themeTint="80" w:sz="4" w:space="0"/>
         </w:tcBorders>
       </w:tcPr>
@@ -13888,10 +15133,10 @@
       <w:tcPr>
         <w:shd w:val="clear" w:color="ffffff" w:themeColor="light1" w:fill="ffffff" w:themeFill="light1"/>
         <w:tcBorders>
-          <w:top w:val="none"/>
-          <w:left w:val="none"/>
+          <w:top w:val="none" w:color="000000" w:sz="4" w:space="0"/>
+          <w:left w:val="none" w:color="000000" w:sz="4" w:space="0"/>
           <w:bottom w:val="single" w:color="000000" w:themeColor="accent1" w:themeTint="80" w:sz="4" w:space="0"/>
-          <w:right w:val="none"/>
+          <w:right w:val="none" w:color="000000" w:sz="4" w:space="0"/>
         </w:tcBorders>
       </w:tcPr>
     </w:tblStylePr>
@@ -13911,12 +15156,12 @@
         <w:tblBorders/>
       </w:tblPr>
       <w:tcPr>
-        <w:shd w:color="ffffff"/>
+        <w:shd w:val="clear" w:color="ffffff"/>
         <w:tcBorders>
-          <w:top w:val="none"/>
+          <w:top w:val="none" w:color="000000" w:sz="4" w:space="0"/>
           <w:left w:val="single" w:color="000000" w:themeColor="accent1" w:themeTint="80" w:sz="4" w:space="0"/>
-          <w:bottom w:val="none"/>
-          <w:right w:val="none"/>
+          <w:bottom w:val="none" w:color="000000" w:sz="4" w:space="0"/>
+          <w:right w:val="none" w:color="000000" w:sz="4" w:space="0"/>
         </w:tcBorders>
       </w:tcPr>
     </w:tblStylePr>
@@ -13939,9 +15184,9 @@
         <w:shd w:val="clear" w:color="ffffff" w:themeColor="light1" w:fill="ffffff" w:themeFill="light1"/>
         <w:tcBorders>
           <w:top w:val="single" w:color="000000" w:themeColor="accent1" w:themeTint="80" w:sz="4" w:space="0"/>
-          <w:left w:val="none"/>
-          <w:bottom w:val="none"/>
-          <w:right w:val="none"/>
+          <w:left w:val="none" w:color="000000" w:sz="4" w:space="0"/>
+          <w:bottom w:val="none" w:color="000000" w:sz="4" w:space="0"/>
+          <w:right w:val="none" w:color="000000" w:sz="4" w:space="0"/>
         </w:tcBorders>
       </w:tcPr>
     </w:tblStylePr>
@@ -14011,9 +15256,9 @@
       </w:tcPr>
     </w:tblStylePr>
   </w:style>
-  <w:style w:type="table" w:styleId="63">
+  <w:style w:type="table" w:styleId="755">
     <w:name w:val="Grid Table 7 Colorful - Accent 2"/>
-    <w:basedOn w:val="11"/>
+    <w:basedOn w:val="703"/>
     <w:uiPriority w:val="99"/>
     <w:pPr>
       <w:pBdr/>
@@ -14115,11 +15360,11 @@
         <w:tblBorders/>
       </w:tblPr>
       <w:tcPr>
-        <w:shd w:color="ffffff"/>
+        <w:shd w:val="clear" w:color="ffffff"/>
         <w:tcBorders>
-          <w:top w:val="none"/>
-          <w:left w:val="none"/>
-          <w:bottom w:val="none"/>
+          <w:top w:val="none" w:color="000000" w:sz="4" w:space="0"/>
+          <w:left w:val="none" w:color="000000" w:sz="4" w:space="0"/>
+          <w:bottom w:val="none" w:color="000000" w:sz="4" w:space="0"/>
           <w:right w:val="single" w:color="000000" w:themeColor="accent2" w:themeTint="97" w:sz="4" w:space="0"/>
         </w:tcBorders>
       </w:tcPr>
@@ -14142,10 +15387,10 @@
       <w:tcPr>
         <w:shd w:val="clear" w:color="ffffff" w:themeColor="light1" w:fill="ffffff" w:themeFill="light1"/>
         <w:tcBorders>
-          <w:top w:val="none"/>
-          <w:left w:val="none"/>
+          <w:top w:val="none" w:color="000000" w:sz="4" w:space="0"/>
+          <w:left w:val="none" w:color="000000" w:sz="4" w:space="0"/>
           <w:bottom w:val="single" w:color="000000" w:themeColor="accent2" w:themeTint="97" w:sz="4" w:space="0"/>
-          <w:right w:val="none"/>
+          <w:right w:val="none" w:color="000000" w:sz="4" w:space="0"/>
         </w:tcBorders>
       </w:tcPr>
     </w:tblStylePr>
@@ -14165,12 +15410,12 @@
         <w:tblBorders/>
       </w:tblPr>
       <w:tcPr>
-        <w:shd w:color="ffffff"/>
+        <w:shd w:val="clear" w:color="ffffff"/>
         <w:tcBorders>
-          <w:top w:val="none"/>
+          <w:top w:val="none" w:color="000000" w:sz="4" w:space="0"/>
           <w:left w:val="single" w:color="000000" w:themeColor="accent2" w:themeTint="97" w:sz="4" w:space="0"/>
-          <w:bottom w:val="none"/>
-          <w:right w:val="none"/>
+          <w:bottom w:val="none" w:color="000000" w:sz="4" w:space="0"/>
+          <w:right w:val="none" w:color="000000" w:sz="4" w:space="0"/>
         </w:tcBorders>
       </w:tcPr>
     </w:tblStylePr>
@@ -14193,9 +15438,9 @@
         <w:shd w:val="clear" w:color="ffffff" w:themeColor="light1" w:fill="ffffff" w:themeFill="light1"/>
         <w:tcBorders>
           <w:top w:val="single" w:color="000000" w:themeColor="accent2" w:themeTint="97" w:sz="4" w:space="0"/>
-          <w:left w:val="none"/>
-          <w:bottom w:val="none"/>
-          <w:right w:val="none"/>
+          <w:left w:val="none" w:color="000000" w:sz="4" w:space="0"/>
+          <w:bottom w:val="none" w:color="000000" w:sz="4" w:space="0"/>
+          <w:right w:val="none" w:color="000000" w:sz="4" w:space="0"/>
         </w:tcBorders>
       </w:tcPr>
     </w:tblStylePr>
@@ -14265,9 +15510,9 @@
       </w:tcPr>
     </w:tblStylePr>
   </w:style>
-  <w:style w:type="table" w:styleId="64">
+  <w:style w:type="table" w:styleId="756">
     <w:name w:val="Grid Table 7 Colorful - Accent 3"/>
-    <w:basedOn w:val="11"/>
+    <w:basedOn w:val="703"/>
     <w:uiPriority w:val="99"/>
     <w:pPr>
       <w:pBdr/>
@@ -14369,11 +15614,11 @@
         <w:tblBorders/>
       </w:tblPr>
       <w:tcPr>
-        <w:shd w:color="ffffff"/>
+        <w:shd w:val="clear" w:color="ffffff"/>
         <w:tcBorders>
-          <w:top w:val="none"/>
-          <w:left w:val="none"/>
-          <w:bottom w:val="none"/>
+          <w:top w:val="none" w:color="000000" w:sz="4" w:space="0"/>
+          <w:left w:val="none" w:color="000000" w:sz="4" w:space="0"/>
+          <w:bottom w:val="none" w:color="000000" w:sz="4" w:space="0"/>
           <w:right w:val="single" w:color="000000" w:themeColor="accent3" w:themeTint="FE" w:sz="4" w:space="0"/>
         </w:tcBorders>
       </w:tcPr>
@@ -14396,10 +15641,10 @@
       <w:tcPr>
         <w:shd w:val="clear" w:color="ffffff" w:themeColor="light1" w:fill="ffffff" w:themeFill="light1"/>
         <w:tcBorders>
-          <w:top w:val="none"/>
-          <w:left w:val="none"/>
+          <w:top w:val="none" w:color="000000" w:sz="4" w:space="0"/>
+          <w:left w:val="none" w:color="000000" w:sz="4" w:space="0"/>
           <w:bottom w:val="single" w:color="000000" w:themeColor="accent3" w:themeTint="FE" w:sz="4" w:space="0"/>
-          <w:right w:val="none"/>
+          <w:right w:val="none" w:color="000000" w:sz="4" w:space="0"/>
         </w:tcBorders>
       </w:tcPr>
     </w:tblStylePr>
@@ -14419,12 +15664,12 @@
         <w:tblBorders/>
       </w:tblPr>
       <w:tcPr>
-        <w:shd w:color="ffffff"/>
+        <w:shd w:val="clear" w:color="ffffff"/>
         <w:tcBorders>
-          <w:top w:val="none"/>
+          <w:top w:val="none" w:color="000000" w:sz="4" w:space="0"/>
           <w:left w:val="single" w:color="000000" w:themeColor="accent3" w:themeTint="FE" w:sz="4" w:space="0"/>
-          <w:bottom w:val="none"/>
-          <w:right w:val="none"/>
+          <w:bottom w:val="none" w:color="000000" w:sz="4" w:space="0"/>
+          <w:right w:val="none" w:color="000000" w:sz="4" w:space="0"/>
         </w:tcBorders>
       </w:tcPr>
     </w:tblStylePr>
@@ -14447,9 +15692,9 @@
         <w:shd w:val="clear" w:color="ffffff" w:themeColor="light1" w:fill="ffffff" w:themeFill="light1"/>
         <w:tcBorders>
           <w:top w:val="single" w:color="000000" w:themeColor="accent3" w:themeTint="FE" w:sz="4" w:space="0"/>
-          <w:left w:val="none"/>
-          <w:bottom w:val="none"/>
-          <w:right w:val="none"/>
+          <w:left w:val="none" w:color="000000" w:sz="4" w:space="0"/>
+          <w:bottom w:val="none" w:color="000000" w:sz="4" w:space="0"/>
+          <w:right w:val="none" w:color="000000" w:sz="4" w:space="0"/>
         </w:tcBorders>
       </w:tcPr>
     </w:tblStylePr>
@@ -14519,9 +15764,9 @@
       </w:tcPr>
     </w:tblStylePr>
   </w:style>
-  <w:style w:type="table" w:styleId="65">
+  <w:style w:type="table" w:styleId="757">
     <w:name w:val="Grid Table 7 Colorful - Accent 4"/>
-    <w:basedOn w:val="11"/>
+    <w:basedOn w:val="703"/>
     <w:uiPriority w:val="99"/>
     <w:pPr>
       <w:pBdr/>
@@ -14623,11 +15868,11 @@
         <w:tblBorders/>
       </w:tblPr>
       <w:tcPr>
-        <w:shd w:color="ffffff"/>
+        <w:shd w:val="clear" w:color="ffffff"/>
         <w:tcBorders>
-          <w:top w:val="none"/>
-          <w:left w:val="none"/>
-          <w:bottom w:val="none"/>
+          <w:top w:val="none" w:color="000000" w:sz="4" w:space="0"/>
+          <w:left w:val="none" w:color="000000" w:sz="4" w:space="0"/>
+          <w:bottom w:val="none" w:color="000000" w:sz="4" w:space="0"/>
           <w:right w:val="single" w:color="000000" w:themeColor="accent4" w:themeTint="9A" w:sz="4" w:space="0"/>
         </w:tcBorders>
       </w:tcPr>
@@ -14650,10 +15895,10 @@
       <w:tcPr>
         <w:shd w:val="clear" w:color="ffffff" w:themeColor="light1" w:fill="ffffff" w:themeFill="light1"/>
         <w:tcBorders>
-          <w:top w:val="none"/>
-          <w:left w:val="none"/>
+          <w:top w:val="none" w:color="000000" w:sz="4" w:space="0"/>
+          <w:left w:val="none" w:color="000000" w:sz="4" w:space="0"/>
           <w:bottom w:val="single" w:color="000000" w:themeColor="accent4" w:themeTint="9A" w:sz="4" w:space="0"/>
-          <w:right w:val="none"/>
+          <w:right w:val="none" w:color="000000" w:sz="4" w:space="0"/>
         </w:tcBorders>
       </w:tcPr>
     </w:tblStylePr>
@@ -14673,12 +15918,12 @@
         <w:tblBorders/>
       </w:tblPr>
       <w:tcPr>
-        <w:shd w:color="ffffff"/>
+        <w:shd w:val="clear" w:color="ffffff"/>
         <w:tcBorders>
-          <w:top w:val="none"/>
+          <w:top w:val="none" w:color="000000" w:sz="4" w:space="0"/>
           <w:left w:val="single" w:color="000000" w:themeColor="accent4" w:themeTint="9A" w:sz="4" w:space="0"/>
-          <w:bottom w:val="none"/>
-          <w:right w:val="none"/>
+          <w:bottom w:val="none" w:color="000000" w:sz="4" w:space="0"/>
+          <w:right w:val="none" w:color="000000" w:sz="4" w:space="0"/>
         </w:tcBorders>
       </w:tcPr>
     </w:tblStylePr>
@@ -14701,9 +15946,9 @@
         <w:shd w:val="clear" w:color="ffffff" w:themeColor="light1" w:fill="ffffff" w:themeFill="light1"/>
         <w:tcBorders>
           <w:top w:val="single" w:color="000000" w:themeColor="accent4" w:themeTint="9A" w:sz="4" w:space="0"/>
-          <w:left w:val="none"/>
-          <w:bottom w:val="none"/>
-          <w:right w:val="none"/>
+          <w:left w:val="none" w:color="000000" w:sz="4" w:space="0"/>
+          <w:bottom w:val="none" w:color="000000" w:sz="4" w:space="0"/>
+          <w:right w:val="none" w:color="000000" w:sz="4" w:space="0"/>
         </w:tcBorders>
       </w:tcPr>
     </w:tblStylePr>
@@ -14773,9 +16018,9 @@
       </w:tcPr>
     </w:tblStylePr>
   </w:style>
-  <w:style w:type="table" w:styleId="66">
+  <w:style w:type="table" w:styleId="758">
     <w:name w:val="Grid Table 7 Colorful - Accent 5"/>
-    <w:basedOn w:val="11"/>
+    <w:basedOn w:val="703"/>
     <w:uiPriority w:val="99"/>
     <w:pPr>
       <w:pBdr/>
@@ -14877,11 +16122,11 @@
         <w:tblBorders/>
       </w:tblPr>
       <w:tcPr>
-        <w:shd w:color="ffffff"/>
+        <w:shd w:val="clear" w:color="ffffff"/>
         <w:tcBorders>
-          <w:top w:val="none"/>
-          <w:left w:val="none"/>
-          <w:bottom w:val="none"/>
+          <w:top w:val="none" w:color="000000" w:sz="4" w:space="0"/>
+          <w:left w:val="none" w:color="000000" w:sz="4" w:space="0"/>
+          <w:bottom w:val="none" w:color="000000" w:sz="4" w:space="0"/>
           <w:right w:val="single" w:color="000000" w:themeColor="accent5" w:themeTint="90" w:sz="4" w:space="0"/>
         </w:tcBorders>
       </w:tcPr>
@@ -14904,10 +16149,10 @@
       <w:tcPr>
         <w:shd w:val="clear" w:color="ffffff" w:themeColor="light1" w:fill="ffffff" w:themeFill="light1"/>
         <w:tcBorders>
-          <w:top w:val="none"/>
-          <w:left w:val="none"/>
+          <w:top w:val="none" w:color="000000" w:sz="4" w:space="0"/>
+          <w:left w:val="none" w:color="000000" w:sz="4" w:space="0"/>
           <w:bottom w:val="single" w:color="000000" w:themeColor="accent5" w:themeTint="90" w:sz="4" w:space="0"/>
-          <w:right w:val="none"/>
+          <w:right w:val="none" w:color="000000" w:sz="4" w:space="0"/>
         </w:tcBorders>
       </w:tcPr>
     </w:tblStylePr>
@@ -14927,12 +16172,12 @@
         <w:tblBorders/>
       </w:tblPr>
       <w:tcPr>
-        <w:shd w:color="ffffff"/>
+        <w:shd w:val="clear" w:color="ffffff"/>
         <w:tcBorders>
-          <w:top w:val="none"/>
+          <w:top w:val="none" w:color="000000" w:sz="4" w:space="0"/>
           <w:left w:val="single" w:color="000000" w:themeColor="accent5" w:themeTint="90" w:sz="4" w:space="0"/>
-          <w:bottom w:val="none"/>
-          <w:right w:val="none"/>
+          <w:bottom w:val="none" w:color="000000" w:sz="4" w:space="0"/>
+          <w:right w:val="none" w:color="000000" w:sz="4" w:space="0"/>
         </w:tcBorders>
       </w:tcPr>
     </w:tblStylePr>
@@ -14955,9 +16200,9 @@
         <w:shd w:val="clear" w:color="ffffff" w:themeColor="light1" w:fill="ffffff" w:themeFill="light1"/>
         <w:tcBorders>
           <w:top w:val="single" w:color="000000" w:themeColor="accent5" w:themeTint="90" w:sz="4" w:space="0"/>
-          <w:left w:val="none"/>
-          <w:bottom w:val="none"/>
-          <w:right w:val="none"/>
+          <w:left w:val="none" w:color="000000" w:sz="4" w:space="0"/>
+          <w:bottom w:val="none" w:color="000000" w:sz="4" w:space="0"/>
+          <w:right w:val="none" w:color="000000" w:sz="4" w:space="0"/>
         </w:tcBorders>
       </w:tcPr>
     </w:tblStylePr>
@@ -15027,9 +16272,9 @@
       </w:tcPr>
     </w:tblStylePr>
   </w:style>
-  <w:style w:type="table" w:styleId="67">
+  <w:style w:type="table" w:styleId="759">
     <w:name w:val="Grid Table 7 Colorful - Accent 6"/>
-    <w:basedOn w:val="11"/>
+    <w:basedOn w:val="703"/>
     <w:uiPriority w:val="99"/>
     <w:pPr>
       <w:pBdr/>
@@ -15131,11 +16376,11 @@
         <w:tblBorders/>
       </w:tblPr>
       <w:tcPr>
-        <w:shd w:color="ffffff"/>
+        <w:shd w:val="clear" w:color="ffffff"/>
         <w:tcBorders>
-          <w:top w:val="none"/>
-          <w:left w:val="none"/>
-          <w:bottom w:val="none"/>
+          <w:top w:val="none" w:color="000000" w:sz="4" w:space="0"/>
+          <w:left w:val="none" w:color="000000" w:sz="4" w:space="0"/>
+          <w:bottom w:val="none" w:color="000000" w:sz="4" w:space="0"/>
           <w:right w:val="single" w:color="000000" w:themeColor="accent6" w:themeTint="90" w:sz="4" w:space="0"/>
         </w:tcBorders>
       </w:tcPr>
@@ -15158,10 +16403,10 @@
       <w:tcPr>
         <w:shd w:val="clear" w:color="ffffff" w:themeColor="light1" w:fill="ffffff" w:themeFill="light1"/>
         <w:tcBorders>
-          <w:top w:val="none"/>
-          <w:left w:val="none"/>
+          <w:top w:val="none" w:color="000000" w:sz="4" w:space="0"/>
+          <w:left w:val="none" w:color="000000" w:sz="4" w:space="0"/>
           <w:bottom w:val="single" w:color="000000" w:themeColor="accent6" w:themeTint="90" w:sz="4" w:space="0"/>
-          <w:right w:val="none"/>
+          <w:right w:val="none" w:color="000000" w:sz="4" w:space="0"/>
         </w:tcBorders>
       </w:tcPr>
     </w:tblStylePr>
@@ -15181,12 +16426,12 @@
         <w:tblBorders/>
       </w:tblPr>
       <w:tcPr>
-        <w:shd w:color="ffffff"/>
+        <w:shd w:val="clear" w:color="ffffff"/>
         <w:tcBorders>
-          <w:top w:val="none"/>
+          <w:top w:val="none" w:color="000000" w:sz="4" w:space="0"/>
           <w:left w:val="single" w:color="000000" w:themeColor="accent6" w:themeTint="90" w:sz="4" w:space="0"/>
-          <w:bottom w:val="none"/>
-          <w:right w:val="none"/>
+          <w:bottom w:val="none" w:color="000000" w:sz="4" w:space="0"/>
+          <w:right w:val="none" w:color="000000" w:sz="4" w:space="0"/>
         </w:tcBorders>
       </w:tcPr>
     </w:tblStylePr>
@@ -15209,9 +16454,9 @@
         <w:shd w:val="clear" w:color="ffffff" w:themeColor="light1" w:fill="ffffff" w:themeFill="light1"/>
         <w:tcBorders>
           <w:top w:val="single" w:color="000000" w:themeColor="accent6" w:themeTint="90" w:sz="4" w:space="0"/>
-          <w:left w:val="none"/>
-          <w:bottom w:val="none"/>
-          <w:right w:val="none"/>
+          <w:left w:val="none" w:color="000000" w:sz="4" w:space="0"/>
+          <w:bottom w:val="none" w:color="000000" w:sz="4" w:space="0"/>
+          <w:right w:val="none" w:color="000000" w:sz="4" w:space="0"/>
         </w:tcBorders>
       </w:tcPr>
     </w:tblStylePr>
@@ -15281,9 +16526,9 @@
       </w:tcPr>
     </w:tblStylePr>
   </w:style>
-  <w:style w:type="table" w:styleId="68">
+  <w:style w:type="table" w:styleId="760">
     <w:name w:val="List Table 1 Light"/>
-    <w:basedOn w:val="11"/>
+    <w:basedOn w:val="703"/>
     <w:uiPriority w:val="99"/>
     <w:pPr>
       <w:pBdr/>
@@ -15497,9 +16742,9 @@
       </w:tcPr>
     </w:tblStylePr>
   </w:style>
-  <w:style w:type="table" w:styleId="69">
+  <w:style w:type="table" w:styleId="761">
     <w:name w:val="List Table 1 Light - Accent 1"/>
-    <w:basedOn w:val="11"/>
+    <w:basedOn w:val="703"/>
     <w:uiPriority w:val="99"/>
     <w:pPr>
       <w:pBdr/>
@@ -15713,9 +16958,9 @@
       </w:tcPr>
     </w:tblStylePr>
   </w:style>
-  <w:style w:type="table" w:styleId="70">
+  <w:style w:type="table" w:styleId="762">
     <w:name w:val="List Table 1 Light - Accent 2"/>
-    <w:basedOn w:val="11"/>
+    <w:basedOn w:val="703"/>
     <w:uiPriority w:val="99"/>
     <w:pPr>
       <w:pBdr/>
@@ -15929,9 +17174,9 @@
       </w:tcPr>
     </w:tblStylePr>
   </w:style>
-  <w:style w:type="table" w:styleId="71">
+  <w:style w:type="table" w:styleId="763">
     <w:name w:val="List Table 1 Light - Accent 3"/>
-    <w:basedOn w:val="11"/>
+    <w:basedOn w:val="703"/>
     <w:uiPriority w:val="99"/>
     <w:pPr>
       <w:pBdr/>
@@ -16145,9 +17390,9 @@
       </w:tcPr>
     </w:tblStylePr>
   </w:style>
-  <w:style w:type="table" w:styleId="72">
+  <w:style w:type="table" w:styleId="764">
     <w:name w:val="List Table 1 Light - Accent 4"/>
-    <w:basedOn w:val="11"/>
+    <w:basedOn w:val="703"/>
     <w:uiPriority w:val="99"/>
     <w:pPr>
       <w:pBdr/>
@@ -16361,9 +17606,9 @@
       </w:tcPr>
     </w:tblStylePr>
   </w:style>
-  <w:style w:type="table" w:styleId="73">
+  <w:style w:type="table" w:styleId="765">
     <w:name w:val="List Table 1 Light - Accent 5"/>
-    <w:basedOn w:val="11"/>
+    <w:basedOn w:val="703"/>
     <w:uiPriority w:val="99"/>
     <w:pPr>
       <w:pBdr/>
@@ -16577,9 +17822,9 @@
       </w:tcPr>
     </w:tblStylePr>
   </w:style>
-  <w:style w:type="table" w:styleId="74">
+  <w:style w:type="table" w:styleId="766">
     <w:name w:val="List Table 1 Light - Accent 6"/>
-    <w:basedOn w:val="11"/>
+    <w:basedOn w:val="703"/>
     <w:uiPriority w:val="99"/>
     <w:pPr>
       <w:pBdr/>
@@ -16793,9 +18038,9 @@
       </w:tcPr>
     </w:tblStylePr>
   </w:style>
-  <w:style w:type="table" w:styleId="75">
+  <w:style w:type="table" w:styleId="767">
     <w:name w:val="List Table 2"/>
-    <w:basedOn w:val="11"/>
+    <w:basedOn w:val="703"/>
     <w:uiPriority w:val="99"/>
     <w:pPr>
       <w:pBdr/>
@@ -17031,9 +18276,9 @@
       </w:tcPr>
     </w:tblStylePr>
   </w:style>
-  <w:style w:type="table" w:styleId="76">
+  <w:style w:type="table" w:styleId="768">
     <w:name w:val="List Table 2 - Accent 1"/>
-    <w:basedOn w:val="11"/>
+    <w:basedOn w:val="703"/>
     <w:uiPriority w:val="99"/>
     <w:pPr>
       <w:pBdr/>
@@ -17269,9 +18514,9 @@
       </w:tcPr>
     </w:tblStylePr>
   </w:style>
-  <w:style w:type="table" w:styleId="77">
+  <w:style w:type="table" w:styleId="769">
     <w:name w:val="List Table 2 - Accent 2"/>
-    <w:basedOn w:val="11"/>
+    <w:basedOn w:val="703"/>
     <w:uiPriority w:val="99"/>
     <w:pPr>
       <w:pBdr/>
@@ -17507,9 +18752,9 @@
       </w:tcPr>
     </w:tblStylePr>
   </w:style>
-  <w:style w:type="table" w:styleId="78">
+  <w:style w:type="table" w:styleId="770">
     <w:name w:val="List Table 2 - Accent 3"/>
-    <w:basedOn w:val="11"/>
+    <w:basedOn w:val="703"/>
     <w:uiPriority w:val="99"/>
     <w:pPr>
       <w:pBdr/>
@@ -17745,9 +18990,9 @@
       </w:tcPr>
     </w:tblStylePr>
   </w:style>
-  <w:style w:type="table" w:styleId="79">
+  <w:style w:type="table" w:styleId="771">
     <w:name w:val="List Table 2 - Accent 4"/>
-    <w:basedOn w:val="11"/>
+    <w:basedOn w:val="703"/>
     <w:uiPriority w:val="99"/>
     <w:pPr>
       <w:pBdr/>
@@ -17983,9 +19228,9 @@
       </w:tcPr>
     </w:tblStylePr>
   </w:style>
-  <w:style w:type="table" w:styleId="80">
+  <w:style w:type="table" w:styleId="772">
     <w:name w:val="List Table 2 - Accent 5"/>
-    <w:basedOn w:val="11"/>
+    <w:basedOn w:val="703"/>
     <w:uiPriority w:val="99"/>
     <w:pPr>
       <w:pBdr/>
@@ -18221,9 +19466,9 @@
       </w:tcPr>
     </w:tblStylePr>
   </w:style>
-  <w:style w:type="table" w:styleId="81">
+  <w:style w:type="table" w:styleId="773">
     <w:name w:val="List Table 2 - Accent 6"/>
-    <w:basedOn w:val="11"/>
+    <w:basedOn w:val="703"/>
     <w:uiPriority w:val="99"/>
     <w:pPr>
       <w:pBdr/>
@@ -18459,9 +19704,9 @@
       </w:tcPr>
     </w:tblStylePr>
   </w:style>
-  <w:style w:type="table" w:styleId="82">
+  <w:style w:type="table" w:styleId="774">
     <w:name w:val="List Table 3"/>
-    <w:basedOn w:val="11"/>
+    <w:basedOn w:val="703"/>
     <w:uiPriority w:val="99"/>
     <w:pPr>
       <w:pBdr/>
@@ -18687,9 +19932,9 @@
       </w:tcPr>
     </w:tblStylePr>
   </w:style>
-  <w:style w:type="table" w:styleId="83">
+  <w:style w:type="table" w:styleId="775">
     <w:name w:val="List Table 3 - Accent 1"/>
-    <w:basedOn w:val="11"/>
+    <w:basedOn w:val="703"/>
     <w:uiPriority w:val="99"/>
     <w:pPr>
       <w:pBdr/>
@@ -18915,9 +20160,9 @@
       </w:tcPr>
     </w:tblStylePr>
   </w:style>
-  <w:style w:type="table" w:styleId="84">
+  <w:style w:type="table" w:styleId="776">
     <w:name w:val="List Table 3 - Accent 2"/>
-    <w:basedOn w:val="11"/>
+    <w:basedOn w:val="703"/>
     <w:uiPriority w:val="99"/>
     <w:pPr>
       <w:pBdr/>
@@ -19143,9 +20388,9 @@
       </w:tcPr>
     </w:tblStylePr>
   </w:style>
-  <w:style w:type="table" w:styleId="85">
+  <w:style w:type="table" w:styleId="777">
     <w:name w:val="List Table 3 - Accent 3"/>
-    <w:basedOn w:val="11"/>
+    <w:basedOn w:val="703"/>
     <w:uiPriority w:val="99"/>
     <w:pPr>
       <w:pBdr/>
@@ -19371,9 +20616,9 @@
       </w:tcPr>
     </w:tblStylePr>
   </w:style>
-  <w:style w:type="table" w:styleId="86">
+  <w:style w:type="table" w:styleId="778">
     <w:name w:val="List Table 3 - Accent 4"/>
-    <w:basedOn w:val="11"/>
+    <w:basedOn w:val="703"/>
     <w:uiPriority w:val="99"/>
     <w:pPr>
       <w:pBdr/>
@@ -19599,9 +20844,9 @@
       </w:tcPr>
     </w:tblStylePr>
   </w:style>
-  <w:style w:type="table" w:styleId="87">
+  <w:style w:type="table" w:styleId="779">
     <w:name w:val="List Table 3 - Accent 5"/>
-    <w:basedOn w:val="11"/>
+    <w:basedOn w:val="703"/>
     <w:uiPriority w:val="99"/>
     <w:pPr>
       <w:pBdr/>
@@ -19827,9 +21072,9 @@
       </w:tcPr>
     </w:tblStylePr>
   </w:style>
-  <w:style w:type="table" w:styleId="88">
+  <w:style w:type="table" w:styleId="780">
     <w:name w:val="List Table 3 - Accent 6"/>
-    <w:basedOn w:val="11"/>
+    <w:basedOn w:val="703"/>
     <w:uiPriority w:val="99"/>
     <w:pPr>
       <w:pBdr/>
@@ -20055,9 +21300,9 @@
       </w:tcPr>
     </w:tblStylePr>
   </w:style>
-  <w:style w:type="table" w:styleId="89">
+  <w:style w:type="table" w:styleId="781">
     <w:name w:val="List Table 4"/>
-    <w:basedOn w:val="11"/>
+    <w:basedOn w:val="703"/>
     <w:uiPriority w:val="99"/>
     <w:pPr>
       <w:pBdr/>
@@ -20280,9 +21525,9 @@
       </w:tcPr>
     </w:tblStylePr>
   </w:style>
-  <w:style w:type="table" w:styleId="90">
+  <w:style w:type="table" w:styleId="782">
     <w:name w:val="List Table 4 - Accent 1"/>
-    <w:basedOn w:val="11"/>
+    <w:basedOn w:val="703"/>
     <w:uiPriority w:val="99"/>
     <w:pPr>
       <w:pBdr/>
@@ -20505,9 +21750,9 @@
       </w:tcPr>
     </w:tblStylePr>
   </w:style>
-  <w:style w:type="table" w:styleId="91">
+  <w:style w:type="table" w:styleId="783">
     <w:name w:val="List Table 4 - Accent 2"/>
-    <w:basedOn w:val="11"/>
+    <w:basedOn w:val="703"/>
     <w:uiPriority w:val="99"/>
     <w:pPr>
       <w:pBdr/>
@@ -20730,9 +21975,9 @@
       </w:tcPr>
     </w:tblStylePr>
   </w:style>
-  <w:style w:type="table" w:styleId="92">
+  <w:style w:type="table" w:styleId="784">
     <w:name w:val="List Table 4 - Accent 3"/>
-    <w:basedOn w:val="11"/>
+    <w:basedOn w:val="703"/>
     <w:uiPriority w:val="99"/>
     <w:pPr>
       <w:pBdr/>
@@ -20955,9 +22200,9 @@
       </w:tcPr>
     </w:tblStylePr>
   </w:style>
-  <w:style w:type="table" w:styleId="93">
+  <w:style w:type="table" w:styleId="785">
     <w:name w:val="List Table 4 - Accent 4"/>
-    <w:basedOn w:val="11"/>
+    <w:basedOn w:val="703"/>
     <w:uiPriority w:val="99"/>
     <w:pPr>
       <w:pBdr/>
@@ -21180,9 +22425,9 @@
       </w:tcPr>
     </w:tblStylePr>
   </w:style>
-  <w:style w:type="table" w:styleId="94">
+  <w:style w:type="table" w:styleId="786">
     <w:name w:val="List Table 4 - Accent 5"/>
-    <w:basedOn w:val="11"/>
+    <w:basedOn w:val="703"/>
     <w:uiPriority w:val="99"/>
     <w:pPr>
       <w:pBdr/>
@@ -21405,9 +22650,9 @@
       </w:tcPr>
     </w:tblStylePr>
   </w:style>
-  <w:style w:type="table" w:styleId="95">
+  <w:style w:type="table" w:styleId="787">
     <w:name w:val="List Table 4 - Accent 6"/>
-    <w:basedOn w:val="11"/>
+    <w:basedOn w:val="703"/>
     <w:uiPriority w:val="99"/>
     <w:pPr>
       <w:pBdr/>
@@ -21630,9 +22875,9 @@
       </w:tcPr>
     </w:tblStylePr>
   </w:style>
-  <w:style w:type="table" w:styleId="96">
+  <w:style w:type="table" w:styleId="788">
     <w:name w:val="List Table 5 Dark"/>
-    <w:basedOn w:val="11"/>
+    <w:basedOn w:val="703"/>
     <w:uiPriority w:val="99"/>
     <w:pPr>
       <w:pBdr/>
@@ -21872,9 +23117,9 @@
       </w:tcPr>
     </w:tblStylePr>
   </w:style>
-  <w:style w:type="table" w:styleId="97">
+  <w:style w:type="table" w:styleId="789">
     <w:name w:val="List Table 5 Dark - Accent 1"/>
-    <w:basedOn w:val="11"/>
+    <w:basedOn w:val="703"/>
     <w:uiPriority w:val="99"/>
     <w:pPr>
       <w:pBdr/>
@@ -22114,9 +23359,9 @@
       </w:tcPr>
     </w:tblStylePr>
   </w:style>
-  <w:style w:type="table" w:styleId="98">
+  <w:style w:type="table" w:styleId="790">
     <w:name w:val="List Table 5 Dark - Accent 2"/>
-    <w:basedOn w:val="11"/>
+    <w:basedOn w:val="703"/>
     <w:uiPriority w:val="99"/>
     <w:pPr>
       <w:pBdr/>
@@ -22356,9 +23601,9 @@
       </w:tcPr>
     </w:tblStylePr>
   </w:style>
-  <w:style w:type="table" w:styleId="99">
+  <w:style w:type="table" w:styleId="791">
     <w:name w:val="List Table 5 Dark - Accent 3"/>
-    <w:basedOn w:val="11"/>
+    <w:basedOn w:val="703"/>
     <w:uiPriority w:val="99"/>
     <w:pPr>
       <w:pBdr/>
@@ -22598,9 +23843,9 @@
       </w:tcPr>
     </w:tblStylePr>
   </w:style>
-  <w:style w:type="table" w:styleId="100">
+  <w:style w:type="table" w:styleId="792">
     <w:name w:val="List Table 5 Dark - Accent 4"/>
-    <w:basedOn w:val="11"/>
+    <w:basedOn w:val="703"/>
     <w:uiPriority w:val="99"/>
     <w:pPr>
       <w:pBdr/>
@@ -22840,9 +24085,9 @@
       </w:tcPr>
     </w:tblStylePr>
   </w:style>
-  <w:style w:type="table" w:styleId="101">
+  <w:style w:type="table" w:styleId="793">
     <w:name w:val="List Table 5 Dark - Accent 5"/>
-    <w:basedOn w:val="11"/>
+    <w:basedOn w:val="703"/>
     <w:uiPriority w:val="99"/>
     <w:pPr>
       <w:pBdr/>
@@ -23082,9 +24327,9 @@
       </w:tcPr>
     </w:tblStylePr>
   </w:style>
-  <w:style w:type="table" w:styleId="102">
+  <w:style w:type="table" w:styleId="794">
     <w:name w:val="List Table 5 Dark - Accent 6"/>
-    <w:basedOn w:val="11"/>
+    <w:basedOn w:val="703"/>
     <w:uiPriority w:val="99"/>
     <w:pPr>
       <w:pBdr/>
@@ -23324,9 +24569,9 @@
       </w:tcPr>
     </w:tblStylePr>
   </w:style>
-  <w:style w:type="table" w:styleId="103">
+  <w:style w:type="table" w:styleId="795">
     <w:name w:val="List Table 6 Colorful"/>
-    <w:basedOn w:val="11"/>
+    <w:basedOn w:val="703"/>
     <w:uiPriority w:val="99"/>
     <w:pPr>
       <w:pBdr/>
@@ -23547,9 +24792,9 @@
       </w:tcPr>
     </w:tblStylePr>
   </w:style>
-  <w:style w:type="table" w:styleId="104">
+  <w:style w:type="table" w:styleId="796">
     <w:name w:val="List Table 6 Colorful - Accent 1"/>
-    <w:basedOn w:val="11"/>
+    <w:basedOn w:val="703"/>
     <w:uiPriority w:val="99"/>
     <w:pPr>
       <w:pBdr/>
@@ -23770,9 +25015,9 @@
       </w:tcPr>
     </w:tblStylePr>
   </w:style>
-  <w:style w:type="table" w:styleId="105">
+  <w:style w:type="table" w:styleId="797">
     <w:name w:val="List Table 6 Colorful - Accent 2"/>
-    <w:basedOn w:val="11"/>
+    <w:basedOn w:val="703"/>
     <w:uiPriority w:val="99"/>
     <w:pPr>
       <w:pBdr/>
@@ -23993,9 +25238,9 @@
       </w:tcPr>
     </w:tblStylePr>
   </w:style>
-  <w:style w:type="table" w:styleId="106">
+  <w:style w:type="table" w:styleId="798">
     <w:name w:val="List Table 6 Colorful - Accent 3"/>
-    <w:basedOn w:val="11"/>
+    <w:basedOn w:val="703"/>
     <w:uiPriority w:val="99"/>
     <w:pPr>
       <w:pBdr/>
@@ -24216,9 +25461,9 @@
       </w:tcPr>
     </w:tblStylePr>
   </w:style>
-  <w:style w:type="table" w:styleId="107">
+  <w:style w:type="table" w:styleId="799">
     <w:name w:val="List Table 6 Colorful - Accent 4"/>
-    <w:basedOn w:val="11"/>
+    <w:basedOn w:val="703"/>
     <w:uiPriority w:val="99"/>
     <w:pPr>
       <w:pBdr/>
@@ -24439,9 +25684,9 @@
       </w:tcPr>
     </w:tblStylePr>
   </w:style>
-  <w:style w:type="table" w:styleId="108">
+  <w:style w:type="table" w:styleId="800">
     <w:name w:val="List Table 6 Colorful - Accent 5"/>
-    <w:basedOn w:val="11"/>
+    <w:basedOn w:val="703"/>
     <w:uiPriority w:val="99"/>
     <w:pPr>
       <w:pBdr/>
@@ -24662,9 +25907,9 @@
       </w:tcPr>
     </w:tblStylePr>
   </w:style>
-  <w:style w:type="table" w:styleId="109">
+  <w:style w:type="table" w:styleId="801">
     <w:name w:val="List Table 6 Colorful - Accent 6"/>
-    <w:basedOn w:val="11"/>
+    <w:basedOn w:val="703"/>
     <w:uiPriority w:val="99"/>
     <w:pPr>
       <w:pBdr/>
@@ -24885,9 +26130,9 @@
       </w:tcPr>
     </w:tblStylePr>
   </w:style>
-  <w:style w:type="table" w:styleId="110">
+  <w:style w:type="table" w:styleId="802">
     <w:name w:val="List Table 7 Colorful"/>
-    <w:basedOn w:val="11"/>
+    <w:basedOn w:val="703"/>
     <w:uiPriority w:val="99"/>
     <w:pPr>
       <w:pBdr/>
@@ -24986,11 +26231,11 @@
         <w:tblBorders/>
       </w:tblPr>
       <w:tcPr>
-        <w:shd w:color="ffffff"/>
+        <w:shd w:val="clear" w:color="ffffff"/>
         <w:tcBorders>
-          <w:top w:val="none"/>
-          <w:left w:val="none"/>
-          <w:bottom w:val="none"/>
+          <w:top w:val="none" w:color="000000" w:sz="4" w:space="0"/>
+          <w:left w:val="none" w:color="000000" w:sz="4" w:space="0"/>
+          <w:bottom w:val="none" w:color="000000" w:sz="4" w:space="0"/>
           <w:right w:val="single" w:color="000000" w:themeColor="text1" w:themeTint="80" w:sz="4" w:space="0"/>
         </w:tcBorders>
       </w:tcPr>
@@ -25013,10 +26258,10 @@
       <w:tcPr>
         <w:shd w:val="clear" w:color="ffffff" w:themeColor="light1" w:fill="ffffff" w:themeFill="light1"/>
         <w:tcBorders>
-          <w:top w:val="none"/>
-          <w:left w:val="none"/>
+          <w:top w:val="none" w:color="000000" w:sz="4" w:space="0"/>
+          <w:left w:val="none" w:color="000000" w:sz="4" w:space="0"/>
           <w:bottom w:val="single" w:color="000000" w:themeColor="text1" w:themeTint="80" w:sz="4" w:space="0"/>
-          <w:right w:val="none"/>
+          <w:right w:val="none" w:color="000000" w:sz="4" w:space="0"/>
         </w:tcBorders>
       </w:tcPr>
     </w:tblStylePr>
@@ -25036,12 +26281,12 @@
         <w:tblBorders/>
       </w:tblPr>
       <w:tcPr>
-        <w:shd w:color="ffffff"/>
+        <w:shd w:val="clear" w:color="ffffff"/>
         <w:tcBorders>
-          <w:top w:val="none"/>
+          <w:top w:val="none" w:color="000000" w:sz="4" w:space="0"/>
           <w:left w:val="single" w:color="000000" w:themeColor="text1" w:themeTint="80" w:sz="4" w:space="0"/>
-          <w:bottom w:val="none"/>
-          <w:right w:val="none"/>
+          <w:bottom w:val="none" w:color="000000" w:sz="4" w:space="0"/>
+          <w:right w:val="none" w:color="000000" w:sz="4" w:space="0"/>
         </w:tcBorders>
       </w:tcPr>
     </w:tblStylePr>
@@ -25064,9 +26309,9 @@
         <w:shd w:val="clear" w:color="ffffff" w:themeColor="light1" w:fill="ffffff" w:themeFill="light1"/>
         <w:tcBorders>
           <w:top w:val="single" w:color="000000" w:themeColor="text1" w:themeTint="80" w:sz="4" w:space="0"/>
-          <w:left w:val="none"/>
-          <w:bottom w:val="none"/>
-          <w:right w:val="none"/>
+          <w:left w:val="none" w:color="000000" w:sz="4" w:space="0"/>
+          <w:bottom w:val="none" w:color="000000" w:sz="4" w:space="0"/>
+          <w:right w:val="none" w:color="000000" w:sz="4" w:space="0"/>
         </w:tcBorders>
       </w:tcPr>
     </w:tblStylePr>
@@ -25141,9 +26386,9 @@
       </w:tcPr>
     </w:tblStylePr>
   </w:style>
-  <w:style w:type="table" w:styleId="111">
+  <w:style w:type="table" w:styleId="803">
     <w:name w:val="List Table 7 Colorful - Accent 1"/>
-    <w:basedOn w:val="11"/>
+    <w:basedOn w:val="703"/>
     <w:uiPriority w:val="99"/>
     <w:pPr>
       <w:pBdr/>
@@ -25242,11 +26487,11 @@
         <w:tblBorders/>
       </w:tblPr>
       <w:tcPr>
-        <w:shd w:color="ffffff"/>
+        <w:shd w:val="clear" w:color="ffffff"/>
         <w:tcBorders>
-          <w:top w:val="none"/>
-          <w:left w:val="none"/>
-          <w:bottom w:val="none"/>
+          <w:top w:val="none" w:color="000000" w:sz="4" w:space="0"/>
+          <w:left w:val="none" w:color="000000" w:sz="4" w:space="0"/>
+          <w:bottom w:val="none" w:color="000000" w:sz="4" w:space="0"/>
           <w:right w:val="single" w:color="000000" w:themeColor="accent1" w:sz="4" w:space="0"/>
         </w:tcBorders>
       </w:tcPr>
@@ -25269,10 +26514,10 @@
       <w:tcPr>
         <w:shd w:val="clear" w:color="ffffff" w:themeColor="light1" w:fill="ffffff" w:themeFill="light1"/>
         <w:tcBorders>
-          <w:top w:val="none"/>
-          <w:left w:val="none"/>
+          <w:top w:val="none" w:color="000000" w:sz="4" w:space="0"/>
+          <w:left w:val="none" w:color="000000" w:sz="4" w:space="0"/>
           <w:bottom w:val="single" w:color="000000" w:themeColor="accent1" w:sz="4" w:space="0"/>
-          <w:right w:val="none"/>
+          <w:right w:val="none" w:color="000000" w:sz="4" w:space="0"/>
         </w:tcBorders>
       </w:tcPr>
     </w:tblStylePr>
@@ -25292,12 +26537,12 @@
         <w:tblBorders/>
       </w:tblPr>
       <w:tcPr>
-        <w:shd w:color="ffffff"/>
+        <w:shd w:val="clear" w:color="ffffff"/>
         <w:tcBorders>
-          <w:top w:val="none"/>
+          <w:top w:val="none" w:color="000000" w:sz="4" w:space="0"/>
           <w:left w:val="single" w:color="000000" w:themeColor="accent1" w:sz="4" w:space="0"/>
-          <w:bottom w:val="none"/>
-          <w:right w:val="none"/>
+          <w:bottom w:val="none" w:color="000000" w:sz="4" w:space="0"/>
+          <w:right w:val="none" w:color="000000" w:sz="4" w:space="0"/>
         </w:tcBorders>
       </w:tcPr>
     </w:tblStylePr>
@@ -25320,9 +26565,9 @@
         <w:shd w:val="clear" w:color="ffffff" w:themeColor="light1" w:fill="ffffff" w:themeFill="light1"/>
         <w:tcBorders>
           <w:top w:val="single" w:color="000000" w:themeColor="accent1" w:sz="4" w:space="0"/>
-          <w:left w:val="none"/>
-          <w:bottom w:val="none"/>
-          <w:right w:val="none"/>
+          <w:left w:val="none" w:color="000000" w:sz="4" w:space="0"/>
+          <w:bottom w:val="none" w:color="000000" w:sz="4" w:space="0"/>
+          <w:right w:val="none" w:color="000000" w:sz="4" w:space="0"/>
         </w:tcBorders>
       </w:tcPr>
     </w:tblStylePr>
@@ -25397,9 +26642,9 @@
       </w:tcPr>
     </w:tblStylePr>
   </w:style>
-  <w:style w:type="table" w:styleId="112">
+  <w:style w:type="table" w:styleId="804">
     <w:name w:val="List Table 7 Colorful - Accent 2"/>
-    <w:basedOn w:val="11"/>
+    <w:basedOn w:val="703"/>
     <w:uiPriority w:val="99"/>
     <w:pPr>
       <w:pBdr/>
@@ -25498,11 +26743,11 @@
         <w:tblBorders/>
       </w:tblPr>
       <w:tcPr>
-        <w:shd w:color="ffffff"/>
+        <w:shd w:val="clear" w:color="ffffff"/>
         <w:tcBorders>
-          <w:top w:val="none"/>
-          <w:left w:val="none"/>
-          <w:bottom w:val="none"/>
+          <w:top w:val="none" w:color="000000" w:sz="4" w:space="0"/>
+          <w:left w:val="none" w:color="000000" w:sz="4" w:space="0"/>
+          <w:bottom w:val="none" w:color="000000" w:sz="4" w:space="0"/>
           <w:right w:val="single" w:color="000000" w:themeColor="accent2" w:themeTint="97" w:sz="4" w:space="0"/>
         </w:tcBorders>
       </w:tcPr>
@@ -25525,10 +26770,10 @@
       <w:tcPr>
         <w:shd w:val="clear" w:color="ffffff" w:themeColor="light1" w:fill="ffffff" w:themeFill="light1"/>
         <w:tcBorders>
-          <w:top w:val="none"/>
-          <w:left w:val="none"/>
+          <w:top w:val="none" w:color="000000" w:sz="4" w:space="0"/>
+          <w:left w:val="none" w:color="000000" w:sz="4" w:space="0"/>
           <w:bottom w:val="single" w:color="000000" w:themeColor="accent2" w:themeTint="97" w:sz="4" w:space="0"/>
-          <w:right w:val="none"/>
+          <w:right w:val="none" w:color="000000" w:sz="4" w:space="0"/>
         </w:tcBorders>
       </w:tcPr>
     </w:tblStylePr>
@@ -25548,12 +26793,12 @@
         <w:tblBorders/>
       </w:tblPr>
       <w:tcPr>
-        <w:shd w:color="ffffff"/>
+        <w:shd w:val="clear" w:color="ffffff"/>
         <w:tcBorders>
-          <w:top w:val="none"/>
+          <w:top w:val="none" w:color="000000" w:sz="4" w:space="0"/>
           <w:left w:val="single" w:color="000000" w:themeColor="accent2" w:themeTint="97" w:sz="4" w:space="0"/>
-          <w:bottom w:val="none"/>
-          <w:right w:val="none"/>
+          <w:bottom w:val="none" w:color="000000" w:sz="4" w:space="0"/>
+          <w:right w:val="none" w:color="000000" w:sz="4" w:space="0"/>
         </w:tcBorders>
       </w:tcPr>
     </w:tblStylePr>
@@ -25576,9 +26821,9 @@
         <w:shd w:val="clear" w:color="ffffff" w:themeColor="light1" w:fill="ffffff" w:themeFill="light1"/>
         <w:tcBorders>
           <w:top w:val="single" w:color="000000" w:themeColor="accent2" w:themeTint="97" w:sz="4" w:space="0"/>
-          <w:left w:val="none"/>
-          <w:bottom w:val="none"/>
-          <w:right w:val="none"/>
+          <w:left w:val="none" w:color="000000" w:sz="4" w:space="0"/>
+          <w:bottom w:val="none" w:color="000000" w:sz="4" w:space="0"/>
+          <w:right w:val="none" w:color="000000" w:sz="4" w:space="0"/>
         </w:tcBorders>
       </w:tcPr>
     </w:tblStylePr>
@@ -25653,9 +26898,9 @@
       </w:tcPr>
     </w:tblStylePr>
   </w:style>
-  <w:style w:type="table" w:styleId="113">
+  <w:style w:type="table" w:styleId="805">
     <w:name w:val="List Table 7 Colorful - Accent 3"/>
-    <w:basedOn w:val="11"/>
+    <w:basedOn w:val="703"/>
     <w:uiPriority w:val="99"/>
     <w:pPr>
       <w:pBdr/>
@@ -25754,11 +26999,11 @@
         <w:tblBorders/>
       </w:tblPr>
       <w:tcPr>
-        <w:shd w:color="ffffff"/>
+        <w:shd w:val="clear" w:color="ffffff"/>
         <w:tcBorders>
-          <w:top w:val="none"/>
-          <w:left w:val="none"/>
-          <w:bottom w:val="none"/>
+          <w:top w:val="none" w:color="000000" w:sz="4" w:space="0"/>
+          <w:left w:val="none" w:color="000000" w:sz="4" w:space="0"/>
+          <w:bottom w:val="none" w:color="000000" w:sz="4" w:space="0"/>
           <w:right w:val="single" w:color="000000" w:themeColor="accent3" w:themeTint="98" w:sz="4" w:space="0"/>
         </w:tcBorders>
       </w:tcPr>
@@ -25781,10 +27026,10 @@
       <w:tcPr>
         <w:shd w:val="clear" w:color="ffffff" w:themeColor="light1" w:fill="ffffff" w:themeFill="light1"/>
         <w:tcBorders>
-          <w:top w:val="none"/>
-          <w:left w:val="none"/>
+          <w:top w:val="none" w:color="000000" w:sz="4" w:space="0"/>
+          <w:left w:val="none" w:color="000000" w:sz="4" w:space="0"/>
           <w:bottom w:val="single" w:color="000000" w:themeColor="accent3" w:themeTint="98" w:sz="4" w:space="0"/>
-          <w:right w:val="none"/>
+          <w:right w:val="none" w:color="000000" w:sz="4" w:space="0"/>
         </w:tcBorders>
       </w:tcPr>
     </w:tblStylePr>
@@ -25804,12 +27049,12 @@
         <w:tblBorders/>
       </w:tblPr>
       <w:tcPr>
-        <w:shd w:color="ffffff"/>
+        <w:shd w:val="clear" w:color="ffffff"/>
         <w:tcBorders>
-          <w:top w:val="none"/>
+          <w:top w:val="none" w:color="000000" w:sz="4" w:space="0"/>
           <w:left w:val="single" w:color="000000" w:themeColor="accent3" w:themeTint="98" w:sz="4" w:space="0"/>
-          <w:bottom w:val="none"/>
-          <w:right w:val="none"/>
+          <w:bottom w:val="none" w:color="000000" w:sz="4" w:space="0"/>
+          <w:right w:val="none" w:color="000000" w:sz="4" w:space="0"/>
         </w:tcBorders>
       </w:tcPr>
     </w:tblStylePr>
@@ -25832,9 +27077,9 @@
         <w:shd w:val="clear" w:color="ffffff" w:themeColor="light1" w:fill="ffffff" w:themeFill="light1"/>
         <w:tcBorders>
           <w:top w:val="single" w:color="000000" w:themeColor="accent3" w:themeTint="98" w:sz="4" w:space="0"/>
-          <w:left w:val="none"/>
-          <w:bottom w:val="none"/>
-          <w:right w:val="none"/>
+          <w:left w:val="none" w:color="000000" w:sz="4" w:space="0"/>
+          <w:bottom w:val="none" w:color="000000" w:sz="4" w:space="0"/>
+          <w:right w:val="none" w:color="000000" w:sz="4" w:space="0"/>
         </w:tcBorders>
       </w:tcPr>
     </w:tblStylePr>
@@ -25909,9 +27154,9 @@
       </w:tcPr>
     </w:tblStylePr>
   </w:style>
-  <w:style w:type="table" w:styleId="114">
+  <w:style w:type="table" w:styleId="806">
     <w:name w:val="List Table 7 Colorful - Accent 4"/>
-    <w:basedOn w:val="11"/>
+    <w:basedOn w:val="703"/>
     <w:uiPriority w:val="99"/>
     <w:pPr>
       <w:pBdr/>
@@ -26010,11 +27255,11 @@
         <w:tblBorders/>
       </w:tblPr>
       <w:tcPr>
-        <w:shd w:color="ffffff"/>
+        <w:shd w:val="clear" w:color="ffffff"/>
         <w:tcBorders>
-          <w:top w:val="none"/>
-          <w:left w:val="none"/>
-          <w:bottom w:val="none"/>
+          <w:top w:val="none" w:color="000000" w:sz="4" w:space="0"/>
+          <w:left w:val="none" w:color="000000" w:sz="4" w:space="0"/>
+          <w:bottom w:val="none" w:color="000000" w:sz="4" w:space="0"/>
           <w:right w:val="single" w:color="000000" w:themeColor="accent4" w:themeTint="9A" w:sz="4" w:space="0"/>
         </w:tcBorders>
       </w:tcPr>
@@ -26037,10 +27282,10 @@
       <w:tcPr>
         <w:shd w:val="clear" w:color="ffffff" w:themeColor="light1" w:fill="ffffff" w:themeFill="light1"/>
         <w:tcBorders>
-          <w:top w:val="none"/>
-          <w:left w:val="none"/>
+          <w:top w:val="none" w:color="000000" w:sz="4" w:space="0"/>
+          <w:left w:val="none" w:color="000000" w:sz="4" w:space="0"/>
           <w:bottom w:val="single" w:color="000000" w:themeColor="accent4" w:themeTint="9A" w:sz="4" w:space="0"/>
-          <w:right w:val="none"/>
+          <w:right w:val="none" w:color="000000" w:sz="4" w:space="0"/>
         </w:tcBorders>
       </w:tcPr>
     </w:tblStylePr>
@@ -26060,12 +27305,12 @@
         <w:tblBorders/>
       </w:tblPr>
       <w:tcPr>
-        <w:shd w:color="ffffff"/>
+        <w:shd w:val="clear" w:color="ffffff"/>
         <w:tcBorders>
-          <w:top w:val="none"/>
+          <w:top w:val="none" w:color="000000" w:sz="4" w:space="0"/>
           <w:left w:val="single" w:color="000000" w:themeColor="accent4" w:themeTint="9A" w:sz="4" w:space="0"/>
-          <w:bottom w:val="none"/>
-          <w:right w:val="none"/>
+          <w:bottom w:val="none" w:color="000000" w:sz="4" w:space="0"/>
+          <w:right w:val="none" w:color="000000" w:sz="4" w:space="0"/>
         </w:tcBorders>
       </w:tcPr>
     </w:tblStylePr>
@@ -26088,9 +27333,9 @@
         <w:shd w:val="clear" w:color="ffffff" w:themeColor="light1" w:fill="ffffff" w:themeFill="light1"/>
         <w:tcBorders>
           <w:top w:val="single" w:color="000000" w:themeColor="accent4" w:themeTint="9A" w:sz="4" w:space="0"/>
-          <w:left w:val="none"/>
-          <w:bottom w:val="none"/>
-          <w:right w:val="none"/>
+          <w:left w:val="none" w:color="000000" w:sz="4" w:space="0"/>
+          <w:bottom w:val="none" w:color="000000" w:sz="4" w:space="0"/>
+          <w:right w:val="none" w:color="000000" w:sz="4" w:space="0"/>
         </w:tcBorders>
       </w:tcPr>
     </w:tblStylePr>
@@ -26165,9 +27410,9 @@
       </w:tcPr>
     </w:tblStylePr>
   </w:style>
-  <w:style w:type="table" w:styleId="115">
+  <w:style w:type="table" w:styleId="807">
     <w:name w:val="List Table 7 Colorful - Accent 5"/>
-    <w:basedOn w:val="11"/>
+    <w:basedOn w:val="703"/>
     <w:uiPriority w:val="99"/>
     <w:pPr>
       <w:pBdr/>
@@ -26266,11 +27511,11 @@
         <w:tblBorders/>
       </w:tblPr>
       <w:tcPr>
-        <w:shd w:color="ffffff"/>
+        <w:shd w:val="clear" w:color="ffffff"/>
         <w:tcBorders>
-          <w:top w:val="none"/>
-          <w:left w:val="none"/>
-          <w:bottom w:val="none"/>
+          <w:top w:val="none" w:color="000000" w:sz="4" w:space="0"/>
+          <w:left w:val="none" w:color="000000" w:sz="4" w:space="0"/>
+          <w:bottom w:val="none" w:color="000000" w:sz="4" w:space="0"/>
           <w:right w:val="single" w:color="000000" w:themeColor="accent5" w:themeTint="9A" w:sz="4" w:space="0"/>
         </w:tcBorders>
       </w:tcPr>
@@ -26293,10 +27538,10 @@
       <w:tcPr>
         <w:shd w:val="clear" w:color="ffffff" w:themeColor="light1" w:fill="ffffff" w:themeFill="light1"/>
         <w:tcBorders>
-          <w:top w:val="none"/>
-          <w:left w:val="none"/>
+          <w:top w:val="none" w:color="000000" w:sz="4" w:space="0"/>
+          <w:left w:val="none" w:color="000000" w:sz="4" w:space="0"/>
           <w:bottom w:val="single" w:color="000000" w:themeColor="accent5" w:themeTint="9A" w:sz="4" w:space="0"/>
-          <w:right w:val="none"/>
+          <w:right w:val="none" w:color="000000" w:sz="4" w:space="0"/>
         </w:tcBorders>
       </w:tcPr>
     </w:tblStylePr>
@@ -26316,12 +27561,12 @@
         <w:tblBorders/>
       </w:tblPr>
       <w:tcPr>
-        <w:shd w:color="ffffff"/>
+        <w:shd w:val="clear" w:color="ffffff"/>
         <w:tcBorders>
-          <w:top w:val="none"/>
+          <w:top w:val="none" w:color="000000" w:sz="4" w:space="0"/>
           <w:left w:val="single" w:color="000000" w:themeColor="accent5" w:themeTint="9A" w:sz="4" w:space="0"/>
-          <w:bottom w:val="none"/>
-          <w:right w:val="none"/>
+          <w:bottom w:val="none" w:color="000000" w:sz="4" w:space="0"/>
+          <w:right w:val="none" w:color="000000" w:sz="4" w:space="0"/>
         </w:tcBorders>
       </w:tcPr>
     </w:tblStylePr>
@@ -26344,9 +27589,9 @@
         <w:shd w:val="clear" w:color="ffffff" w:themeColor="light1" w:fill="ffffff" w:themeFill="light1"/>
         <w:tcBorders>
           <w:top w:val="single" w:color="000000" w:themeColor="accent5" w:themeTint="9A" w:sz="4" w:space="0"/>
-          <w:left w:val="none"/>
-          <w:bottom w:val="none"/>
-          <w:right w:val="none"/>
+          <w:left w:val="none" w:color="000000" w:sz="4" w:space="0"/>
+          <w:bottom w:val="none" w:color="000000" w:sz="4" w:space="0"/>
+          <w:right w:val="none" w:color="000000" w:sz="4" w:space="0"/>
         </w:tcBorders>
       </w:tcPr>
     </w:tblStylePr>
@@ -26421,9 +27666,9 @@
       </w:tcPr>
     </w:tblStylePr>
   </w:style>
-  <w:style w:type="table" w:styleId="116">
+  <w:style w:type="table" w:styleId="808">
     <w:name w:val="List Table 7 Colorful - Accent 6"/>
-    <w:basedOn w:val="11"/>
+    <w:basedOn w:val="703"/>
     <w:uiPriority w:val="99"/>
     <w:pPr>
       <w:pBdr/>
@@ -26522,11 +27767,11 @@
         <w:tblBorders/>
       </w:tblPr>
       <w:tcPr>
-        <w:shd w:color="ffffff"/>
+        <w:shd w:val="clear" w:color="ffffff"/>
         <w:tcBorders>
-          <w:top w:val="none"/>
-          <w:left w:val="none"/>
-          <w:bottom w:val="none"/>
+          <w:top w:val="none" w:color="000000" w:sz="4" w:space="0"/>
+          <w:left w:val="none" w:color="000000" w:sz="4" w:space="0"/>
+          <w:bottom w:val="none" w:color="000000" w:sz="4" w:space="0"/>
           <w:right w:val="single" w:color="000000" w:themeColor="accent6" w:themeTint="98" w:sz="4" w:space="0"/>
         </w:tcBorders>
       </w:tcPr>
@@ -26549,10 +27794,10 @@
       <w:tcPr>
         <w:shd w:val="clear" w:color="ffffff" w:themeColor="light1" w:fill="ffffff" w:themeFill="light1"/>
         <w:tcBorders>
-          <w:top w:val="none"/>
-          <w:left w:val="none"/>
+          <w:top w:val="none" w:color="000000" w:sz="4" w:space="0"/>
+          <w:left w:val="none" w:color="000000" w:sz="4" w:space="0"/>
           <w:bottom w:val="single" w:color="000000" w:themeColor="accent6" w:themeTint="98" w:sz="4" w:space="0"/>
-          <w:right w:val="none"/>
+          <w:right w:val="none" w:color="000000" w:sz="4" w:space="0"/>
         </w:tcBorders>
       </w:tcPr>
     </w:tblStylePr>
@@ -26572,12 +27817,12 @@
         <w:tblBorders/>
       </w:tblPr>
       <w:tcPr>
-        <w:shd w:color="ffffff"/>
+        <w:shd w:val="clear" w:color="ffffff"/>
         <w:tcBorders>
-          <w:top w:val="none"/>
+          <w:top w:val="none" w:color="000000" w:sz="4" w:space="0"/>
           <w:left w:val="single" w:color="000000" w:themeColor="accent6" w:themeTint="98" w:sz="4" w:space="0"/>
-          <w:bottom w:val="none"/>
-          <w:right w:val="none"/>
+          <w:bottom w:val="none" w:color="000000" w:sz="4" w:space="0"/>
+          <w:right w:val="none" w:color="000000" w:sz="4" w:space="0"/>
         </w:tcBorders>
       </w:tcPr>
     </w:tblStylePr>
@@ -26600,9 +27845,9 @@
         <w:shd w:val="clear" w:color="ffffff" w:themeColor="light1" w:fill="ffffff" w:themeFill="light1"/>
         <w:tcBorders>
           <w:top w:val="single" w:color="000000" w:themeColor="accent6" w:themeTint="98" w:sz="4" w:space="0"/>
-          <w:left w:val="none"/>
-          <w:bottom w:val="none"/>
-          <w:right w:val="none"/>
+          <w:left w:val="none" w:color="000000" w:sz="4" w:space="0"/>
+          <w:bottom w:val="none" w:color="000000" w:sz="4" w:space="0"/>
+          <w:right w:val="none" w:color="000000" w:sz="4" w:space="0"/>
         </w:tcBorders>
       </w:tcPr>
     </w:tblStylePr>
@@ -26677,9 +27922,9 @@
       </w:tcPr>
     </w:tblStylePr>
   </w:style>
-  <w:style w:type="table" w:styleId="117">
+  <w:style w:type="table" w:styleId="809">
     <w:name w:val="Lined - Accent"/>
-    <w:basedOn w:val="11"/>
+    <w:basedOn w:val="703"/>
     <w:uiPriority w:val="99"/>
     <w:pPr>
       <w:pBdr/>
@@ -26914,9 +28159,9 @@
       </w:tcPr>
     </w:tblStylePr>
   </w:style>
-  <w:style w:type="table" w:styleId="118">
+  <w:style w:type="table" w:styleId="810">
     <w:name w:val="Lined - Accent 1"/>
-    <w:basedOn w:val="11"/>
+    <w:basedOn w:val="703"/>
     <w:uiPriority w:val="99"/>
     <w:pPr>
       <w:pBdr/>
@@ -27151,9 +28396,9 @@
       </w:tcPr>
     </w:tblStylePr>
   </w:style>
-  <w:style w:type="table" w:styleId="119">
+  <w:style w:type="table" w:styleId="811">
     <w:name w:val="Lined - Accent 2"/>
-    <w:basedOn w:val="11"/>
+    <w:basedOn w:val="703"/>
     <w:uiPriority w:val="99"/>
     <w:pPr>
       <w:pBdr/>
@@ -27388,9 +28633,9 @@
       </w:tcPr>
     </w:tblStylePr>
   </w:style>
-  <w:style w:type="table" w:styleId="120">
+  <w:style w:type="table" w:styleId="812">
     <w:name w:val="Lined - Accent 3"/>
-    <w:basedOn w:val="11"/>
+    <w:basedOn w:val="703"/>
     <w:uiPriority w:val="99"/>
     <w:pPr>
       <w:pBdr/>
@@ -27625,9 +28870,9 @@
       </w:tcPr>
     </w:tblStylePr>
   </w:style>
-  <w:style w:type="table" w:styleId="121">
+  <w:style w:type="table" w:styleId="813">
     <w:name w:val="Lined - Accent 4"/>
-    <w:basedOn w:val="11"/>
+    <w:basedOn w:val="703"/>
     <w:uiPriority w:val="99"/>
     <w:pPr>
       <w:pBdr/>
@@ -27862,9 +29107,9 @@
       </w:tcPr>
     </w:tblStylePr>
   </w:style>
-  <w:style w:type="table" w:styleId="122">
+  <w:style w:type="table" w:styleId="814">
     <w:name w:val="Lined - Accent 5"/>
-    <w:basedOn w:val="11"/>
+    <w:basedOn w:val="703"/>
     <w:uiPriority w:val="99"/>
     <w:pPr>
       <w:pBdr/>
@@ -28099,9 +29344,9 @@
       </w:tcPr>
     </w:tblStylePr>
   </w:style>
-  <w:style w:type="table" w:styleId="123">
+  <w:style w:type="table" w:styleId="815">
     <w:name w:val="Lined - Accent 6"/>
-    <w:basedOn w:val="11"/>
+    <w:basedOn w:val="703"/>
     <w:uiPriority w:val="99"/>
     <w:pPr>
       <w:pBdr/>
@@ -28336,9 +29581,9 @@
       </w:tcPr>
     </w:tblStylePr>
   </w:style>
-  <w:style w:type="table" w:styleId="124">
+  <w:style w:type="table" w:styleId="816">
     <w:name w:val="Bordered &amp; Lined - Accent"/>
-    <w:basedOn w:val="11"/>
+    <w:basedOn w:val="703"/>
     <w:uiPriority w:val="99"/>
     <w:pPr>
       <w:pBdr/>
@@ -28580,9 +29825,9 @@
       </w:tcPr>
     </w:tblStylePr>
   </w:style>
-  <w:style w:type="table" w:styleId="125">
+  <w:style w:type="table" w:styleId="817">
     <w:name w:val="Bordered &amp; Lined - Accent 1"/>
-    <w:basedOn w:val="11"/>
+    <w:basedOn w:val="703"/>
     <w:uiPriority w:val="99"/>
     <w:pPr>
       <w:pBdr/>
@@ -28824,9 +30069,9 @@
       </w:tcPr>
     </w:tblStylePr>
   </w:style>
-  <w:style w:type="table" w:styleId="126">
+  <w:style w:type="table" w:styleId="818">
     <w:name w:val="Bordered &amp; Lined - Accent 2"/>
-    <w:basedOn w:val="11"/>
+    <w:basedOn w:val="703"/>
     <w:uiPriority w:val="99"/>
     <w:pPr>
       <w:pBdr/>
@@ -29068,9 +30313,9 @@
       </w:tcPr>
     </w:tblStylePr>
   </w:style>
-  <w:style w:type="table" w:styleId="127">
+  <w:style w:type="table" w:styleId="819">
     <w:name w:val="Bordered &amp; Lined - Accent 3"/>
-    <w:basedOn w:val="11"/>
+    <w:basedOn w:val="703"/>
     <w:uiPriority w:val="99"/>
     <w:pPr>
       <w:pBdr/>
@@ -29312,9 +30557,9 @@
       </w:tcPr>
     </w:tblStylePr>
   </w:style>
-  <w:style w:type="table" w:styleId="128">
+  <w:style w:type="table" w:styleId="820">
     <w:name w:val="Bordered &amp; Lined - Accent 4"/>
-    <w:basedOn w:val="11"/>
+    <w:basedOn w:val="703"/>
     <w:uiPriority w:val="99"/>
     <w:pPr>
       <w:pBdr/>
@@ -29556,9 +30801,9 @@
       </w:tcPr>
     </w:tblStylePr>
   </w:style>
-  <w:style w:type="table" w:styleId="129">
+  <w:style w:type="table" w:styleId="821">
     <w:name w:val="Bordered &amp; Lined - Accent 5"/>
-    <w:basedOn w:val="11"/>
+    <w:basedOn w:val="703"/>
     <w:uiPriority w:val="99"/>
     <w:pPr>
       <w:pBdr/>
@@ -29800,9 +31045,9 @@
       </w:tcPr>
     </w:tblStylePr>
   </w:style>
-  <w:style w:type="table" w:styleId="130">
+  <w:style w:type="table" w:styleId="822">
     <w:name w:val="Bordered &amp; Lined - Accent 6"/>
-    <w:basedOn w:val="11"/>
+    <w:basedOn w:val="703"/>
     <w:uiPriority w:val="99"/>
     <w:pPr>
       <w:pBdr/>
@@ -30044,9 +31289,9 @@
       </w:tcPr>
     </w:tblStylePr>
   </w:style>
-  <w:style w:type="table" w:styleId="131">
+  <w:style w:type="table" w:styleId="823">
     <w:name w:val="Bordered"/>
-    <w:basedOn w:val="11"/>
+    <w:basedOn w:val="703"/>
     <w:uiPriority w:val="99"/>
     <w:pPr>
       <w:pBdr/>
@@ -30275,9 +31520,9 @@
       </w:tcPr>
     </w:tblStylePr>
   </w:style>
-  <w:style w:type="table" w:styleId="132">
+  <w:style w:type="table" w:styleId="824">
     <w:name w:val="Bordered - Accent 1"/>
-    <w:basedOn w:val="11"/>
+    <w:basedOn w:val="703"/>
     <w:uiPriority w:val="99"/>
     <w:pPr>
       <w:pBdr/>
@@ -30506,9 +31751,9 @@
       </w:tcPr>
     </w:tblStylePr>
   </w:style>
-  <w:style w:type="table" w:styleId="133">
+  <w:style w:type="table" w:styleId="825">
     <w:name w:val="Bordered - Accent 2"/>
-    <w:basedOn w:val="11"/>
+    <w:basedOn w:val="703"/>
     <w:uiPriority w:val="99"/>
     <w:pPr>
       <w:pBdr/>
@@ -30737,9 +31982,9 @@
       </w:tcPr>
     </w:tblStylePr>
   </w:style>
-  <w:style w:type="table" w:styleId="134">
+  <w:style w:type="table" w:styleId="826">
     <w:name w:val="Bordered - Accent 3"/>
-    <w:basedOn w:val="11"/>
+    <w:basedOn w:val="703"/>
     <w:uiPriority w:val="99"/>
     <w:pPr>
       <w:pBdr/>
@@ -30968,9 +32213,9 @@
       </w:tcPr>
     </w:tblStylePr>
   </w:style>
-  <w:style w:type="table" w:styleId="135">
+  <w:style w:type="table" w:styleId="827">
     <w:name w:val="Bordered - Accent 4"/>
-    <w:basedOn w:val="11"/>
+    <w:basedOn w:val="703"/>
     <w:uiPriority w:val="99"/>
     <w:pPr>
       <w:pBdr/>
@@ -31199,9 +32444,9 @@
       </w:tcPr>
     </w:tblStylePr>
   </w:style>
-  <w:style w:type="table" w:styleId="136">
+  <w:style w:type="table" w:styleId="828">
     <w:name w:val="Bordered - Accent 5"/>
-    <w:basedOn w:val="11"/>
+    <w:basedOn w:val="703"/>
     <w:uiPriority w:val="99"/>
     <w:pPr>
       <w:pBdr/>
@@ -31430,9 +32675,9 @@
       </w:tcPr>
     </w:tblStylePr>
   </w:style>
-  <w:style w:type="table" w:styleId="137">
+  <w:style w:type="table" w:styleId="829">
     <w:name w:val="Bordered - Accent 6"/>
-    <w:basedOn w:val="11"/>
+    <w:basedOn w:val="703"/>
     <w:uiPriority w:val="99"/>
     <w:pPr>
       <w:pBdr/>
@@ -31661,7 +32906,7 @@
       </w:tcPr>
     </w:tblStylePr>
   </w:style>
-  <w:style w:type="paragraph" w:styleId="138" w:default="1">
+  <w:style w:type="paragraph" w:styleId="830" w:default="1">
     <w:name w:val="Normal"/>
     <w:qFormat/>
     <w:pPr>
@@ -31670,11 +32915,11 @@
       <w:ind/>
     </w:pPr>
   </w:style>
-  <w:style w:type="paragraph" w:styleId="141">
+  <w:style w:type="paragraph" w:styleId="831">
     <w:name w:val="Heading 3"/>
-    <w:basedOn w:val="138"/>
-    <w:next w:val="138"/>
-    <w:link w:val="152"/>
+    <w:basedOn w:val="830"/>
+    <w:next w:val="830"/>
+    <w:link w:val="842"/>
     <w:uiPriority w:val="9"/>
     <w:unhideWhenUsed/>
     <w:qFormat/>
@@ -31693,11 +32938,11 @@
       <w:szCs w:val="28"/>
     </w:rPr>
   </w:style>
-  <w:style w:type="paragraph" w:styleId="142">
+  <w:style w:type="paragraph" w:styleId="832">
     <w:name w:val="Heading 4"/>
-    <w:basedOn w:val="138"/>
-    <w:next w:val="138"/>
-    <w:link w:val="153"/>
+    <w:basedOn w:val="830"/>
+    <w:next w:val="830"/>
+    <w:link w:val="843"/>
     <w:uiPriority w:val="9"/>
     <w:unhideWhenUsed/>
     <w:qFormat/>
@@ -31716,11 +32961,11 @@
       <w:color w:val="0f4761" w:themeColor="accent1" w:themeShade="BF"/>
     </w:rPr>
   </w:style>
-  <w:style w:type="paragraph" w:styleId="143">
+  <w:style w:type="paragraph" w:styleId="833">
     <w:name w:val="Heading 5"/>
-    <w:basedOn w:val="138"/>
-    <w:next w:val="138"/>
-    <w:link w:val="154"/>
+    <w:basedOn w:val="830"/>
+    <w:next w:val="830"/>
+    <w:link w:val="844"/>
     <w:uiPriority w:val="9"/>
     <w:unhideWhenUsed/>
     <w:qFormat/>
@@ -31737,11 +32982,11 @@
       <w:color w:val="0f4761" w:themeColor="accent1" w:themeShade="BF"/>
     </w:rPr>
   </w:style>
-  <w:style w:type="paragraph" w:styleId="144">
+  <w:style w:type="paragraph" w:styleId="834">
     <w:name w:val="Heading 6"/>
-    <w:basedOn w:val="138"/>
-    <w:next w:val="138"/>
-    <w:link w:val="155"/>
+    <w:basedOn w:val="830"/>
+    <w:next w:val="830"/>
+    <w:link w:val="845"/>
     <w:uiPriority w:val="9"/>
     <w:unhideWhenUsed/>
     <w:qFormat/>
@@ -31760,11 +33005,11 @@
       <w:color w:val="595959" w:themeColor="text1" w:themeTint="A6"/>
     </w:rPr>
   </w:style>
-  <w:style w:type="paragraph" w:styleId="145">
+  <w:style w:type="paragraph" w:styleId="835">
     <w:name w:val="Heading 7"/>
-    <w:basedOn w:val="138"/>
-    <w:next w:val="138"/>
-    <w:link w:val="156"/>
+    <w:basedOn w:val="830"/>
+    <w:next w:val="830"/>
+    <w:link w:val="846"/>
     <w:uiPriority w:val="9"/>
     <w:unhideWhenUsed/>
     <w:qFormat/>
@@ -31781,11 +33026,11 @@
       <w:color w:val="595959" w:themeColor="text1" w:themeTint="A6"/>
     </w:rPr>
   </w:style>
-  <w:style w:type="paragraph" w:styleId="146">
+  <w:style w:type="paragraph" w:styleId="836">
     <w:name w:val="Heading 8"/>
-    <w:basedOn w:val="138"/>
-    <w:next w:val="138"/>
-    <w:link w:val="157"/>
+    <w:basedOn w:val="830"/>
+    <w:next w:val="830"/>
+    <w:link w:val="847"/>
     <w:uiPriority w:val="9"/>
     <w:unhideWhenUsed/>
     <w:qFormat/>
@@ -31804,11 +33049,11 @@
       <w:color w:val="272727" w:themeColor="text1" w:themeTint="D8"/>
     </w:rPr>
   </w:style>
-  <w:style w:type="paragraph" w:styleId="147">
+  <w:style w:type="paragraph" w:styleId="837">
     <w:name w:val="Heading 9"/>
-    <w:basedOn w:val="138"/>
-    <w:next w:val="138"/>
-    <w:link w:val="158"/>
+    <w:basedOn w:val="830"/>
+    <w:next w:val="830"/>
+    <w:link w:val="848"/>
     <w:uiPriority w:val="9"/>
     <w:unhideWhenUsed/>
     <w:qFormat/>
@@ -31827,7 +33072,7 @@
       <w:color w:val="272727" w:themeColor="text1" w:themeTint="D8"/>
     </w:rPr>
   </w:style>
-  <w:style w:type="character" w:styleId="148" w:default="1">
+  <w:style w:type="character" w:styleId="838" w:default="1">
     <w:name w:val="Default Paragraph Font"/>
     <w:uiPriority w:val="1"/>
     <w:semiHidden/>
@@ -31838,7 +33083,7 @@
       <w:ind/>
     </w:pPr>
   </w:style>
-  <w:style w:type="numbering" w:styleId="149" w:default="1">
+  <w:style w:type="numbering" w:styleId="839" w:default="1">
     <w:name w:val="No List"/>
     <w:uiPriority w:val="99"/>
     <w:semiHidden/>
@@ -31849,10 +33094,10 @@
       <w:ind/>
     </w:pPr>
   </w:style>
-  <w:style w:type="character" w:styleId="150">
+  <w:style w:type="character" w:styleId="840">
     <w:name w:val="Heading 1 Char"/>
-    <w:basedOn w:val="148"/>
-    <w:link w:val="672"/>
+    <w:basedOn w:val="838"/>
+    <w:link w:val="897"/>
     <w:uiPriority w:val="9"/>
     <w:pPr>
       <w:pBdr/>
@@ -31866,10 +33111,10 @@
       <w:szCs w:val="40"/>
     </w:rPr>
   </w:style>
-  <w:style w:type="character" w:styleId="151">
+  <w:style w:type="character" w:styleId="841">
     <w:name w:val="Heading 2 Char"/>
-    <w:basedOn w:val="148"/>
-    <w:link w:val="673"/>
+    <w:basedOn w:val="838"/>
+    <w:link w:val="898"/>
     <w:uiPriority w:val="9"/>
     <w:pPr>
       <w:pBdr/>
@@ -31883,10 +33128,10 @@
       <w:szCs w:val="32"/>
     </w:rPr>
   </w:style>
-  <w:style w:type="character" w:styleId="152">
+  <w:style w:type="character" w:styleId="842">
     <w:name w:val="Heading 3 Char"/>
-    <w:basedOn w:val="148"/>
-    <w:link w:val="141"/>
+    <w:basedOn w:val="838"/>
+    <w:link w:val="831"/>
     <w:uiPriority w:val="9"/>
     <w:pPr>
       <w:pBdr/>
@@ -31900,10 +33145,10 @@
       <w:szCs w:val="28"/>
     </w:rPr>
   </w:style>
-  <w:style w:type="character" w:styleId="153">
+  <w:style w:type="character" w:styleId="843">
     <w:name w:val="Heading 4 Char"/>
-    <w:basedOn w:val="148"/>
-    <w:link w:val="142"/>
+    <w:basedOn w:val="838"/>
+    <w:link w:val="832"/>
     <w:uiPriority w:val="9"/>
     <w:pPr>
       <w:pBdr/>
@@ -31917,10 +33162,10 @@
       <w:color w:val="0f4761" w:themeColor="accent1" w:themeShade="BF"/>
     </w:rPr>
   </w:style>
-  <w:style w:type="character" w:styleId="154">
+  <w:style w:type="character" w:styleId="844">
     <w:name w:val="Heading 5 Char"/>
-    <w:basedOn w:val="148"/>
-    <w:link w:val="143"/>
+    <w:basedOn w:val="838"/>
+    <w:link w:val="833"/>
     <w:uiPriority w:val="9"/>
     <w:pPr>
       <w:pBdr/>
@@ -31932,10 +33177,10 @@
       <w:color w:val="0f4761" w:themeColor="accent1" w:themeShade="BF"/>
     </w:rPr>
   </w:style>
-  <w:style w:type="character" w:styleId="155">
+  <w:style w:type="character" w:styleId="845">
     <w:name w:val="Heading 6 Char"/>
-    <w:basedOn w:val="148"/>
-    <w:link w:val="144"/>
+    <w:basedOn w:val="838"/>
+    <w:link w:val="834"/>
     <w:uiPriority w:val="9"/>
     <w:pPr>
       <w:pBdr/>
@@ -31949,10 +33194,10 @@
       <w:color w:val="595959" w:themeColor="text1" w:themeTint="A6"/>
     </w:rPr>
   </w:style>
-  <w:style w:type="character" w:styleId="156">
+  <w:style w:type="character" w:styleId="846">
     <w:name w:val="Heading 7 Char"/>
-    <w:basedOn w:val="148"/>
-    <w:link w:val="145"/>
+    <w:basedOn w:val="838"/>
+    <w:link w:val="835"/>
     <w:uiPriority w:val="9"/>
     <w:pPr>
       <w:pBdr/>
@@ -31964,10 +33209,10 @@
       <w:color w:val="595959" w:themeColor="text1" w:themeTint="A6"/>
     </w:rPr>
   </w:style>
-  <w:style w:type="character" w:styleId="157">
+  <w:style w:type="character" w:styleId="847">
     <w:name w:val="Heading 8 Char"/>
-    <w:basedOn w:val="148"/>
-    <w:link w:val="146"/>
+    <w:basedOn w:val="838"/>
+    <w:link w:val="836"/>
     <w:uiPriority w:val="9"/>
     <w:pPr>
       <w:pBdr/>
@@ -31981,10 +33226,10 @@
       <w:color w:val="272727" w:themeColor="text1" w:themeTint="D8"/>
     </w:rPr>
   </w:style>
-  <w:style w:type="character" w:styleId="158">
+  <w:style w:type="character" w:styleId="848">
     <w:name w:val="Heading 9 Char"/>
-    <w:basedOn w:val="148"/>
-    <w:link w:val="147"/>
+    <w:basedOn w:val="838"/>
+    <w:link w:val="837"/>
     <w:uiPriority w:val="9"/>
     <w:pPr>
       <w:pBdr/>
@@ -31998,11 +33243,11 @@
       <w:color w:val="272727" w:themeColor="text1" w:themeTint="D8"/>
     </w:rPr>
   </w:style>
-  <w:style w:type="paragraph" w:styleId="159">
+  <w:style w:type="paragraph" w:styleId="849">
     <w:name w:val="Title"/>
-    <w:basedOn w:val="138"/>
-    <w:next w:val="138"/>
-    <w:link w:val="160"/>
+    <w:basedOn w:val="830"/>
+    <w:next w:val="830"/>
+    <w:link w:val="850"/>
     <w:uiPriority w:val="10"/>
     <w:qFormat/>
     <w:pPr>
@@ -32018,10 +33263,10 @@
       <w:szCs w:val="56"/>
     </w:rPr>
   </w:style>
-  <w:style w:type="character" w:styleId="160">
+  <w:style w:type="character" w:styleId="850">
     <w:name w:val="Title Char"/>
-    <w:basedOn w:val="148"/>
-    <w:link w:val="159"/>
+    <w:basedOn w:val="838"/>
+    <w:link w:val="849"/>
     <w:uiPriority w:val="10"/>
     <w:pPr>
       <w:pBdr/>
@@ -32035,11 +33280,11 @@
       <w:szCs w:val="56"/>
     </w:rPr>
   </w:style>
-  <w:style w:type="paragraph" w:styleId="161">
+  <w:style w:type="paragraph" w:styleId="851">
     <w:name w:val="Subtitle"/>
-    <w:basedOn w:val="138"/>
-    <w:next w:val="138"/>
-    <w:link w:val="162"/>
+    <w:basedOn w:val="830"/>
+    <w:next w:val="830"/>
+    <w:link w:val="852"/>
     <w:uiPriority w:val="11"/>
     <w:qFormat/>
     <w:pPr>
@@ -32057,10 +33302,10 @@
       <w:szCs w:val="28"/>
     </w:rPr>
   </w:style>
-  <w:style w:type="character" w:styleId="162">
+  <w:style w:type="character" w:styleId="852">
     <w:name w:val="Subtitle Char"/>
-    <w:basedOn w:val="148"/>
-    <w:link w:val="161"/>
+    <w:basedOn w:val="838"/>
+    <w:link w:val="851"/>
     <w:uiPriority w:val="11"/>
     <w:pPr>
       <w:pBdr/>
@@ -32074,11 +33319,11 @@
       <w:szCs w:val="28"/>
     </w:rPr>
   </w:style>
-  <w:style w:type="paragraph" w:styleId="163">
+  <w:style w:type="paragraph" w:styleId="853">
     <w:name w:val="Quote"/>
-    <w:basedOn w:val="138"/>
-    <w:next w:val="138"/>
-    <w:link w:val="164"/>
+    <w:basedOn w:val="830"/>
+    <w:next w:val="830"/>
+    <w:link w:val="854"/>
     <w:uiPriority w:val="29"/>
     <w:qFormat/>
     <w:pPr>
@@ -32093,10 +33338,10 @@
       <w:color w:val="404040" w:themeColor="text1" w:themeTint="BF"/>
     </w:rPr>
   </w:style>
-  <w:style w:type="character" w:styleId="164">
+  <w:style w:type="character" w:styleId="854">
     <w:name w:val="Quote Char"/>
-    <w:basedOn w:val="148"/>
-    <w:link w:val="163"/>
+    <w:basedOn w:val="838"/>
+    <w:link w:val="853"/>
     <w:uiPriority w:val="29"/>
     <w:pPr>
       <w:pBdr/>
@@ -32109,9 +33354,9 @@
       <w:color w:val="404040" w:themeColor="text1" w:themeTint="BF"/>
     </w:rPr>
   </w:style>
-  <w:style w:type="paragraph" w:styleId="165">
+  <w:style w:type="paragraph" w:styleId="855">
     <w:name w:val="List Paragraph"/>
-    <w:basedOn w:val="138"/>
+    <w:basedOn w:val="830"/>
     <w:uiPriority w:val="34"/>
     <w:qFormat/>
     <w:pPr>
@@ -32121,9 +33366,9 @@
       <w:contextualSpacing w:val="true"/>
     </w:pPr>
   </w:style>
-  <w:style w:type="character" w:styleId="166">
+  <w:style w:type="character" w:styleId="856">
     <w:name w:val="Intense Emphasis"/>
-    <w:basedOn w:val="148"/>
+    <w:basedOn w:val="838"/>
     <w:uiPriority w:val="21"/>
     <w:qFormat/>
     <w:pPr>
@@ -32137,11 +33382,11 @@
       <w:color w:val="0f4761" w:themeColor="accent1" w:themeShade="BF"/>
     </w:rPr>
   </w:style>
-  <w:style w:type="paragraph" w:styleId="167">
+  <w:style w:type="paragraph" w:styleId="857">
     <w:name w:val="Intense Quote"/>
-    <w:basedOn w:val="138"/>
-    <w:next w:val="138"/>
-    <w:link w:val="168"/>
+    <w:basedOn w:val="830"/>
+    <w:next w:val="830"/>
+    <w:link w:val="858"/>
     <w:uiPriority w:val="30"/>
     <w:qFormat/>
     <w:pPr>
@@ -32159,10 +33404,10 @@
       <w:color w:val="0f4761" w:themeColor="accent1" w:themeShade="BF"/>
     </w:rPr>
   </w:style>
-  <w:style w:type="character" w:styleId="168">
+  <w:style w:type="character" w:styleId="858">
     <w:name w:val="Intense Quote Char"/>
-    <w:basedOn w:val="148"/>
-    <w:link w:val="167"/>
+    <w:basedOn w:val="838"/>
+    <w:link w:val="857"/>
     <w:uiPriority w:val="30"/>
     <w:pPr>
       <w:pBdr/>
@@ -32175,9 +33420,9 @@
       <w:color w:val="0f4761" w:themeColor="accent1" w:themeShade="BF"/>
     </w:rPr>
   </w:style>
-  <w:style w:type="character" w:styleId="169">
+  <w:style w:type="character" w:styleId="859">
     <w:name w:val="Intense Reference"/>
-    <w:basedOn w:val="148"/>
+    <w:basedOn w:val="838"/>
     <w:uiPriority w:val="32"/>
     <w:qFormat/>
     <w:pPr>
@@ -32193,9 +33438,9 @@
       <w:spacing w:val="5"/>
     </w:rPr>
   </w:style>
-  <w:style w:type="paragraph" w:styleId="170">
+  <w:style w:type="paragraph" w:styleId="860">
     <w:name w:val="No Spacing"/>
-    <w:basedOn w:val="138"/>
+    <w:basedOn w:val="830"/>
     <w:uiPriority w:val="1"/>
     <w:qFormat/>
     <w:pPr>
@@ -32204,9 +33449,9 @@
       <w:ind/>
     </w:pPr>
   </w:style>
-  <w:style w:type="character" w:styleId="171">
+  <w:style w:type="character" w:styleId="861">
     <w:name w:val="Subtle Emphasis"/>
-    <w:basedOn w:val="148"/>
+    <w:basedOn w:val="838"/>
     <w:uiPriority w:val="19"/>
     <w:qFormat/>
     <w:pPr>
@@ -32220,9 +33465,9 @@
       <w:color w:val="404040" w:themeColor="text1" w:themeTint="BF"/>
     </w:rPr>
   </w:style>
-  <w:style w:type="character" w:styleId="172">
+  <w:style w:type="character" w:styleId="862">
     <w:name w:val="Emphasis"/>
-    <w:basedOn w:val="148"/>
+    <w:basedOn w:val="838"/>
     <w:uiPriority w:val="20"/>
     <w:qFormat/>
     <w:pPr>
@@ -32235,9 +33480,9 @@
       <w:iCs/>
     </w:rPr>
   </w:style>
-  <w:style w:type="character" w:styleId="173">
+  <w:style w:type="character" w:styleId="863">
     <w:name w:val="Strong"/>
-    <w:basedOn w:val="148"/>
+    <w:basedOn w:val="838"/>
     <w:uiPriority w:val="22"/>
     <w:qFormat/>
     <w:pPr>
@@ -32250,9 +33495,9 @@
       <w:bCs/>
     </w:rPr>
   </w:style>
-  <w:style w:type="character" w:styleId="174">
+  <w:style w:type="character" w:styleId="864">
     <w:name w:val="Subtle Reference"/>
-    <w:basedOn w:val="148"/>
+    <w:basedOn w:val="838"/>
     <w:uiPriority w:val="31"/>
     <w:qFormat/>
     <w:pPr>
@@ -32265,9 +33510,9 @@
       <w:color w:val="5a5a5a" w:themeColor="text1" w:themeTint="A5"/>
     </w:rPr>
   </w:style>
-  <w:style w:type="character" w:styleId="175">
+  <w:style w:type="character" w:styleId="865">
     <w:name w:val="Book Title"/>
-    <w:basedOn w:val="148"/>
+    <w:basedOn w:val="838"/>
     <w:uiPriority w:val="33"/>
     <w:qFormat/>
     <w:pPr>
@@ -32283,10 +33528,10 @@
       <w:spacing w:val="5"/>
     </w:rPr>
   </w:style>
-  <w:style w:type="paragraph" w:styleId="176">
+  <w:style w:type="paragraph" w:styleId="866">
     <w:name w:val="Header"/>
-    <w:basedOn w:val="138"/>
-    <w:link w:val="177"/>
+    <w:basedOn w:val="830"/>
+    <w:link w:val="867"/>
     <w:uiPriority w:val="99"/>
     <w:unhideWhenUsed/>
     <w:pPr>
@@ -32299,10 +33544,10 @@
       <w:ind/>
     </w:pPr>
   </w:style>
-  <w:style w:type="character" w:styleId="177">
+  <w:style w:type="character" w:styleId="867">
     <w:name w:val="Header Char"/>
-    <w:basedOn w:val="148"/>
-    <w:link w:val="176"/>
+    <w:basedOn w:val="838"/>
+    <w:link w:val="866"/>
     <w:uiPriority w:val="99"/>
     <w:pPr>
       <w:pBdr/>
@@ -32310,10 +33555,10 @@
       <w:ind/>
     </w:pPr>
   </w:style>
-  <w:style w:type="paragraph" w:styleId="178">
+  <w:style w:type="paragraph" w:styleId="868">
     <w:name w:val="Footer"/>
-    <w:basedOn w:val="138"/>
-    <w:link w:val="179"/>
+    <w:basedOn w:val="830"/>
+    <w:link w:val="869"/>
     <w:uiPriority w:val="99"/>
     <w:unhideWhenUsed/>
     <w:pPr>
@@ -32326,10 +33571,10 @@
       <w:ind/>
     </w:pPr>
   </w:style>
-  <w:style w:type="character" w:styleId="179">
+  <w:style w:type="character" w:styleId="869">
     <w:name w:val="Footer Char"/>
-    <w:basedOn w:val="148"/>
-    <w:link w:val="178"/>
+    <w:basedOn w:val="838"/>
+    <w:link w:val="868"/>
     <w:uiPriority w:val="99"/>
     <w:pPr>
       <w:pBdr/>
@@ -32337,10 +33582,10 @@
       <w:ind/>
     </w:pPr>
   </w:style>
-  <w:style w:type="paragraph" w:styleId="181">
+  <w:style w:type="paragraph" w:styleId="870">
     <w:name w:val="footnote text"/>
-    <w:basedOn w:val="138"/>
-    <w:link w:val="182"/>
+    <w:basedOn w:val="830"/>
+    <w:link w:val="871"/>
     <w:uiPriority w:val="99"/>
     <w:semiHidden/>
     <w:unhideWhenUsed/>
@@ -32354,10 +33599,10 @@
       <w:szCs w:val="20"/>
     </w:rPr>
   </w:style>
-  <w:style w:type="character" w:styleId="182">
+  <w:style w:type="character" w:styleId="871">
     <w:name w:val="Footnote Text Char"/>
-    <w:basedOn w:val="148"/>
-    <w:link w:val="181"/>
+    <w:basedOn w:val="838"/>
+    <w:link w:val="870"/>
     <w:uiPriority w:val="99"/>
     <w:semiHidden/>
     <w:pPr>
@@ -32370,9 +33615,9 @@
       <w:szCs w:val="20"/>
     </w:rPr>
   </w:style>
-  <w:style w:type="character" w:styleId="183">
+  <w:style w:type="character" w:styleId="872">
     <w:name w:val="footnote reference"/>
-    <w:basedOn w:val="148"/>
+    <w:basedOn w:val="838"/>
     <w:uiPriority w:val="99"/>
     <w:semiHidden/>
     <w:unhideWhenUsed/>
@@ -32385,10 +33630,10 @@
       <w:vertAlign w:val="superscript"/>
     </w:rPr>
   </w:style>
-  <w:style w:type="paragraph" w:styleId="184">
+  <w:style w:type="paragraph" w:styleId="873">
     <w:name w:val="endnote text"/>
-    <w:basedOn w:val="138"/>
-    <w:link w:val="185"/>
+    <w:basedOn w:val="830"/>
+    <w:link w:val="874"/>
     <w:uiPriority w:val="99"/>
     <w:semiHidden/>
     <w:unhideWhenUsed/>
@@ -32402,10 +33647,10 @@
       <w:szCs w:val="20"/>
     </w:rPr>
   </w:style>
-  <w:style w:type="character" w:styleId="185">
+  <w:style w:type="character" w:styleId="874">
     <w:name w:val="Endnote Text Char"/>
-    <w:basedOn w:val="148"/>
-    <w:link w:val="184"/>
+    <w:basedOn w:val="838"/>
+    <w:link w:val="873"/>
     <w:uiPriority w:val="99"/>
     <w:semiHidden/>
     <w:pPr>
@@ -32418,9 +33663,9 @@
       <w:szCs w:val="20"/>
     </w:rPr>
   </w:style>
-  <w:style w:type="character" w:styleId="186">
+  <w:style w:type="character" w:styleId="875">
     <w:name w:val="endnote reference"/>
-    <w:basedOn w:val="148"/>
+    <w:basedOn w:val="838"/>
     <w:uiPriority w:val="99"/>
     <w:semiHidden/>
     <w:unhideWhenUsed/>
@@ -32433,9 +33678,9 @@
       <w:vertAlign w:val="superscript"/>
     </w:rPr>
   </w:style>
-  <w:style w:type="character" w:styleId="187">
+  <w:style w:type="character" w:styleId="876">
     <w:name w:val="Hyperlink"/>
-    <w:basedOn w:val="148"/>
+    <w:basedOn w:val="838"/>
     <w:uiPriority w:val="99"/>
     <w:unhideWhenUsed/>
     <w:pPr>
@@ -32448,9 +33693,9 @@
       <w:u w:val="single"/>
     </w:rPr>
   </w:style>
-  <w:style w:type="character" w:styleId="188">
+  <w:style w:type="character" w:styleId="877">
     <w:name w:val="FollowedHyperlink"/>
-    <w:basedOn w:val="148"/>
+    <w:basedOn w:val="838"/>
     <w:uiPriority w:val="99"/>
     <w:semiHidden/>
     <w:unhideWhenUsed/>
@@ -32464,10 +33709,10 @@
       <w:u w:val="single"/>
     </w:rPr>
   </w:style>
-  <w:style w:type="paragraph" w:styleId="189">
+  <w:style w:type="paragraph" w:styleId="878">
     <w:name w:val="toc 1"/>
-    <w:basedOn w:val="138"/>
-    <w:next w:val="138"/>
+    <w:basedOn w:val="830"/>
+    <w:next w:val="830"/>
     <w:uiPriority w:val="39"/>
     <w:unhideWhenUsed/>
     <w:pPr>
@@ -32476,10 +33721,10 @@
       <w:ind/>
     </w:pPr>
   </w:style>
-  <w:style w:type="paragraph" w:styleId="190">
+  <w:style w:type="paragraph" w:styleId="879">
     <w:name w:val="toc 2"/>
-    <w:basedOn w:val="138"/>
-    <w:next w:val="138"/>
+    <w:basedOn w:val="830"/>
+    <w:next w:val="830"/>
     <w:uiPriority w:val="39"/>
     <w:unhideWhenUsed/>
     <w:pPr>
@@ -32488,10 +33733,10 @@
       <w:ind w:left="220"/>
     </w:pPr>
   </w:style>
-  <w:style w:type="paragraph" w:styleId="191">
+  <w:style w:type="paragraph" w:styleId="880">
     <w:name w:val="toc 3"/>
-    <w:basedOn w:val="138"/>
-    <w:next w:val="138"/>
+    <w:basedOn w:val="830"/>
+    <w:next w:val="830"/>
     <w:uiPriority w:val="39"/>
     <w:unhideWhenUsed/>
     <w:pPr>
@@ -32500,10 +33745,10 @@
       <w:ind w:left="440"/>
     </w:pPr>
   </w:style>
-  <w:style w:type="paragraph" w:styleId="192">
+  <w:style w:type="paragraph" w:styleId="881">
     <w:name w:val="toc 4"/>
-    <w:basedOn w:val="138"/>
-    <w:next w:val="138"/>
+    <w:basedOn w:val="830"/>
+    <w:next w:val="830"/>
     <w:uiPriority w:val="39"/>
     <w:unhideWhenUsed/>
     <w:pPr>
@@ -32512,10 +33757,10 @@
       <w:ind w:left="660"/>
     </w:pPr>
   </w:style>
-  <w:style w:type="paragraph" w:styleId="193">
+  <w:style w:type="paragraph" w:styleId="882">
     <w:name w:val="toc 5"/>
-    <w:basedOn w:val="138"/>
-    <w:next w:val="138"/>
+    <w:basedOn w:val="830"/>
+    <w:next w:val="830"/>
     <w:uiPriority w:val="39"/>
     <w:unhideWhenUsed/>
     <w:pPr>
@@ -32524,10 +33769,10 @@
       <w:ind w:left="880"/>
     </w:pPr>
   </w:style>
-  <w:style w:type="paragraph" w:styleId="194">
+  <w:style w:type="paragraph" w:styleId="883">
     <w:name w:val="toc 6"/>
-    <w:basedOn w:val="138"/>
-    <w:next w:val="138"/>
+    <w:basedOn w:val="830"/>
+    <w:next w:val="830"/>
     <w:uiPriority w:val="39"/>
     <w:unhideWhenUsed/>
     <w:pPr>
@@ -32536,10 +33781,10 @@
       <w:ind w:left="1100"/>
     </w:pPr>
   </w:style>
-  <w:style w:type="paragraph" w:styleId="195">
+  <w:style w:type="paragraph" w:styleId="884">
     <w:name w:val="toc 7"/>
-    <w:basedOn w:val="138"/>
-    <w:next w:val="138"/>
+    <w:basedOn w:val="830"/>
+    <w:next w:val="830"/>
     <w:uiPriority w:val="39"/>
     <w:unhideWhenUsed/>
     <w:pPr>
@@ -32548,10 +33793,10 @@
       <w:ind w:left="1320"/>
     </w:pPr>
   </w:style>
-  <w:style w:type="paragraph" w:styleId="196">
+  <w:style w:type="paragraph" w:styleId="885">
     <w:name w:val="toc 8"/>
-    <w:basedOn w:val="138"/>
-    <w:next w:val="138"/>
+    <w:basedOn w:val="830"/>
+    <w:next w:val="830"/>
     <w:uiPriority w:val="39"/>
     <w:unhideWhenUsed/>
     <w:pPr>
@@ -32560,10 +33805,10 @@
       <w:ind w:left="1540"/>
     </w:pPr>
   </w:style>
-  <w:style w:type="paragraph" w:styleId="197">
+  <w:style w:type="paragraph" w:styleId="886">
     <w:name w:val="toc 9"/>
-    <w:basedOn w:val="138"/>
-    <w:next w:val="138"/>
+    <w:basedOn w:val="830"/>
+    <w:next w:val="830"/>
     <w:uiPriority w:val="39"/>
     <w:unhideWhenUsed/>
     <w:pPr>
@@ -32572,9 +33817,9 @@
       <w:ind w:left="1760"/>
     </w:pPr>
   </w:style>
-  <w:style w:type="character" w:styleId="198">
+  <w:style w:type="character" w:styleId="887">
     <w:name w:val="Placeholder Text"/>
-    <w:basedOn w:val="148"/>
+    <w:basedOn w:val="838"/>
     <w:uiPriority w:val="99"/>
     <w:semiHidden/>
     <w:pPr>
@@ -32586,7 +33831,7 @@
       <w:color w:val="666666"/>
     </w:rPr>
   </w:style>
-  <w:style w:type="paragraph" w:styleId="208">
+  <w:style w:type="paragraph" w:styleId="888">
     <w:name w:val="TOC Heading"/>
     <w:uiPriority w:val="39"/>
     <w:unhideWhenUsed/>
@@ -32596,10 +33841,10 @@
       <w:ind/>
     </w:pPr>
   </w:style>
-  <w:style w:type="paragraph" w:styleId="209">
+  <w:style w:type="paragraph" w:styleId="889">
     <w:name w:val="table of figures"/>
-    <w:basedOn w:val="138"/>
-    <w:next w:val="138"/>
+    <w:basedOn w:val="830"/>
+    <w:next w:val="830"/>
     <w:uiPriority w:val="99"/>
     <w:unhideWhenUsed/>
     <w:pPr>
@@ -32608,7 +33853,7 @@
       <w:ind/>
     </w:pPr>
   </w:style>
-  <w:style w:type="paragraph" w:styleId="665">
+  <w:style w:type="paragraph" w:styleId="890">
     <w:name w:val="DStyle_paragraph"/>
     <w:pPr>
       <w:widowControl w:val="true"/>
@@ -32624,19 +33869,19 @@
       <w:lang w:val="en-US" w:eastAsia="zh-CN" w:bidi="hi-IN"/>
     </w:rPr>
   </w:style>
-  <w:style w:type="paragraph" w:styleId="666" w:customStyle="1">
+  <w:style w:type="paragraph" w:styleId="891" w:customStyle="1">
     <w:name w:val="Standard"/>
-    <w:basedOn w:val="665"/>
+    <w:basedOn w:val="890"/>
     <w:pPr>
       <w:pBdr/>
       <w:spacing/>
       <w:ind/>
     </w:pPr>
   </w:style>
-  <w:style w:type="paragraph" w:styleId="667" w:customStyle="1">
+  <w:style w:type="paragraph" w:styleId="892" w:customStyle="1">
     <w:name w:val="Heading"/>
-    <w:basedOn w:val="666"/>
-    <w:next w:val="668"/>
+    <w:basedOn w:val="891"/>
+    <w:next w:val="893"/>
     <w:pPr>
       <w:keepNext w:val="true"/>
       <w:pBdr/>
@@ -32649,9 +33894,9 @@
       <w:szCs w:val="28"/>
     </w:rPr>
   </w:style>
-  <w:style w:type="paragraph" w:styleId="668" w:customStyle="1">
+  <w:style w:type="paragraph" w:styleId="893" w:customStyle="1">
     <w:name w:val="Text body"/>
-    <w:basedOn w:val="666"/>
+    <w:basedOn w:val="891"/>
     <w:qFormat/>
     <w:pPr>
       <w:pBdr/>
@@ -32659,9 +33904,9 @@
       <w:ind/>
     </w:pPr>
   </w:style>
-  <w:style w:type="paragraph" w:styleId="669" w:customStyle="1">
+  <w:style w:type="paragraph" w:styleId="894" w:customStyle="1">
     <w:name w:val="List"/>
-    <w:basedOn w:val="668"/>
+    <w:basedOn w:val="893"/>
     <w:pPr>
       <w:pBdr/>
       <w:spacing/>
@@ -32671,9 +33916,9 @@
       <w:rFonts w:cs="FreeSans"/>
     </w:rPr>
   </w:style>
-  <w:style w:type="paragraph" w:styleId="670" w:customStyle="1">
+  <w:style w:type="paragraph" w:styleId="895" w:customStyle="1">
     <w:name w:val="Caption"/>
-    <w:basedOn w:val="666"/>
+    <w:basedOn w:val="891"/>
     <w:pPr>
       <w:pBdr/>
       <w:spacing w:after="120" w:before="120"/>
@@ -32687,9 +33932,9 @@
       <w:szCs w:val="24"/>
     </w:rPr>
   </w:style>
-  <w:style w:type="paragraph" w:styleId="671" w:customStyle="1">
+  <w:style w:type="paragraph" w:styleId="896" w:customStyle="1">
     <w:name w:val="Index"/>
-    <w:basedOn w:val="666"/>
+    <w:basedOn w:val="891"/>
     <w:pPr>
       <w:pBdr/>
       <w:spacing/>
@@ -32699,10 +33944,10 @@
       <w:rFonts w:cs="FreeSans"/>
     </w:rPr>
   </w:style>
-  <w:style w:type="paragraph" w:styleId="672" w:customStyle="1">
+  <w:style w:type="paragraph" w:styleId="897" w:customStyle="1">
     <w:name w:val="Heading 1"/>
-    <w:basedOn w:val="667"/>
-    <w:next w:val="668"/>
+    <w:basedOn w:val="892"/>
+    <w:next w:val="893"/>
     <w:qFormat/>
     <w:pPr>
       <w:numPr>
@@ -32721,10 +33966,10 @@
       <w:szCs w:val="36"/>
     </w:rPr>
   </w:style>
-  <w:style w:type="paragraph" w:styleId="673" w:customStyle="1">
+  <w:style w:type="paragraph" w:styleId="898" w:customStyle="1">
     <w:name w:val="Heading 2"/>
-    <w:basedOn w:val="667"/>
-    <w:next w:val="668"/>
+    <w:basedOn w:val="892"/>
+    <w:next w:val="893"/>
     <w:qFormat/>
     <w:pPr>
       <w:numPr>
@@ -32743,9 +33988,9 @@
       <w:szCs w:val="32"/>
     </w:rPr>
   </w:style>
-  <w:style w:type="character" w:styleId="674" w:customStyle="1">
+  <w:style w:type="character" w:styleId="899" w:customStyle="1">
     <w:name w:val="Numbering Symbols"/>
-    <w:basedOn w:val="665"/>
+    <w:basedOn w:val="890"/>
     <w:qFormat/>
     <w:pPr>
       <w:pBdr/>
